--- a/courts/ninth-circuit/court-of-appeals/reply-brief/usage/OUTPUT-reply-brief.docx
+++ b/courts/ninth-circuit/court-of-appeals/reply-brief/usage/OUTPUT-reply-brief.docx
@@ -4,21 +4,2913 @@
   <w:body>
     <w:p>
       <w:pPr>
-        <w:pStyle w:val="Date"/>
-      </w:pPr>
-      <w:r>
-        <w:t xml:space="preserve">December 1, 2023</w:t>
+        <w:keepNext/>
+        <w:keepLines/>
+        <w:spacing w:before="0" w:after="0" w:line="340" w:lineRule="exact"/>
+        <w:jc w:val="center"/>
+      </w:pPr>
+      <w:r>
+        <w:rPr>
+          <w:b/>
+          <w:bCs/>
+        </w:rPr>
+        <w:t xml:space="preserve">No. </w:t>
+      </w:r>
+      <w:r>
+        <w:rPr>
+          <w:b/>
+          <w:bCs/>
+        </w:rPr>
+        <w:t xml:space="preserve">23</w:t>
+        <w:noBreakHyphen/>
+        <w:t xml:space="preserve">55431</w:t>
+      </w:r>
+    </w:p>
+    <w:p>
+      <w:pPr>
+        <w:pBdr>
+          <w:bottom w:val="thickThinSmallGap" w:sz="12" w:space="1" w:color="000000"/>
+        </w:pBdr>
+        <w:spacing w:before="111" w:after="0" w:line="120" w:lineRule="exact"/>
+        <w:ind w:left="0" w:right="0"/>
+      </w:pPr>
+    </w:p>
+    <w:p>
+      <w:pPr>
+        <w:spacing w:before="185" w:after="0" w:line="340" w:lineRule="exact"/>
+        <w:jc w:val="center"/>
+      </w:pPr>
+      <w:r>
+        <w:rPr>
+          <w:b/>
+          <w:bCs/>
+        </w:rPr>
+        <w:t xml:space="preserve">IN THE UNITED STATES COURT OF APPEALS</w:t>
+      </w:r>
+      <w:r>
+        <w:br/>
+      </w:r>
+      <w:r>
+        <w:rPr>
+          <w:b/>
+          <w:bCs/>
+        </w:rPr>
+        <w:t xml:space="preserve">FOR THE NINTH CIRCUIT</w:t>
+      </w:r>
+    </w:p>
+    <w:p>
+      <w:pPr>
+        <w:pBdr>
+          <w:bottom w:val="single" w:sz="6" w:space="1" w:color="000000"/>
+        </w:pBdr>
+        <w:spacing w:before="185" w:after="0" w:line="120" w:lineRule="exact"/>
+        <w:ind w:left="3240" w:right="3240"/>
+      </w:pPr>
+    </w:p>
+    <w:p>
+      <w:pPr>
+        <w:spacing w:before="185" w:after="0" w:line="340" w:lineRule="exact"/>
+        <w:jc w:val="center"/>
+      </w:pPr>
+      <w:r>
+        <w:t xml:space="preserve">B</w:t>
+      </w:r>
+      <w:r>
+        <w:t xml:space="preserve"> </w:t>
+      </w:r>
+      <w:r>
+        <w:t xml:space="preserve">&amp;</w:t>
+      </w:r>
+      <w:r>
+        <w:t xml:space="preserve"> </w:t>
+      </w:r>
+      <w:r>
+        <w:t xml:space="preserve">L</w:t>
+      </w:r>
+      <w:r>
+        <w:t xml:space="preserve"> </w:t>
+      </w:r>
+      <w:r>
+        <w:t xml:space="preserve">PRODUCTIONS,</w:t>
+      </w:r>
+      <w:r>
+        <w:t xml:space="preserve"> </w:t>
+      </w:r>
+      <w:r>
+        <w:t xml:space="preserve">INC.,</w:t>
+      </w:r>
+      <w:r>
+        <w:t xml:space="preserve"> </w:t>
+      </w:r>
+      <w:r>
+        <w:t xml:space="preserve">et</w:t>
+      </w:r>
+      <w:r>
+        <w:t xml:space="preserve"> </w:t>
+      </w:r>
+      <w:r>
+        <w:t xml:space="preserve">al.,</w:t>
+      </w:r>
+    </w:p>
+    <w:p>
+      <w:pPr>
+        <w:spacing w:before="0" w:after="0" w:line="340" w:lineRule="exact"/>
+        <w:ind w:left="4680"/>
+      </w:pPr>
+      <w:r>
+        <w:t xml:space="preserve">Plaintiffs-Appellants,</w:t>
+      </w:r>
+    </w:p>
+    <w:p>
+      <w:pPr>
+        <w:spacing w:before="55" w:after="55" w:line="340" w:lineRule="exact"/>
+        <w:jc w:val="center"/>
+      </w:pPr>
+      <w:r>
+        <w:t xml:space="preserve">v.</w:t>
+      </w:r>
+    </w:p>
+    <w:p>
+      <w:pPr>
+        <w:spacing w:before="0" w:after="0" w:line="340" w:lineRule="exact"/>
+        <w:jc w:val="center"/>
+      </w:pPr>
+      <w:r>
+        <w:t xml:space="preserve">GAVIN</w:t>
+      </w:r>
+      <w:r>
+        <w:t xml:space="preserve"> </w:t>
+      </w:r>
+      <w:r>
+        <w:t xml:space="preserve">NEWSOM,</w:t>
+      </w:r>
+      <w:r>
+        <w:t xml:space="preserve"> </w:t>
+      </w:r>
+      <w:r>
+        <w:t xml:space="preserve">in</w:t>
+      </w:r>
+      <w:r>
+        <w:t xml:space="preserve"> </w:t>
+      </w:r>
+      <w:r>
+        <w:t xml:space="preserve">his</w:t>
+      </w:r>
+      <w:r>
+        <w:t xml:space="preserve"> </w:t>
+      </w:r>
+      <w:r>
+        <w:t xml:space="preserve">official</w:t>
+      </w:r>
+      <w:r>
+        <w:t xml:space="preserve"> </w:t>
+      </w:r>
+      <w:r>
+        <w:t xml:space="preserve">capacity</w:t>
+      </w:r>
+      <w:r>
+        <w:t xml:space="preserve"> </w:t>
+      </w:r>
+      <w:r>
+        <w:t xml:space="preserve">as</w:t>
+      </w:r>
+      <w:r>
+        <w:t xml:space="preserve"> </w:t>
+      </w:r>
+      <w:r>
+        <w:t xml:space="preserve">Governor</w:t>
+      </w:r>
+      <w:r>
+        <w:t xml:space="preserve"> </w:t>
+      </w:r>
+      <w:r>
+        <w:t xml:space="preserve">of</w:t>
+      </w:r>
+      <w:r>
+        <w:t xml:space="preserve"> </w:t>
+      </w:r>
+      <w:r>
+        <w:t xml:space="preserve">the</w:t>
+      </w:r>
+      <w:r>
+        <w:t xml:space="preserve"> </w:t>
+      </w:r>
+      <w:r>
+        <w:t xml:space="preserve">State</w:t>
+      </w:r>
+      <w:r>
+        <w:t xml:space="preserve"> </w:t>
+      </w:r>
+      <w:r>
+        <w:t xml:space="preserve">of</w:t>
+      </w:r>
+      <w:r>
+        <w:t xml:space="preserve"> </w:t>
+      </w:r>
+      <w:r>
+        <w:t xml:space="preserve">California</w:t>
+      </w:r>
+      <w:r>
+        <w:t xml:space="preserve"> </w:t>
+      </w:r>
+      <w:r>
+        <w:t xml:space="preserve">and</w:t>
+      </w:r>
+      <w:r>
+        <w:t xml:space="preserve"> </w:t>
+      </w:r>
+      <w:r>
+        <w:t xml:space="preserve">in</w:t>
+      </w:r>
+      <w:r>
+        <w:t xml:space="preserve"> </w:t>
+      </w:r>
+      <w:r>
+        <w:t xml:space="preserve">his</w:t>
+      </w:r>
+      <w:r>
+        <w:t xml:space="preserve"> </w:t>
+      </w:r>
+      <w:r>
+        <w:t xml:space="preserve">personal</w:t>
+      </w:r>
+      <w:r>
+        <w:t xml:space="preserve"> </w:t>
+      </w:r>
+      <w:r>
+        <w:t xml:space="preserve">capacity,</w:t>
+      </w:r>
+      <w:r>
+        <w:t xml:space="preserve"> </w:t>
+      </w:r>
+      <w:r>
+        <w:t xml:space="preserve">et</w:t>
+      </w:r>
+      <w:r>
+        <w:t xml:space="preserve"> </w:t>
+      </w:r>
+      <w:r>
+        <w:t xml:space="preserve">al.,</w:t>
+      </w:r>
+    </w:p>
+    <w:p>
+      <w:pPr>
+        <w:spacing w:before="0" w:after="0" w:line="340" w:lineRule="exact"/>
+        <w:ind w:left="4680"/>
+      </w:pPr>
+      <w:r>
+        <w:t xml:space="preserve">Defendants-Appellees.</w:t>
+      </w:r>
+    </w:p>
+    <w:p>
+      <w:pPr>
+        <w:pBdr>
+          <w:bottom w:val="single" w:sz="6" w:space="1" w:color="000000"/>
+        </w:pBdr>
+        <w:spacing w:before="185" w:after="0" w:line="120" w:lineRule="exact"/>
+        <w:ind w:left="3240" w:right="3240"/>
+      </w:pPr>
+    </w:p>
+    <w:p>
+      <w:pPr>
+        <w:spacing w:before="185" w:after="0" w:line="340" w:lineRule="exact"/>
+        <w:jc w:val="center"/>
+      </w:pPr>
+      <w:r>
+        <w:t xml:space="preserve">On</w:t>
+      </w:r>
+      <w:r>
+        <w:t xml:space="preserve"> </w:t>
+      </w:r>
+      <w:r>
+        <w:t xml:space="preserve">Appeal</w:t>
+      </w:r>
+      <w:r>
+        <w:t xml:space="preserve"> </w:t>
+      </w:r>
+      <w:r>
+        <w:t xml:space="preserve">from</w:t>
+      </w:r>
+      <w:r>
+        <w:t xml:space="preserve"> </w:t>
+      </w:r>
+      <w:r>
+        <w:t xml:space="preserve">the</w:t>
+      </w:r>
+      <w:r>
+        <w:t xml:space="preserve"> </w:t>
+      </w:r>
+      <w:r>
+        <w:t xml:space="preserve">United</w:t>
+      </w:r>
+      <w:r>
+        <w:t xml:space="preserve"> </w:t>
+      </w:r>
+      <w:r>
+        <w:t xml:space="preserve">States</w:t>
+      </w:r>
+      <w:r>
+        <w:t xml:space="preserve"> </w:t>
+      </w:r>
+      <w:r>
+        <w:t xml:space="preserve">District</w:t>
+      </w:r>
+      <w:r>
+        <w:t xml:space="preserve"> </w:t>
+      </w:r>
+      <w:r>
+        <w:t xml:space="preserve">Court</w:t>
+      </w:r>
+      <w:r>
+        <w:t xml:space="preserve"> </w:t>
+      </w:r>
+      <w:r>
+        <w:t xml:space="preserve">for</w:t>
+      </w:r>
+      <w:r>
+        <w:t xml:space="preserve"> </w:t>
+      </w:r>
+      <w:r>
+        <w:t xml:space="preserve">the</w:t>
+      </w:r>
+      <w:r>
+        <w:t xml:space="preserve"> </w:t>
+      </w:r>
+      <w:r>
+        <w:t xml:space="preserve">Southern</w:t>
+      </w:r>
+      <w:r>
+        <w:t xml:space="preserve"> </w:t>
+      </w:r>
+      <w:r>
+        <w:t xml:space="preserve">District</w:t>
+      </w:r>
+      <w:r>
+        <w:t xml:space="preserve"> </w:t>
+      </w:r>
+      <w:r>
+        <w:t xml:space="preserve">of</w:t>
+      </w:r>
+      <w:r>
+        <w:t xml:space="preserve"> </w:t>
+      </w:r>
+      <w:r>
+        <w:t xml:space="preserve">California</w:t>
+      </w:r>
+    </w:p>
+    <w:p>
+      <w:pPr>
+        <w:spacing w:before="0" w:after="0" w:line="340" w:lineRule="exact"/>
+        <w:jc w:val="center"/>
+      </w:pPr>
+      <w:r>
+        <w:t xml:space="preserve">D.C. No. </w:t>
+      </w:r>
+      <w:r>
+        <w:t xml:space="preserve">3:21-cv</w:t>
+        <w:noBreakHyphen/>
+        <w:t xml:space="preserve">01718-AJB-DDL</w:t>
+      </w:r>
+      <w:r>
+        <w:t xml:space="preserve">; </w:t>
+      </w:r>
+      <w:r>
+        <w:t xml:space="preserve">Honorable</w:t>
+      </w:r>
+      <w:r>
+        <w:t xml:space="preserve"> </w:t>
+      </w:r>
+      <w:r>
+        <w:t xml:space="preserve">Anthony</w:t>
+      </w:r>
+      <w:r>
+        <w:t xml:space="preserve"> </w:t>
+      </w:r>
+      <w:r>
+        <w:t xml:space="preserve">J.</w:t>
+      </w:r>
+      <w:r>
+        <w:t xml:space="preserve"> </w:t>
+      </w:r>
+      <w:r>
+        <w:t xml:space="preserve">Battaglia</w:t>
+      </w:r>
+    </w:p>
+    <w:p>
+      <w:pPr>
+        <w:pBdr>
+          <w:bottom w:val="single" w:sz="6" w:space="1" w:color="000000"/>
+        </w:pBdr>
+        <w:spacing w:before="185" w:after="0" w:line="120" w:lineRule="exact"/>
+        <w:ind w:left="3240" w:right="3240"/>
+      </w:pPr>
+    </w:p>
+    <w:p>
+      <w:pPr>
+        <w:spacing w:before="185" w:after="0" w:line="340" w:lineRule="exact"/>
+        <w:jc w:val="center"/>
+      </w:pPr>
+      <w:r>
+        <w:rPr>
+          <w:b/>
+          <w:bCs/>
+          <w:caps/>
+        </w:rPr>
+        <w:t xml:space="preserve">Appellants’</w:t>
+      </w:r>
+      <w:r>
+        <w:rPr>
+          <w:b/>
+          <w:bCs/>
+          <w:caps/>
+        </w:rPr>
+        <w:t xml:space="preserve"> </w:t>
+      </w:r>
+      <w:r>
+        <w:rPr>
+          <w:b/>
+          <w:bCs/>
+          <w:caps/>
+        </w:rPr>
+        <w:t xml:space="preserve">Reply</w:t>
+      </w:r>
+      <w:r>
+        <w:rPr>
+          <w:b/>
+          <w:bCs/>
+          <w:caps/>
+        </w:rPr>
+        <w:t xml:space="preserve"> </w:t>
+      </w:r>
+      <w:r>
+        <w:rPr>
+          <w:b/>
+          <w:bCs/>
+          <w:caps/>
+        </w:rPr>
+        <w:t xml:space="preserve">Brief</w:t>
+      </w:r>
+    </w:p>
+    <w:p>
+      <w:pPr>
+        <w:pBdr>
+          <w:bottom w:val="single" w:sz="6" w:space="1" w:color="000000"/>
+        </w:pBdr>
+        <w:spacing w:before="185" w:after="0" w:line="120" w:lineRule="exact"/>
+        <w:ind w:left="3240" w:right="3240"/>
+      </w:pPr>
+    </w:p>
+    <w:p>
+      <w:pPr>
+        <w:keepLines/>
+        <w:spacing w:before="185" w:after="0" w:line="340" w:lineRule="exact"/>
+        <w:ind w:left="4680"/>
+      </w:pPr>
+      <w:r>
+        <w:t xml:space="preserve">C.D.</w:t>
+      </w:r>
+      <w:r>
+        <w:t xml:space="preserve"> </w:t>
+      </w:r>
+      <w:r>
+        <w:t xml:space="preserve">Michel</w:t>
+      </w:r>
+    </w:p>
+    <w:p>
+      <w:pPr>
+        <w:keepLines/>
+        <w:spacing w:before="0" w:after="0" w:line="340" w:lineRule="exact"/>
+        <w:ind w:left="4680"/>
+      </w:pPr>
+      <w:r>
+        <w:t xml:space="preserve">Anna</w:t>
+      </w:r>
+      <w:r>
+        <w:t xml:space="preserve"> </w:t>
+      </w:r>
+      <w:r>
+        <w:t xml:space="preserve">M.</w:t>
+      </w:r>
+      <w:r>
+        <w:t xml:space="preserve"> </w:t>
+      </w:r>
+      <w:r>
+        <w:t xml:space="preserve">Barvir</w:t>
+      </w:r>
+    </w:p>
+    <w:p>
+      <w:pPr>
+        <w:keepLines/>
+        <w:spacing w:before="0" w:after="0" w:line="340" w:lineRule="exact"/>
+        <w:ind w:left="4680"/>
+      </w:pPr>
+      <w:r>
+        <w:t xml:space="preserve">Tiffany</w:t>
+      </w:r>
+      <w:r>
+        <w:t xml:space="preserve"> </w:t>
+      </w:r>
+      <w:r>
+        <w:t xml:space="preserve">D.</w:t>
+      </w:r>
+      <w:r>
+        <w:t xml:space="preserve"> </w:t>
+      </w:r>
+      <w:r>
+        <w:t xml:space="preserve">Cheuvront</w:t>
+      </w:r>
+    </w:p>
+    <w:p>
+      <w:pPr>
+        <w:keepLines/>
+        <w:spacing w:before="0" w:after="0" w:line="340" w:lineRule="exact"/>
+        <w:ind w:left="4680" w:firstLine="140"/>
+      </w:pPr>
+      <w:r>
+        <w:rPr>
+          <w:i/>
+          <w:iCs/>
+        </w:rPr>
+        <w:t xml:space="preserve">MICHEL</w:t>
+      </w:r>
+      <w:r>
+        <w:rPr>
+          <w:i/>
+          <w:iCs/>
+        </w:rPr>
+        <w:t xml:space="preserve"> </w:t>
+      </w:r>
+      <w:r>
+        <w:rPr>
+          <w:i/>
+          <w:iCs/>
+        </w:rPr>
+        <w:t xml:space="preserve">&amp;</w:t>
+      </w:r>
+      <w:r>
+        <w:rPr>
+          <w:i/>
+          <w:iCs/>
+        </w:rPr>
+        <w:t xml:space="preserve"> </w:t>
+      </w:r>
+      <w:r>
+        <w:rPr>
+          <w:i/>
+          <w:iCs/>
+        </w:rPr>
+        <w:t xml:space="preserve">ASSOCIATES,</w:t>
+      </w:r>
+      <w:r>
+        <w:rPr>
+          <w:i/>
+          <w:iCs/>
+        </w:rPr>
+        <w:t xml:space="preserve"> </w:t>
+      </w:r>
+      <w:r>
+        <w:rPr>
+          <w:i/>
+          <w:iCs/>
+        </w:rPr>
+        <w:t xml:space="preserve">P.C.</w:t>
+      </w:r>
+    </w:p>
+    <w:p>
+      <w:pPr>
+        <w:keepLines/>
+        <w:spacing w:before="0" w:after="0" w:line="340" w:lineRule="exact"/>
+        <w:ind w:left="4680" w:firstLine="140"/>
+      </w:pPr>
+      <w:r>
+        <w:rPr>
+          <w:i/>
+          <w:iCs/>
+        </w:rPr>
+        <w:t xml:space="preserve">180</w:t>
+      </w:r>
+      <w:r>
+        <w:rPr>
+          <w:i/>
+          <w:iCs/>
+        </w:rPr>
+        <w:t xml:space="preserve"> </w:t>
+      </w:r>
+      <w:r>
+        <w:rPr>
+          <w:i/>
+          <w:iCs/>
+        </w:rPr>
+        <w:t xml:space="preserve">E.</w:t>
+      </w:r>
+      <w:r>
+        <w:rPr>
+          <w:i/>
+          <w:iCs/>
+        </w:rPr>
+        <w:t xml:space="preserve"> </w:t>
+      </w:r>
+      <w:r>
+        <w:rPr>
+          <w:i/>
+          <w:iCs/>
+        </w:rPr>
+        <w:t xml:space="preserve">Ocean</w:t>
+      </w:r>
+      <w:r>
+        <w:rPr>
+          <w:i/>
+          <w:iCs/>
+        </w:rPr>
+        <w:t xml:space="preserve"> </w:t>
+      </w:r>
+      <w:r>
+        <w:rPr>
+          <w:i/>
+          <w:iCs/>
+        </w:rPr>
+        <w:t xml:space="preserve">Blvd.,</w:t>
+      </w:r>
+      <w:r>
+        <w:rPr>
+          <w:i/>
+          <w:iCs/>
+        </w:rPr>
+        <w:t xml:space="preserve"> </w:t>
+      </w:r>
+      <w:r>
+        <w:rPr>
+          <w:i/>
+          <w:iCs/>
+        </w:rPr>
+        <w:t xml:space="preserve">Suite</w:t>
+      </w:r>
+      <w:r>
+        <w:rPr>
+          <w:i/>
+          <w:iCs/>
+        </w:rPr>
+        <w:t xml:space="preserve"> </w:t>
+      </w:r>
+      <w:r>
+        <w:rPr>
+          <w:i/>
+          <w:iCs/>
+        </w:rPr>
+        <w:t xml:space="preserve">200</w:t>
+      </w:r>
+    </w:p>
+    <w:p>
+      <w:pPr>
+        <w:keepLines/>
+        <w:spacing w:before="0" w:after="0" w:line="340" w:lineRule="exact"/>
+        <w:ind w:left="4680" w:firstLine="140"/>
+      </w:pPr>
+      <w:r>
+        <w:rPr>
+          <w:i/>
+          <w:iCs/>
+        </w:rPr>
+        <w:t xml:space="preserve">Long</w:t>
+      </w:r>
+      <w:r>
+        <w:rPr>
+          <w:i/>
+          <w:iCs/>
+        </w:rPr>
+        <w:t xml:space="preserve"> </w:t>
+      </w:r>
+      <w:r>
+        <w:rPr>
+          <w:i/>
+          <w:iCs/>
+        </w:rPr>
+        <w:t xml:space="preserve">Beach,</w:t>
+      </w:r>
+      <w:r>
+        <w:rPr>
+          <w:i/>
+          <w:iCs/>
+        </w:rPr>
+        <w:t xml:space="preserve"> </w:t>
+      </w:r>
+      <w:r>
+        <w:rPr>
+          <w:i/>
+          <w:iCs/>
+        </w:rPr>
+        <w:t xml:space="preserve">CA</w:t>
+      </w:r>
+      <w:r>
+        <w:rPr>
+          <w:i/>
+          <w:iCs/>
+        </w:rPr>
+        <w:t xml:space="preserve"> </w:t>
+      </w:r>
+      <w:r>
+        <w:rPr>
+          <w:i/>
+          <w:iCs/>
+        </w:rPr>
+        <w:t xml:space="preserve">90802</w:t>
+      </w:r>
+    </w:p>
+    <w:p>
+      <w:pPr>
+        <w:keepLines/>
+        <w:spacing w:before="0" w:after="0" w:line="340" w:lineRule="exact"/>
+        <w:ind w:left="4680" w:firstLine="140"/>
+      </w:pPr>
+      <w:r>
+        <w:rPr>
+          <w:i/>
+          <w:iCs/>
+        </w:rPr>
+        <w:t xml:space="preserve">cmichel@michellawyers.com</w:t>
+      </w:r>
+    </w:p>
+    <w:p>
+      <w:pPr>
+        <w:keepLines/>
+        <w:spacing w:before="0" w:after="0" w:line="340" w:lineRule="exact"/>
+        <w:ind w:left="4680" w:firstLine="140"/>
+      </w:pPr>
+      <w:r>
+        <w:rPr>
+          <w:i/>
+          <w:iCs/>
+        </w:rPr>
+        <w:t xml:space="preserve">(562)</w:t>
+      </w:r>
+      <w:r>
+        <w:rPr>
+          <w:i/>
+          <w:iCs/>
+        </w:rPr>
+        <w:t xml:space="preserve"> </w:t>
+      </w:r>
+      <w:r>
+        <w:rPr>
+          <w:i/>
+          <w:iCs/>
+        </w:rPr>
+        <w:t xml:space="preserve">216</w:t>
+        <w:noBreakHyphen/>
+        <w:t xml:space="preserve">4444</w:t>
+      </w:r>
+    </w:p>
+    <w:p>
+      <w:pPr>
+        <w:keepLines/>
+        <w:spacing w:before="100" w:after="0" w:line="340" w:lineRule="exact"/>
+        <w:ind w:left="4680"/>
+      </w:pPr>
+      <w:r>
+        <w:t xml:space="preserve">Donald</w:t>
+      </w:r>
+      <w:r>
+        <w:t xml:space="preserve"> </w:t>
+      </w:r>
+      <w:r>
+        <w:t xml:space="preserve">Kilmer</w:t>
+      </w:r>
+    </w:p>
+    <w:p>
+      <w:pPr>
+        <w:keepLines/>
+        <w:spacing w:before="0" w:after="0" w:line="340" w:lineRule="exact"/>
+        <w:ind w:left="4680" w:firstLine="140"/>
+      </w:pPr>
+      <w:r>
+        <w:rPr>
+          <w:i/>
+          <w:iCs/>
+        </w:rPr>
+        <w:t xml:space="preserve">Law</w:t>
+      </w:r>
+      <w:r>
+        <w:rPr>
+          <w:i/>
+          <w:iCs/>
+        </w:rPr>
+        <w:t xml:space="preserve"> </w:t>
+      </w:r>
+      <w:r>
+        <w:rPr>
+          <w:i/>
+          <w:iCs/>
+        </w:rPr>
+        <w:t xml:space="preserve">Offices</w:t>
+      </w:r>
+      <w:r>
+        <w:rPr>
+          <w:i/>
+          <w:iCs/>
+        </w:rPr>
+        <w:t xml:space="preserve"> </w:t>
+      </w:r>
+      <w:r>
+        <w:rPr>
+          <w:i/>
+          <w:iCs/>
+        </w:rPr>
+        <w:t xml:space="preserve">of</w:t>
+      </w:r>
+      <w:r>
+        <w:rPr>
+          <w:i/>
+          <w:iCs/>
+        </w:rPr>
+        <w:t xml:space="preserve"> </w:t>
+      </w:r>
+      <w:r>
+        <w:rPr>
+          <w:i/>
+          <w:iCs/>
+        </w:rPr>
+        <w:t xml:space="preserve">Donald</w:t>
+      </w:r>
+      <w:r>
+        <w:rPr>
+          <w:i/>
+          <w:iCs/>
+        </w:rPr>
+        <w:t xml:space="preserve"> </w:t>
+      </w:r>
+      <w:r>
+        <w:rPr>
+          <w:i/>
+          <w:iCs/>
+        </w:rPr>
+        <w:t xml:space="preserve">Kilmer,</w:t>
+      </w:r>
+      <w:r>
+        <w:rPr>
+          <w:i/>
+          <w:iCs/>
+        </w:rPr>
+        <w:t xml:space="preserve"> </w:t>
+      </w:r>
+      <w:r>
+        <w:rPr>
+          <w:i/>
+          <w:iCs/>
+        </w:rPr>
+        <w:t xml:space="preserve">APC</w:t>
+      </w:r>
+    </w:p>
+    <w:p>
+      <w:pPr>
+        <w:keepLines/>
+        <w:spacing w:before="0" w:after="0" w:line="340" w:lineRule="exact"/>
+        <w:ind w:left="4680" w:firstLine="140"/>
+      </w:pPr>
+      <w:r>
+        <w:rPr>
+          <w:i/>
+          <w:iCs/>
+        </w:rPr>
+        <w:t xml:space="preserve">14085</w:t>
+      </w:r>
+      <w:r>
+        <w:rPr>
+          <w:i/>
+          <w:iCs/>
+        </w:rPr>
+        <w:t xml:space="preserve"> </w:t>
+      </w:r>
+      <w:r>
+        <w:rPr>
+          <w:i/>
+          <w:iCs/>
+        </w:rPr>
+        <w:t xml:space="preserve">Silver</w:t>
+      </w:r>
+      <w:r>
+        <w:rPr>
+          <w:i/>
+          <w:iCs/>
+        </w:rPr>
+        <w:t xml:space="preserve"> </w:t>
+      </w:r>
+      <w:r>
+        <w:rPr>
+          <w:i/>
+          <w:iCs/>
+        </w:rPr>
+        <w:t xml:space="preserve">Ridge</w:t>
+      </w:r>
+      <w:r>
+        <w:rPr>
+          <w:i/>
+          <w:iCs/>
+        </w:rPr>
+        <w:t xml:space="preserve"> </w:t>
+      </w:r>
+      <w:r>
+        <w:rPr>
+          <w:i/>
+          <w:iCs/>
+        </w:rPr>
+        <w:t xml:space="preserve">Rd.</w:t>
+      </w:r>
+    </w:p>
+    <w:p>
+      <w:pPr>
+        <w:keepLines/>
+        <w:spacing w:before="0" w:after="0" w:line="340" w:lineRule="exact"/>
+        <w:ind w:left="4680" w:firstLine="140"/>
+      </w:pPr>
+      <w:r>
+        <w:rPr>
+          <w:i/>
+          <w:iCs/>
+        </w:rPr>
+        <w:t xml:space="preserve">Caldwell,</w:t>
+      </w:r>
+      <w:r>
+        <w:rPr>
+          <w:i/>
+          <w:iCs/>
+        </w:rPr>
+        <w:t xml:space="preserve"> </w:t>
+      </w:r>
+      <w:r>
+        <w:rPr>
+          <w:i/>
+          <w:iCs/>
+        </w:rPr>
+        <w:t xml:space="preserve">Idaho</w:t>
+      </w:r>
+      <w:r>
+        <w:rPr>
+          <w:i/>
+          <w:iCs/>
+        </w:rPr>
+        <w:t xml:space="preserve"> </w:t>
+      </w:r>
+      <w:r>
+        <w:rPr>
+          <w:i/>
+          <w:iCs/>
+        </w:rPr>
+        <w:t xml:space="preserve">83607</w:t>
+      </w:r>
+    </w:p>
+    <w:p>
+      <w:pPr>
+        <w:keepLines/>
+        <w:spacing w:before="0" w:after="0" w:line="340" w:lineRule="exact"/>
+        <w:ind w:left="4680" w:firstLine="140"/>
+      </w:pPr>
+      <w:r>
+        <w:rPr>
+          <w:i/>
+          <w:iCs/>
+        </w:rPr>
+        <w:t xml:space="preserve">don@dklawoffice.com</w:t>
+      </w:r>
+    </w:p>
+    <w:p>
+      <w:pPr>
+        <w:keepLines/>
+        <w:spacing w:before="0" w:after="0" w:line="340" w:lineRule="exact"/>
+        <w:ind w:left="4680" w:firstLine="140"/>
+      </w:pPr>
+      <w:r>
+        <w:rPr>
+          <w:i/>
+          <w:iCs/>
+        </w:rPr>
+        <w:t xml:space="preserve">(408)</w:t>
+      </w:r>
+      <w:r>
+        <w:rPr>
+          <w:i/>
+          <w:iCs/>
+        </w:rPr>
+        <w:t xml:space="preserve"> </w:t>
+      </w:r>
+      <w:r>
+        <w:rPr>
+          <w:i/>
+          <w:iCs/>
+        </w:rPr>
+        <w:t xml:space="preserve">264</w:t>
+        <w:noBreakHyphen/>
+        <w:t xml:space="preserve">8489</w:t>
+      </w:r>
+    </w:p>
+    <w:p>
+      <w:pPr>
+        <w:pBdr>
+          <w:bottom w:val="thickThinSmallGap" w:sz="12" w:space="1" w:color="000000"/>
+        </w:pBdr>
+        <w:spacing w:before="185" w:after="0" w:line="120" w:lineRule="exact"/>
+        <w:ind w:left="0" w:right="0"/>
+      </w:pPr>
+    </w:p>
+    <w:p>
+      <w:pPr>
+        <w:spacing w:before="0" w:after="0" w:line="20" w:lineRule="exact"/>
+        <w:sectPr>
+          <w:footerReference w:type="default" r:id="rIdFtrNone"/>
+          <w:pgSz w:w="12240" w:h="15840"/>
+          <w:pgMar w:top="1440" w:right="1440" w:bottom="1440" w:left="1440" w:header="720" w:footer="676" w:gutter="0"/>
+        </w:sectPr>
+      </w:pPr>
+    </w:p>
+    <w:p>
+      <w:pPr>
+        <w:keepNext/>
+        <w:keepLines/>
+        <w:spacing w:before="0" w:after="308" w:line="400" w:lineRule="exact"/>
+        <w:ind w:left="0" w:firstLine="0"/>
+        <w:jc w:val="center"/>
+      </w:pPr>
+      <w:r>
+        <w:rPr>
+          <w:b/>
+          <w:bCs/>
+          <w:sz w:val="32"/>
+          <w:szCs w:val="32"/>
+        </w:rPr>
+        <w:t xml:space="preserve">TABLE OF CONTENTS</w:t>
+      </w:r>
+    </w:p>
+    <w:p>
+      <w:pPr>
+        <w:keepNext/>
+        <w:keepLines/>
+        <w:spacing w:before="84" w:after="0" w:line="340" w:lineRule="exact"/>
+        <w:ind w:left="0" w:right="20"/>
+        <w:jc w:val="right"/>
+      </w:pPr>
+      <w:r>
+        <w:rPr>
+          <w:b/>
+          <w:bCs/>
+          <w:u w:val="single"/>
+        </w:rPr>
+        <w:t xml:space="preserve">Page</w:t>
+      </w:r>
+    </w:p>
+    <w:p>
+      <w:pPr>
+        <w:keepLines/>
+        <w:tabs>
+          <w:tab w:val="right" w:leader="dot" w:pos="9360"/>
+        </w:tabs>
+        <w:spacing w:before="168" w:after="0" w:line="340" w:lineRule="exact"/>
+        <w:ind w:left="0" w:right="720"/>
+      </w:pPr>
+      <w:r>
+        <w:t xml:space="preserve">TABLE OF AUTHORITIES   </w:t>
+      </w:r>
+      <w:r>
+        <w:tab/>
+      </w:r>
+      <w:r>
+        <w:t xml:space="preserve">ii</w:t>
+      </w:r>
+    </w:p>
+    <w:p>
+      <w:pPr>
+        <w:keepLines/>
+        <w:tabs>
+          <w:tab w:val="right" w:leader="dot" w:pos="9360"/>
+        </w:tabs>
+        <w:spacing w:before="168" w:after="0" w:line="340" w:lineRule="exact"/>
+        <w:ind w:left="0" w:right="720"/>
+      </w:pPr>
+      <w:r>
+        <w:t xml:space="preserve">INTRODUCTION   </w:t>
+      </w:r>
+      <w:r>
+        <w:tab/>
+      </w:r>
+      <w:r>
+        <w:t xml:space="preserve">1</w:t>
+      </w:r>
+    </w:p>
+    <w:p>
+      <w:pPr>
+        <w:keepLines/>
+        <w:tabs>
+          <w:tab w:val="right" w:leader="dot" w:pos="9360"/>
+        </w:tabs>
+        <w:spacing w:before="168" w:after="0" w:line="340" w:lineRule="exact"/>
+        <w:ind w:left="0" w:right="720"/>
+      </w:pPr>
+      <w:r>
+        <w:t xml:space="preserve">ARGUMENT   </w:t>
+      </w:r>
+      <w:r>
+        <w:tab/>
+      </w:r>
+      <w:r>
+        <w:t xml:space="preserve">2</w:t>
+      </w:r>
+    </w:p>
+    <w:p>
+      <w:pPr>
+        <w:keepLines/>
+        <w:tabs>
+          <w:tab w:val="right" w:leader="dot" w:pos="9360"/>
+        </w:tabs>
+        <w:spacing w:before="98" w:after="0" w:line="340" w:lineRule="exact"/>
+        <w:ind w:left="720" w:right="720" w:hanging="720"/>
+      </w:pPr>
+      <w:r>
+        <w:t xml:space="preserve">I.</w:t>
+      </w:r>
+      <w:r>
+        <w:tab/>
+      </w:r>
+      <w:r>
+        <w:t xml:space="preserve">The District Court’s Rule 12 Dismissal of Appellants’ Well-pled Second Amendment Claim Is Reversible Error   </w:t>
+      </w:r>
+      <w:r>
+        <w:tab/>
+      </w:r>
+      <w:r>
+        <w:t xml:space="preserve">2</w:t>
+      </w:r>
+    </w:p>
+    <w:p>
+      <w:pPr>
+        <w:keepLines/>
+        <w:tabs>
+          <w:tab w:val="right" w:leader="dot" w:pos="9360"/>
+        </w:tabs>
+        <w:spacing w:before="98" w:after="0" w:line="340" w:lineRule="exact"/>
+        <w:ind w:left="1440" w:right="720" w:hanging="720"/>
+      </w:pPr>
+      <w:r>
+        <w:t xml:space="preserve">A.</w:t>
+      </w:r>
+      <w:r>
+        <w:tab/>
+      </w:r>
+      <w:r>
+        <w:t xml:space="preserve">The District Court Improperly Relied on Texeira to Short-circuit the Text-and-History Based Analysis Required Under Bruen   </w:t>
+      </w:r>
+      <w:r>
+        <w:tab/>
+      </w:r>
+      <w:r>
+        <w:t xml:space="preserve">2</w:t>
+      </w:r>
+    </w:p>
+    <w:p>
+      <w:pPr>
+        <w:keepLines/>
+        <w:tabs>
+          <w:tab w:val="right" w:leader="dot" w:pos="9360"/>
+        </w:tabs>
+        <w:spacing w:before="168" w:after="0" w:line="340" w:lineRule="exact"/>
+        <w:ind w:left="0" w:right="720"/>
+      </w:pPr>
+      <w:r>
+        <w:t xml:space="preserve">CONCLUSION   </w:t>
+      </w:r>
+      <w:r>
+        <w:tab/>
+      </w:r>
+      <w:r>
+        <w:t xml:space="preserve">8</w:t>
+      </w:r>
+    </w:p>
+    <w:p>
+      <w:pPr>
+        <w:keepLines/>
+        <w:tabs>
+          <w:tab w:val="right" w:leader="dot" w:pos="9360"/>
+        </w:tabs>
+        <w:spacing w:before="168" w:after="0" w:line="340" w:lineRule="exact"/>
+        <w:ind w:left="0" w:right="720"/>
+      </w:pPr>
+      <w:r>
+        <w:t xml:space="preserve">STATEMENT OF RELATED CASES   </w:t>
+      </w:r>
+      <w:r>
+        <w:tab/>
+      </w:r>
+      <w:r>
+        <w:t xml:space="preserve">9</w:t>
+      </w:r>
+    </w:p>
+    <w:p>
+      <w:pPr>
+        <w:keepLines/>
+        <w:tabs>
+          <w:tab w:val="right" w:leader="dot" w:pos="9360"/>
+        </w:tabs>
+        <w:spacing w:before="168" w:after="0" w:line="340" w:lineRule="exact"/>
+        <w:ind w:left="0" w:right="720"/>
+      </w:pPr>
+      <w:r>
+        <w:t xml:space="preserve">CERTIFICATE OF COMPLIANCE   </w:t>
+      </w:r>
+      <w:r>
+        <w:tab/>
+      </w:r>
+      <w:r>
+        <w:t xml:space="preserve">10</w:t>
       </w:r>
     </w:p>
     <w:p>
       <w:pPr>
         <w:pStyle w:val="Heading1"/>
-      </w:pPr>
-      <w:bookmarkStart w:id="9" w:name="_introduction"/>
-      <w:r>
-        <w:t xml:space="preserve">Introduction</w:t>
-      </w:r>
-      <w:bookmarkEnd w:id="9"/>
+        <w:keepNext/>
+        <w:keepLines/>
+        <w:pageBreakBefore/>
+        <w:spacing w:before="0" w:after="308" w:line="400" w:lineRule="exact"/>
+        <w:ind w:left="0" w:firstLine="0"/>
+        <w:jc w:val="center"/>
+      </w:pPr>
+      <w:r>
+        <w:rPr>
+          <w:b/>
+          <w:bCs/>
+          <w:sz w:val="32"/>
+          <w:szCs w:val="32"/>
+        </w:rPr>
+        <w:t xml:space="preserve">TABLE OF AUTHORITIES</w:t>
+      </w:r>
+    </w:p>
+    <w:p>
+      <w:pPr>
+        <w:keepNext/>
+        <w:keepLines/>
+        <w:tabs>
+          <w:tab w:val="right" w:pos="9360"/>
+        </w:tabs>
+        <w:spacing w:before="280" w:after="56" w:line="340" w:lineRule="exact"/>
+      </w:pPr>
+      <w:r>
+        <w:rPr>
+          <w:b/>
+          <w:bCs/>
+        </w:rPr>
+        <w:t xml:space="preserve">Cases:</w:t>
+      </w:r>
+      <w:r>
+        <w:tab/>
+      </w:r>
+      <w:r>
+        <w:rPr>
+          <w:b/>
+          <w:bCs/>
+          <w:u w:val="single"/>
+        </w:rPr>
+        <w:t xml:space="preserve">Page(s)</w:t>
+      </w:r>
+    </w:p>
+    <w:p>
+      <w:pPr>
+        <w:keepLines/>
+        <w:tabs>
+          <w:tab w:val="right" w:leader="dot" w:pos="9360"/>
+        </w:tabs>
+        <w:spacing w:before="196" w:after="0" w:line="340" w:lineRule="exact"/>
+        <w:ind w:left="504" w:right="1120" w:hanging="504"/>
+      </w:pPr>
+      <w:r>
+        <w:rPr>
+          <w:i/>
+          <w:iCs/>
+        </w:rPr>
+        <w:t xml:space="preserve">B&amp;L</w:t>
+      </w:r>
+      <w:r>
+        <w:rPr>
+          <w:i/>
+          <w:iCs/>
+        </w:rPr>
+        <w:t xml:space="preserve"> </w:t>
+      </w:r>
+      <w:r>
+        <w:rPr>
+          <w:i/>
+          <w:iCs/>
+        </w:rPr>
+        <w:t xml:space="preserve">Prods.,</w:t>
+      </w:r>
+      <w:r>
+        <w:rPr>
+          <w:i/>
+          <w:iCs/>
+        </w:rPr>
+        <w:t xml:space="preserve"> </w:t>
+      </w:r>
+      <w:r>
+        <w:rPr>
+          <w:i/>
+          <w:iCs/>
+        </w:rPr>
+        <w:t xml:space="preserve">Inc.</w:t>
+      </w:r>
+      <w:r>
+        <w:rPr>
+          <w:i/>
+          <w:iCs/>
+        </w:rPr>
+        <w:t xml:space="preserve"> </w:t>
+      </w:r>
+      <w:r>
+        <w:rPr>
+          <w:i/>
+          <w:iCs/>
+        </w:rPr>
+        <w:t xml:space="preserve">v.</w:t>
+      </w:r>
+      <w:r>
+        <w:rPr>
+          <w:i/>
+          <w:iCs/>
+        </w:rPr>
+        <w:t xml:space="preserve"> </w:t>
+      </w:r>
+      <w:r>
+        <w:rPr>
+          <w:i/>
+          <w:iCs/>
+        </w:rPr>
+        <w:t xml:space="preserve">Newsom</w:t>
+      </w:r>
+      <w:r>
+        <w:t xml:space="preserve">,</w:t>
+      </w:r>
+      <w:r>
+        <w:br/>
+      </w:r>
+      <w:r>
+        <w:t xml:space="preserve">No.</w:t>
+      </w:r>
+      <w:r>
+        <w:t xml:space="preserve"> </w:t>
+      </w:r>
+      <w:r>
+        <w:t xml:space="preserve">8:22-cv</w:t>
+        <w:noBreakHyphen/>
+        <w:t xml:space="preserve">01518,</w:t>
+      </w:r>
+      <w:r>
+        <w:t xml:space="preserve"> </w:t>
+      </w:r>
+      <w:r>
+        <w:t xml:space="preserve">2023</w:t>
+      </w:r>
+      <w:r>
+        <w:t xml:space="preserve"> </w:t>
+      </w:r>
+      <w:r>
+        <w:t xml:space="preserve">WL</w:t>
+      </w:r>
+      <w:r>
+        <w:t xml:space="preserve"> </w:t>
+      </w:r>
+      <w:r>
+        <w:t xml:space="preserve">7132054</w:t>
+      </w:r>
+      <w:r>
+        <w:t xml:space="preserve"> </w:t>
+      </w:r>
+      <w:r>
+        <w:t xml:space="preserve">(C.D.</w:t>
+      </w:r>
+      <w:r>
+        <w:t xml:space="preserve"> </w:t>
+      </w:r>
+      <w:r>
+        <w:t xml:space="preserve">Cal.</w:t>
+      </w:r>
+      <w:r>
+        <w:t xml:space="preserve"> </w:t>
+      </w:r>
+      <w:r>
+        <w:t xml:space="preserve">Oct.</w:t>
+      </w:r>
+      <w:r>
+        <w:t xml:space="preserve"> </w:t>
+      </w:r>
+      <w:r>
+        <w:t xml:space="preserve">30,</w:t>
+      </w:r>
+      <w:r>
+        <w:t xml:space="preserve"> </w:t>
+      </w:r>
+      <w:r>
+        <w:t xml:space="preserve">2023)</w:t>
+      </w:r>
+      <w:r>
+        <w:t xml:space="preserve">   </w:t>
+      </w:r>
+      <w:r>
+        <w:tab/>
+      </w:r>
+      <w:r>
+        <w:t xml:space="preserve">3, 6, 7</w:t>
+      </w:r>
+    </w:p>
+    <w:p>
+      <w:pPr>
+        <w:keepLines/>
+        <w:tabs>
+          <w:tab w:val="right" w:leader="dot" w:pos="9360"/>
+        </w:tabs>
+        <w:spacing w:before="196" w:after="0" w:line="340" w:lineRule="exact"/>
+        <w:ind w:left="504" w:right="1120" w:hanging="504"/>
+      </w:pPr>
+      <w:r>
+        <w:rPr>
+          <w:i/>
+          <w:iCs/>
+        </w:rPr>
+        <w:t xml:space="preserve">Boland</w:t>
+      </w:r>
+      <w:r>
+        <w:rPr>
+          <w:i/>
+          <w:iCs/>
+        </w:rPr>
+        <w:t xml:space="preserve"> </w:t>
+      </w:r>
+      <w:r>
+        <w:rPr>
+          <w:i/>
+          <w:iCs/>
+        </w:rPr>
+        <w:t xml:space="preserve">v.</w:t>
+      </w:r>
+      <w:r>
+        <w:rPr>
+          <w:i/>
+          <w:iCs/>
+        </w:rPr>
+        <w:t xml:space="preserve"> </w:t>
+      </w:r>
+      <w:r>
+        <w:rPr>
+          <w:i/>
+          <w:iCs/>
+        </w:rPr>
+        <w:t xml:space="preserve">Bonta</w:t>
+      </w:r>
+      <w:r>
+        <w:t xml:space="preserve">,</w:t>
+      </w:r>
+      <w:r>
+        <w:br/>
+      </w:r>
+      <w:r>
+        <w:t xml:space="preserve">No.</w:t>
+      </w:r>
+      <w:r>
+        <w:t xml:space="preserve"> </w:t>
+      </w:r>
+      <w:r>
+        <w:t xml:space="preserve">22</w:t>
+        <w:noBreakHyphen/>
+        <w:t xml:space="preserve">01421,</w:t>
+      </w:r>
+      <w:r>
+        <w:t xml:space="preserve"> </w:t>
+      </w:r>
+      <w:r>
+        <w:t xml:space="preserve">2023</w:t>
+      </w:r>
+      <w:r>
+        <w:t xml:space="preserve"> </w:t>
+      </w:r>
+      <w:r>
+        <w:t xml:space="preserve">WL</w:t>
+      </w:r>
+      <w:r>
+        <w:t xml:space="preserve"> </w:t>
+      </w:r>
+      <w:r>
+        <w:t xml:space="preserve">2588565</w:t>
+      </w:r>
+      <w:r>
+        <w:t xml:space="preserve"> </w:t>
+      </w:r>
+      <w:r>
+        <w:t xml:space="preserve">(C.D.</w:t>
+      </w:r>
+      <w:r>
+        <w:t xml:space="preserve"> </w:t>
+      </w:r>
+      <w:r>
+        <w:t xml:space="preserve">Cal.</w:t>
+      </w:r>
+      <w:r>
+        <w:t xml:space="preserve"> </w:t>
+      </w:r>
+      <w:r>
+        <w:t xml:space="preserve">Mar.</w:t>
+      </w:r>
+      <w:r>
+        <w:t xml:space="preserve"> </w:t>
+      </w:r>
+      <w:r>
+        <w:t xml:space="preserve">20,</w:t>
+      </w:r>
+      <w:r>
+        <w:t xml:space="preserve"> </w:t>
+      </w:r>
+      <w:r>
+        <w:t xml:space="preserve">2023)</w:t>
+      </w:r>
+      <w:r>
+        <w:t xml:space="preserve">   </w:t>
+      </w:r>
+      <w:r>
+        <w:tab/>
+      </w:r>
+      <w:r>
+        <w:t xml:space="preserve">3</w:t>
+      </w:r>
+    </w:p>
+    <w:p>
+      <w:pPr>
+        <w:keepLines/>
+        <w:tabs>
+          <w:tab w:val="right" w:leader="dot" w:pos="9360"/>
+        </w:tabs>
+        <w:spacing w:before="196" w:after="0" w:line="340" w:lineRule="exact"/>
+        <w:ind w:left="504" w:right="1120" w:hanging="504"/>
+      </w:pPr>
+      <w:r>
+        <w:rPr>
+          <w:i/>
+          <w:iCs/>
+        </w:rPr>
+        <w:t xml:space="preserve">Central</w:t>
+      </w:r>
+      <w:r>
+        <w:rPr>
+          <w:i/>
+          <w:iCs/>
+        </w:rPr>
+        <w:t xml:space="preserve"> </w:t>
+      </w:r>
+      <w:r>
+        <w:rPr>
+          <w:i/>
+          <w:iCs/>
+        </w:rPr>
+        <w:t xml:space="preserve">Hudson</w:t>
+      </w:r>
+      <w:r>
+        <w:rPr>
+          <w:i/>
+          <w:iCs/>
+        </w:rPr>
+        <w:t xml:space="preserve"> </w:t>
+      </w:r>
+      <w:r>
+        <w:rPr>
+          <w:i/>
+          <w:iCs/>
+        </w:rPr>
+        <w:t xml:space="preserve">Gas</w:t>
+      </w:r>
+      <w:r>
+        <w:rPr>
+          <w:i/>
+          <w:iCs/>
+        </w:rPr>
+        <w:t xml:space="preserve"> </w:t>
+      </w:r>
+      <w:r>
+        <w:rPr>
+          <w:i/>
+          <w:iCs/>
+        </w:rPr>
+        <w:t xml:space="preserve">&amp;</w:t>
+      </w:r>
+      <w:r>
+        <w:rPr>
+          <w:i/>
+          <w:iCs/>
+        </w:rPr>
+        <w:t xml:space="preserve"> </w:t>
+      </w:r>
+      <w:r>
+        <w:rPr>
+          <w:i/>
+          <w:iCs/>
+        </w:rPr>
+        <w:t xml:space="preserve">Electric</w:t>
+      </w:r>
+      <w:r>
+        <w:rPr>
+          <w:i/>
+          <w:iCs/>
+        </w:rPr>
+        <w:t xml:space="preserve"> </w:t>
+      </w:r>
+      <w:r>
+        <w:rPr>
+          <w:i/>
+          <w:iCs/>
+        </w:rPr>
+        <w:t xml:space="preserve">Commission</w:t>
+      </w:r>
+      <w:r>
+        <w:rPr>
+          <w:i/>
+          <w:iCs/>
+        </w:rPr>
+        <w:t xml:space="preserve"> </w:t>
+      </w:r>
+      <w:r>
+        <w:rPr>
+          <w:i/>
+          <w:iCs/>
+        </w:rPr>
+        <w:t xml:space="preserve">v.</w:t>
+      </w:r>
+      <w:r>
+        <w:rPr>
+          <w:i/>
+          <w:iCs/>
+        </w:rPr>
+        <w:t xml:space="preserve"> </w:t>
+      </w:r>
+      <w:r>
+        <w:rPr>
+          <w:i/>
+          <w:iCs/>
+        </w:rPr>
+        <w:t xml:space="preserve">Public</w:t>
+      </w:r>
+      <w:r>
+        <w:rPr>
+          <w:i/>
+          <w:iCs/>
+        </w:rPr>
+        <w:t xml:space="preserve"> </w:t>
+      </w:r>
+      <w:r>
+        <w:rPr>
+          <w:i/>
+          <w:iCs/>
+        </w:rPr>
+        <w:t xml:space="preserve">Services</w:t>
+      </w:r>
+      <w:r>
+        <w:rPr>
+          <w:i/>
+          <w:iCs/>
+        </w:rPr>
+        <w:t xml:space="preserve"> </w:t>
+      </w:r>
+      <w:r>
+        <w:rPr>
+          <w:i/>
+          <w:iCs/>
+        </w:rPr>
+        <w:t xml:space="preserve">Commission</w:t>
+      </w:r>
+      <w:r>
+        <w:t xml:space="preserve">,</w:t>
+      </w:r>
+      <w:r>
+        <w:br/>
+      </w:r>
+      <w:r>
+        <w:t xml:space="preserve">447</w:t>
+      </w:r>
+      <w:r>
+        <w:t xml:space="preserve"> </w:t>
+      </w:r>
+      <w:r>
+        <w:t xml:space="preserve">U.S.</w:t>
+      </w:r>
+      <w:r>
+        <w:t xml:space="preserve"> </w:t>
+      </w:r>
+      <w:r>
+        <w:t xml:space="preserve">557</w:t>
+      </w:r>
+      <w:r>
+        <w:t xml:space="preserve"> </w:t>
+      </w:r>
+      <w:r>
+        <w:t xml:space="preserve">(1980)</w:t>
+      </w:r>
+      <w:r>
+        <w:t xml:space="preserve">   </w:t>
+      </w:r>
+      <w:r>
+        <w:tab/>
+      </w:r>
+      <w:r>
+        <w:t xml:space="preserve">1</w:t>
+      </w:r>
+    </w:p>
+    <w:p>
+      <w:pPr>
+        <w:keepLines/>
+        <w:tabs>
+          <w:tab w:val="right" w:leader="dot" w:pos="9360"/>
+        </w:tabs>
+        <w:spacing w:before="196" w:after="0" w:line="340" w:lineRule="exact"/>
+        <w:ind w:left="504" w:right="1120" w:hanging="504"/>
+      </w:pPr>
+      <w:r>
+        <w:rPr>
+          <w:i/>
+          <w:iCs/>
+        </w:rPr>
+        <w:t xml:space="preserve">District</w:t>
+      </w:r>
+      <w:r>
+        <w:rPr>
+          <w:i/>
+          <w:iCs/>
+        </w:rPr>
+        <w:t xml:space="preserve"> </w:t>
+      </w:r>
+      <w:r>
+        <w:rPr>
+          <w:i/>
+          <w:iCs/>
+        </w:rPr>
+        <w:t xml:space="preserve">of</w:t>
+      </w:r>
+      <w:r>
+        <w:rPr>
+          <w:i/>
+          <w:iCs/>
+        </w:rPr>
+        <w:t xml:space="preserve"> </w:t>
+      </w:r>
+      <w:r>
+        <w:rPr>
+          <w:i/>
+          <w:iCs/>
+        </w:rPr>
+        <w:t xml:space="preserve">Columbia</w:t>
+      </w:r>
+      <w:r>
+        <w:rPr>
+          <w:i/>
+          <w:iCs/>
+        </w:rPr>
+        <w:t xml:space="preserve"> </w:t>
+      </w:r>
+      <w:r>
+        <w:rPr>
+          <w:i/>
+          <w:iCs/>
+        </w:rPr>
+        <w:t xml:space="preserve">v.</w:t>
+      </w:r>
+      <w:r>
+        <w:rPr>
+          <w:i/>
+          <w:iCs/>
+        </w:rPr>
+        <w:t xml:space="preserve"> </w:t>
+      </w:r>
+      <w:r>
+        <w:rPr>
+          <w:i/>
+          <w:iCs/>
+        </w:rPr>
+        <w:t xml:space="preserve">Heller</w:t>
+      </w:r>
+      <w:r>
+        <w:t xml:space="preserve">,</w:t>
+      </w:r>
+      <w:r>
+        <w:br/>
+      </w:r>
+      <w:r>
+        <w:t xml:space="preserve">554</w:t>
+      </w:r>
+      <w:r>
+        <w:t xml:space="preserve"> </w:t>
+      </w:r>
+      <w:r>
+        <w:t xml:space="preserve">U.S.</w:t>
+      </w:r>
+      <w:r>
+        <w:t xml:space="preserve"> </w:t>
+      </w:r>
+      <w:r>
+        <w:t xml:space="preserve">570</w:t>
+      </w:r>
+      <w:r>
+        <w:t xml:space="preserve"> </w:t>
+      </w:r>
+      <w:r>
+        <w:t xml:space="preserve">(2008)</w:t>
+      </w:r>
+      <w:r>
+        <w:t xml:space="preserve">   </w:t>
+      </w:r>
+      <w:r>
+        <w:tab/>
+      </w:r>
+      <w:r>
+        <w:t xml:space="preserve">3, 4, 5</w:t>
+      </w:r>
+    </w:p>
+    <w:p>
+      <w:pPr>
+        <w:keepLines/>
+        <w:tabs>
+          <w:tab w:val="right" w:leader="dot" w:pos="9360"/>
+        </w:tabs>
+        <w:spacing w:before="196" w:after="0" w:line="340" w:lineRule="exact"/>
+        <w:ind w:left="504" w:right="1120" w:hanging="504"/>
+      </w:pPr>
+      <w:r>
+        <w:rPr>
+          <w:i/>
+          <w:iCs/>
+        </w:rPr>
+        <w:t xml:space="preserve">Jackson</w:t>
+      </w:r>
+      <w:r>
+        <w:rPr>
+          <w:i/>
+          <w:iCs/>
+        </w:rPr>
+        <w:t xml:space="preserve"> </w:t>
+      </w:r>
+      <w:r>
+        <w:rPr>
+          <w:i/>
+          <w:iCs/>
+        </w:rPr>
+        <w:t xml:space="preserve">v.</w:t>
+      </w:r>
+      <w:r>
+        <w:rPr>
+          <w:i/>
+          <w:iCs/>
+        </w:rPr>
+        <w:t xml:space="preserve"> </w:t>
+      </w:r>
+      <w:r>
+        <w:rPr>
+          <w:i/>
+          <w:iCs/>
+        </w:rPr>
+        <w:t xml:space="preserve">City</w:t>
+      </w:r>
+      <w:r>
+        <w:rPr>
+          <w:i/>
+          <w:iCs/>
+        </w:rPr>
+        <w:t xml:space="preserve"> </w:t>
+      </w:r>
+      <w:r>
+        <w:rPr>
+          <w:i/>
+          <w:iCs/>
+        </w:rPr>
+        <w:t xml:space="preserve">&amp;</w:t>
+      </w:r>
+      <w:r>
+        <w:rPr>
+          <w:i/>
+          <w:iCs/>
+        </w:rPr>
+        <w:t xml:space="preserve"> </w:t>
+      </w:r>
+      <w:r>
+        <w:rPr>
+          <w:i/>
+          <w:iCs/>
+        </w:rPr>
+        <w:t xml:space="preserve">County</w:t>
+      </w:r>
+      <w:r>
+        <w:rPr>
+          <w:i/>
+          <w:iCs/>
+        </w:rPr>
+        <w:t xml:space="preserve"> </w:t>
+      </w:r>
+      <w:r>
+        <w:rPr>
+          <w:i/>
+          <w:iCs/>
+        </w:rPr>
+        <w:t xml:space="preserve">of</w:t>
+      </w:r>
+      <w:r>
+        <w:rPr>
+          <w:i/>
+          <w:iCs/>
+        </w:rPr>
+        <w:t xml:space="preserve"> </w:t>
+      </w:r>
+      <w:r>
+        <w:rPr>
+          <w:i/>
+          <w:iCs/>
+        </w:rPr>
+        <w:t xml:space="preserve">San</w:t>
+      </w:r>
+      <w:r>
+        <w:rPr>
+          <w:i/>
+          <w:iCs/>
+        </w:rPr>
+        <w:t xml:space="preserve"> </w:t>
+      </w:r>
+      <w:r>
+        <w:rPr>
+          <w:i/>
+          <w:iCs/>
+        </w:rPr>
+        <w:t xml:space="preserve">Francisco</w:t>
+      </w:r>
+      <w:r>
+        <w:t xml:space="preserve">,</w:t>
+      </w:r>
+      <w:r>
+        <w:br/>
+      </w:r>
+      <w:r>
+        <w:t xml:space="preserve">746</w:t>
+      </w:r>
+      <w:r>
+        <w:t xml:space="preserve"> </w:t>
+      </w:r>
+      <w:r>
+        <w:t xml:space="preserve">F.3d</w:t>
+      </w:r>
+      <w:r>
+        <w:t xml:space="preserve"> </w:t>
+      </w:r>
+      <w:r>
+        <w:t xml:space="preserve">953</w:t>
+      </w:r>
+      <w:r>
+        <w:t xml:space="preserve"> </w:t>
+      </w:r>
+      <w:r>
+        <w:t xml:space="preserve">(9th</w:t>
+      </w:r>
+      <w:r>
+        <w:t xml:space="preserve"> </w:t>
+      </w:r>
+      <w:r>
+        <w:t xml:space="preserve">Cir.</w:t>
+      </w:r>
+      <w:r>
+        <w:t xml:space="preserve"> </w:t>
+      </w:r>
+      <w:r>
+        <w:t xml:space="preserve">2014)</w:t>
+      </w:r>
+      <w:r>
+        <w:t xml:space="preserve">   </w:t>
+      </w:r>
+      <w:r>
+        <w:tab/>
+      </w:r>
+      <w:r>
+        <w:t xml:space="preserve">3</w:t>
+      </w:r>
+    </w:p>
+    <w:p>
+      <w:pPr>
+        <w:keepLines/>
+        <w:tabs>
+          <w:tab w:val="right" w:leader="dot" w:pos="9360"/>
+        </w:tabs>
+        <w:spacing w:before="196" w:after="0" w:line="340" w:lineRule="exact"/>
+        <w:ind w:left="504" w:right="1120" w:hanging="504"/>
+      </w:pPr>
+      <w:r>
+        <w:rPr>
+          <w:i/>
+          <w:iCs/>
+        </w:rPr>
+        <w:t xml:space="preserve">New</w:t>
+      </w:r>
+      <w:r>
+        <w:rPr>
+          <w:i/>
+          <w:iCs/>
+        </w:rPr>
+        <w:t xml:space="preserve"> </w:t>
+      </w:r>
+      <w:r>
+        <w:rPr>
+          <w:i/>
+          <w:iCs/>
+        </w:rPr>
+        <w:t xml:space="preserve">York</w:t>
+      </w:r>
+      <w:r>
+        <w:rPr>
+          <w:i/>
+          <w:iCs/>
+        </w:rPr>
+        <w:t xml:space="preserve"> </w:t>
+      </w:r>
+      <w:r>
+        <w:rPr>
+          <w:i/>
+          <w:iCs/>
+        </w:rPr>
+        <w:t xml:space="preserve">State</w:t>
+      </w:r>
+      <w:r>
+        <w:rPr>
+          <w:i/>
+          <w:iCs/>
+        </w:rPr>
+        <w:t xml:space="preserve"> </w:t>
+      </w:r>
+      <w:r>
+        <w:rPr>
+          <w:i/>
+          <w:iCs/>
+        </w:rPr>
+        <w:t xml:space="preserve">Rifle</w:t>
+      </w:r>
+      <w:r>
+        <w:rPr>
+          <w:i/>
+          <w:iCs/>
+        </w:rPr>
+        <w:t xml:space="preserve"> </w:t>
+      </w:r>
+      <w:r>
+        <w:rPr>
+          <w:i/>
+          <w:iCs/>
+        </w:rPr>
+        <w:t xml:space="preserve">&amp;</w:t>
+      </w:r>
+      <w:r>
+        <w:rPr>
+          <w:i/>
+          <w:iCs/>
+        </w:rPr>
+        <w:t xml:space="preserve"> </w:t>
+      </w:r>
+      <w:r>
+        <w:rPr>
+          <w:i/>
+          <w:iCs/>
+        </w:rPr>
+        <w:t xml:space="preserve">Pistol</w:t>
+      </w:r>
+      <w:r>
+        <w:rPr>
+          <w:i/>
+          <w:iCs/>
+        </w:rPr>
+        <w:t xml:space="preserve"> </w:t>
+      </w:r>
+      <w:r>
+        <w:rPr>
+          <w:i/>
+          <w:iCs/>
+        </w:rPr>
+        <w:t xml:space="preserve">Ass’n</w:t>
+      </w:r>
+      <w:r>
+        <w:rPr>
+          <w:i/>
+          <w:iCs/>
+        </w:rPr>
+        <w:t xml:space="preserve"> </w:t>
+      </w:r>
+      <w:r>
+        <w:rPr>
+          <w:i/>
+          <w:iCs/>
+        </w:rPr>
+        <w:t xml:space="preserve">v.</w:t>
+      </w:r>
+      <w:r>
+        <w:rPr>
+          <w:i/>
+          <w:iCs/>
+        </w:rPr>
+        <w:t xml:space="preserve"> </w:t>
+      </w:r>
+      <w:r>
+        <w:rPr>
+          <w:i/>
+          <w:iCs/>
+        </w:rPr>
+        <w:t xml:space="preserve">Bruen</w:t>
+      </w:r>
+      <w:r>
+        <w:t xml:space="preserve">,</w:t>
+      </w:r>
+      <w:r>
+        <w:br/>
+      </w:r>
+      <w:r>
+        <w:t xml:space="preserve">__</w:t>
+      </w:r>
+      <w:r>
+        <w:t xml:space="preserve"> </w:t>
+      </w:r>
+      <w:r>
+        <w:t xml:space="preserve">U.S.</w:t>
+      </w:r>
+      <w:r>
+        <w:t xml:space="preserve"> </w:t>
+      </w:r>
+      <w:r>
+        <w:t xml:space="preserve">__,</w:t>
+      </w:r>
+      <w:r>
+        <w:t xml:space="preserve"> </w:t>
+      </w:r>
+      <w:r>
+        <w:t xml:space="preserve">142</w:t>
+      </w:r>
+      <w:r>
+        <w:t xml:space="preserve"> </w:t>
+      </w:r>
+      <w:r>
+        <w:t xml:space="preserve">S.</w:t>
+      </w:r>
+      <w:r>
+        <w:t xml:space="preserve"> </w:t>
+      </w:r>
+      <w:r>
+        <w:t xml:space="preserve">Ct.</w:t>
+      </w:r>
+      <w:r>
+        <w:t xml:space="preserve"> </w:t>
+      </w:r>
+      <w:r>
+        <w:t xml:space="preserve">2111</w:t>
+      </w:r>
+      <w:r>
+        <w:t xml:space="preserve"> </w:t>
+      </w:r>
+      <w:r>
+        <w:t xml:space="preserve">(2022)</w:t>
+      </w:r>
+      <w:r>
+        <w:t xml:space="preserve">   </w:t>
+      </w:r>
+      <w:r>
+        <w:tab/>
+      </w:r>
+      <w:r>
+        <w:t xml:space="preserve">1, 2, 5</w:t>
+      </w:r>
+    </w:p>
+    <w:p>
+      <w:pPr>
+        <w:keepLines/>
+        <w:tabs>
+          <w:tab w:val="right" w:leader="dot" w:pos="9360"/>
+        </w:tabs>
+        <w:spacing w:before="196" w:after="0" w:line="340" w:lineRule="exact"/>
+        <w:ind w:left="504" w:right="1120" w:hanging="504"/>
+      </w:pPr>
+      <w:r>
+        <w:rPr>
+          <w:i/>
+          <w:iCs/>
+        </w:rPr>
+        <w:t xml:space="preserve">Renna</w:t>
+      </w:r>
+      <w:r>
+        <w:rPr>
+          <w:i/>
+          <w:iCs/>
+        </w:rPr>
+        <w:t xml:space="preserve"> </w:t>
+      </w:r>
+      <w:r>
+        <w:rPr>
+          <w:i/>
+          <w:iCs/>
+        </w:rPr>
+        <w:t xml:space="preserve">v.</w:t>
+      </w:r>
+      <w:r>
+        <w:rPr>
+          <w:i/>
+          <w:iCs/>
+        </w:rPr>
+        <w:t xml:space="preserve"> </w:t>
+      </w:r>
+      <w:r>
+        <w:rPr>
+          <w:i/>
+          <w:iCs/>
+        </w:rPr>
+        <w:t xml:space="preserve">Bonta</w:t>
+      </w:r>
+      <w:r>
+        <w:t xml:space="preserve">,</w:t>
+      </w:r>
+      <w:r>
+        <w:br/>
+      </w:r>
+      <w:r>
+        <w:t xml:space="preserve">No.</w:t>
+      </w:r>
+      <w:r>
+        <w:t xml:space="preserve"> </w:t>
+      </w:r>
+      <w:r>
+        <w:t xml:space="preserve">20</w:t>
+        <w:noBreakHyphen/>
+        <w:t xml:space="preserve">2190,</w:t>
+      </w:r>
+      <w:r>
+        <w:t xml:space="preserve"> </w:t>
+      </w:r>
+      <w:r>
+        <w:t xml:space="preserve">2023</w:t>
+      </w:r>
+      <w:r>
+        <w:t xml:space="preserve"> </w:t>
+      </w:r>
+      <w:r>
+        <w:t xml:space="preserve">WL</w:t>
+      </w:r>
+      <w:r>
+        <w:t xml:space="preserve"> </w:t>
+      </w:r>
+      <w:r>
+        <w:t xml:space="preserve">2846937</w:t>
+      </w:r>
+      <w:r>
+        <w:t xml:space="preserve"> </w:t>
+      </w:r>
+      <w:r>
+        <w:t xml:space="preserve">(S.D.</w:t>
+      </w:r>
+      <w:r>
+        <w:t xml:space="preserve"> </w:t>
+      </w:r>
+      <w:r>
+        <w:t xml:space="preserve">Cal.</w:t>
+      </w:r>
+      <w:r>
+        <w:t xml:space="preserve"> </w:t>
+      </w:r>
+      <w:r>
+        <w:t xml:space="preserve">Apr.</w:t>
+      </w:r>
+      <w:r>
+        <w:t xml:space="preserve"> </w:t>
+      </w:r>
+      <w:r>
+        <w:t xml:space="preserve">3,</w:t>
+      </w:r>
+      <w:r>
+        <w:t xml:space="preserve"> </w:t>
+      </w:r>
+      <w:r>
+        <w:t xml:space="preserve">2023)</w:t>
+      </w:r>
+      <w:r>
+        <w:t xml:space="preserve">   </w:t>
+      </w:r>
+      <w:r>
+        <w:tab/>
+      </w:r>
+      <w:r>
+        <w:t xml:space="preserve">3</w:t>
+      </w:r>
+    </w:p>
+    <w:p>
+      <w:pPr>
+        <w:keepLines/>
+        <w:tabs>
+          <w:tab w:val="right" w:leader="dot" w:pos="9360"/>
+        </w:tabs>
+        <w:spacing w:before="196" w:after="0" w:line="340" w:lineRule="exact"/>
+        <w:ind w:left="504" w:right="1260" w:hanging="504"/>
+      </w:pPr>
+      <w:r>
+        <w:rPr>
+          <w:i/>
+          <w:iCs/>
+        </w:rPr>
+        <w:t xml:space="preserve">Teixeira</w:t>
+      </w:r>
+      <w:r>
+        <w:rPr>
+          <w:i/>
+          <w:iCs/>
+        </w:rPr>
+        <w:t xml:space="preserve"> </w:t>
+      </w:r>
+      <w:r>
+        <w:rPr>
+          <w:i/>
+          <w:iCs/>
+        </w:rPr>
+        <w:t xml:space="preserve">v.</w:t>
+      </w:r>
+      <w:r>
+        <w:rPr>
+          <w:i/>
+          <w:iCs/>
+        </w:rPr>
+        <w:t xml:space="preserve"> </w:t>
+      </w:r>
+      <w:r>
+        <w:rPr>
+          <w:i/>
+          <w:iCs/>
+        </w:rPr>
+        <w:t xml:space="preserve">County</w:t>
+      </w:r>
+      <w:r>
+        <w:rPr>
+          <w:i/>
+          <w:iCs/>
+        </w:rPr>
+        <w:t xml:space="preserve"> </w:t>
+      </w:r>
+      <w:r>
+        <w:rPr>
+          <w:i/>
+          <w:iCs/>
+        </w:rPr>
+        <w:t xml:space="preserve">of</w:t>
+      </w:r>
+      <w:r>
+        <w:rPr>
+          <w:i/>
+          <w:iCs/>
+        </w:rPr>
+        <w:t xml:space="preserve"> </w:t>
+      </w:r>
+      <w:r>
+        <w:rPr>
+          <w:i/>
+          <w:iCs/>
+        </w:rPr>
+        <w:t xml:space="preserve">Alameda</w:t>
+      </w:r>
+      <w:r>
+        <w:t xml:space="preserve">,</w:t>
+      </w:r>
+      <w:r>
+        <w:br/>
+      </w:r>
+      <w:r>
+        <w:t xml:space="preserve">873</w:t>
+      </w:r>
+      <w:r>
+        <w:t xml:space="preserve"> </w:t>
+      </w:r>
+      <w:r>
+        <w:t xml:space="preserve">F.3d</w:t>
+      </w:r>
+      <w:r>
+        <w:t xml:space="preserve"> </w:t>
+      </w:r>
+      <w:r>
+        <w:t xml:space="preserve">670</w:t>
+      </w:r>
+      <w:r>
+        <w:t xml:space="preserve"> </w:t>
+      </w:r>
+      <w:r>
+        <w:t xml:space="preserve">(9th</w:t>
+      </w:r>
+      <w:r>
+        <w:t xml:space="preserve"> </w:t>
+      </w:r>
+      <w:r>
+        <w:t xml:space="preserve">Cir.</w:t>
+      </w:r>
+      <w:r>
+        <w:t xml:space="preserve"> </w:t>
+      </w:r>
+      <w:r>
+        <w:t xml:space="preserve">2017)</w:t>
+      </w:r>
+      <w:r>
+        <w:t xml:space="preserve"> </w:t>
+      </w:r>
+      <w:r>
+        <w:t xml:space="preserve">(en</w:t>
+      </w:r>
+      <w:r>
+        <w:t xml:space="preserve"> </w:t>
+      </w:r>
+      <w:r>
+        <w:t xml:space="preserve">banc)</w:t>
+      </w:r>
+      <w:r>
+        <w:t xml:space="preserve">   </w:t>
+      </w:r>
+      <w:r>
+        <w:tab/>
+      </w:r>
+      <w:r>
+        <w:t xml:space="preserve">3, 4, 5, 6, 7</w:t>
+      </w:r>
+    </w:p>
+    <w:p>
+      <w:pPr>
+        <w:keepLines/>
+        <w:tabs>
+          <w:tab w:val="right" w:leader="dot" w:pos="9360"/>
+        </w:tabs>
+        <w:spacing w:before="196" w:after="0" w:line="340" w:lineRule="exact"/>
+        <w:ind w:left="504" w:right="1120" w:hanging="504"/>
+      </w:pPr>
+      <w:r>
+        <w:rPr>
+          <w:i/>
+          <w:iCs/>
+        </w:rPr>
+        <w:t xml:space="preserve">United</w:t>
+      </w:r>
+      <w:r>
+        <w:rPr>
+          <w:i/>
+          <w:iCs/>
+        </w:rPr>
+        <w:t xml:space="preserve"> </w:t>
+      </w:r>
+      <w:r>
+        <w:rPr>
+          <w:i/>
+          <w:iCs/>
+        </w:rPr>
+        <w:t xml:space="preserve">States</w:t>
+      </w:r>
+      <w:r>
+        <w:rPr>
+          <w:i/>
+          <w:iCs/>
+        </w:rPr>
+        <w:t xml:space="preserve"> </w:t>
+      </w:r>
+      <w:r>
+        <w:rPr>
+          <w:i/>
+          <w:iCs/>
+        </w:rPr>
+        <w:t xml:space="preserve">v.</w:t>
+      </w:r>
+      <w:r>
+        <w:rPr>
+          <w:i/>
+          <w:iCs/>
+        </w:rPr>
+        <w:t xml:space="preserve"> </w:t>
+      </w:r>
+      <w:r>
+        <w:rPr>
+          <w:i/>
+          <w:iCs/>
+        </w:rPr>
+        <w:t xml:space="preserve">Marzzarella</w:t>
+      </w:r>
+      <w:r>
+        <w:t xml:space="preserve">,</w:t>
+      </w:r>
+      <w:r>
+        <w:br/>
+      </w:r>
+      <w:r>
+        <w:t xml:space="preserve">614</w:t>
+      </w:r>
+      <w:r>
+        <w:t xml:space="preserve"> </w:t>
+      </w:r>
+      <w:r>
+        <w:t xml:space="preserve">F.3d</w:t>
+      </w:r>
+      <w:r>
+        <w:t xml:space="preserve"> </w:t>
+      </w:r>
+      <w:r>
+        <w:t xml:space="preserve">85</w:t>
+      </w:r>
+      <w:r>
+        <w:t xml:space="preserve"> </w:t>
+      </w:r>
+      <w:r>
+        <w:t xml:space="preserve">(3d</w:t>
+      </w:r>
+      <w:r>
+        <w:t xml:space="preserve"> </w:t>
+      </w:r>
+      <w:r>
+        <w:t xml:space="preserve">Cir.</w:t>
+      </w:r>
+      <w:r>
+        <w:t xml:space="preserve"> </w:t>
+      </w:r>
+      <w:r>
+        <w:t xml:space="preserve">2010)</w:t>
+      </w:r>
+      <w:r>
+        <w:t xml:space="preserve">   </w:t>
+      </w:r>
+      <w:r>
+        <w:tab/>
+      </w:r>
+      <w:r>
+        <w:t xml:space="preserve">4</w:t>
+      </w:r>
+    </w:p>
+    <w:p>
+      <w:pPr>
+        <w:keepNext/>
+        <w:keepLines/>
+        <w:tabs>
+          <w:tab w:val="right" w:pos="9360"/>
+        </w:tabs>
+        <w:spacing w:before="392" w:after="56" w:line="340" w:lineRule="exact"/>
+      </w:pPr>
+      <w:r>
+        <w:rPr>
+          <w:b/>
+          <w:bCs/>
+        </w:rPr>
+        <w:t xml:space="preserve">Constitutional Provisions:</w:t>
+      </w:r>
+    </w:p>
+    <w:p>
+      <w:pPr>
+        <w:keepLines/>
+        <w:tabs>
+          <w:tab w:val="right" w:leader="dot" w:pos="9360"/>
+        </w:tabs>
+        <w:spacing w:before="196" w:after="0" w:line="340" w:lineRule="exact"/>
+        <w:ind w:left="504" w:right="1120" w:hanging="504"/>
+      </w:pPr>
+      <w:r>
+        <w:t xml:space="preserve">U.S.</w:t>
+      </w:r>
+      <w:r>
+        <w:t xml:space="preserve"> </w:t>
+      </w:r>
+      <w:r>
+        <w:t xml:space="preserve">Const.</w:t>
+      </w:r>
+      <w:r>
+        <w:t xml:space="preserve"> </w:t>
+      </w:r>
+      <w:r>
+        <w:t xml:space="preserve">amend.</w:t>
+      </w:r>
+      <w:r>
+        <w:t xml:space="preserve"> </w:t>
+      </w:r>
+      <w:r>
+        <w:t xml:space="preserve">I</w:t>
+      </w:r>
+      <w:r>
+        <w:t xml:space="preserve">   </w:t>
+      </w:r>
+      <w:r>
+        <w:tab/>
+      </w:r>
+      <w:r>
+        <w:t xml:space="preserve">1</w:t>
+      </w:r>
+    </w:p>
+    <w:p>
+      <w:pPr>
+        <w:keepLines/>
+        <w:tabs>
+          <w:tab w:val="right" w:leader="dot" w:pos="9360"/>
+        </w:tabs>
+        <w:spacing w:before="196" w:after="0" w:line="340" w:lineRule="exact"/>
+        <w:ind w:left="504" w:right="1540" w:hanging="504"/>
+      </w:pPr>
+      <w:r>
+        <w:t xml:space="preserve">U.S.</w:t>
+      </w:r>
+      <w:r>
+        <w:t xml:space="preserve"> </w:t>
+      </w:r>
+      <w:r>
+        <w:t xml:space="preserve">Const.</w:t>
+      </w:r>
+      <w:r>
+        <w:t xml:space="preserve"> </w:t>
+      </w:r>
+      <w:r>
+        <w:t xml:space="preserve">amend.</w:t>
+      </w:r>
+      <w:r>
+        <w:t xml:space="preserve"> </w:t>
+      </w:r>
+      <w:r>
+        <w:t xml:space="preserve">II</w:t>
+      </w:r>
+      <w:r>
+        <w:t xml:space="preserve">   </w:t>
+      </w:r>
+      <w:r>
+        <w:tab/>
+      </w:r>
+      <w:r>
+        <w:t xml:space="preserve">1, 2, 3, 4, 6, 7</w:t>
+      </w:r>
+    </w:p>
+    <w:p>
+      <w:pPr>
+        <w:keepNext/>
+        <w:keepLines/>
+        <w:tabs>
+          <w:tab w:val="right" w:pos="9360"/>
+        </w:tabs>
+        <w:spacing w:before="392" w:after="56" w:line="340" w:lineRule="exact"/>
+      </w:pPr>
+      <w:r>
+        <w:rPr>
+          <w:b/>
+          <w:bCs/>
+        </w:rPr>
+        <w:t xml:space="preserve">Statutes:</w:t>
+      </w:r>
+    </w:p>
+    <w:p>
+      <w:pPr>
+        <w:keepLines/>
+        <w:tabs>
+          <w:tab w:val="right" w:leader="dot" w:pos="9360"/>
+        </w:tabs>
+        <w:spacing w:before="196" w:after="0" w:line="340" w:lineRule="exact"/>
+        <w:ind w:left="504" w:right="1120" w:hanging="504"/>
+      </w:pPr>
+      <w:r>
+        <w:t xml:space="preserve">Assembly</w:t>
+      </w:r>
+      <w:r>
+        <w:t xml:space="preserve"> </w:t>
+      </w:r>
+      <w:r>
+        <w:t xml:space="preserve">Bill</w:t>
+      </w:r>
+      <w:r>
+        <w:t xml:space="preserve"> </w:t>
+      </w:r>
+      <w:r>
+        <w:t xml:space="preserve">893</w:t>
+      </w:r>
+      <w:r>
+        <w:t xml:space="preserve">   </w:t>
+      </w:r>
+      <w:r>
+        <w:tab/>
+      </w:r>
+      <w:r>
+        <w:t xml:space="preserve">1, 3, 7</w:t>
+      </w:r>
+    </w:p>
+    <w:p>
+      <w:pPr>
+        <w:keepNext/>
+        <w:keepLines/>
+        <w:tabs>
+          <w:tab w:val="right" w:pos="9360"/>
+        </w:tabs>
+        <w:spacing w:before="392" w:after="56" w:line="340" w:lineRule="exact"/>
+      </w:pPr>
+      <w:r>
+        <w:rPr>
+          <w:b/>
+          <w:bCs/>
+        </w:rPr>
+        <w:t xml:space="preserve">Rules:</w:t>
+      </w:r>
+    </w:p>
+    <w:p>
+      <w:pPr>
+        <w:keepLines/>
+        <w:tabs>
+          <w:tab w:val="right" w:leader="dot" w:pos="9360"/>
+        </w:tabs>
+        <w:spacing w:before="196" w:after="0" w:line="340" w:lineRule="exact"/>
+        <w:ind w:left="504" w:right="1120" w:hanging="504"/>
+      </w:pPr>
+      <w:r>
+        <w:t xml:space="preserve">Fed.</w:t>
+      </w:r>
+      <w:r>
+        <w:t xml:space="preserve"> </w:t>
+      </w:r>
+      <w:r>
+        <w:t xml:space="preserve">R.</w:t>
+      </w:r>
+      <w:r>
+        <w:t xml:space="preserve"> </w:t>
+      </w:r>
+      <w:r>
+        <w:t xml:space="preserve">Civ.</w:t>
+      </w:r>
+      <w:r>
+        <w:t xml:space="preserve"> </w:t>
+      </w:r>
+      <w:r>
+        <w:t xml:space="preserve">P.</w:t>
+      </w:r>
+      <w:r>
+        <w:t xml:space="preserve"> </w:t>
+      </w:r>
+      <w:r>
+        <w:t xml:space="preserve">12</w:t>
+      </w:r>
+      <w:r>
+        <w:t xml:space="preserve">   </w:t>
+      </w:r>
+      <w:r>
+        <w:tab/>
+      </w:r>
+      <w:r>
+        <w:t xml:space="preserve">1, 2, 8</w:t>
+      </w:r>
+    </w:p>
+    <w:p>
+      <w:pPr>
+        <w:keepNext/>
+        <w:keepLines/>
+        <w:tabs>
+          <w:tab w:val="right" w:pos="9360"/>
+        </w:tabs>
+        <w:spacing w:before="392" w:after="56" w:line="340" w:lineRule="exact"/>
+      </w:pPr>
+      <w:r>
+        <w:rPr>
+          <w:b/>
+          <w:bCs/>
+        </w:rPr>
+        <w:t xml:space="preserve">Other Authorities:</w:t>
+      </w:r>
+    </w:p>
+    <w:p>
+      <w:pPr>
+        <w:keepLines/>
+        <w:tabs>
+          <w:tab w:val="right" w:leader="dot" w:pos="9360"/>
+        </w:tabs>
+        <w:spacing w:before="196" w:after="0" w:line="340" w:lineRule="exact"/>
+        <w:ind w:left="504" w:right="1120" w:hanging="504"/>
+      </w:pPr>
+      <w:r>
+        <w:t xml:space="preserve">David</w:t>
+      </w:r>
+      <w:r>
+        <w:t xml:space="preserve"> </w:t>
+      </w:r>
+      <w:r>
+        <w:t xml:space="preserve">B.</w:t>
+      </w:r>
+      <w:r>
+        <w:t xml:space="preserve"> </w:t>
+      </w:r>
+      <w:r>
+        <w:t xml:space="preserve">Kopel,</w:t>
+      </w:r>
+      <w:r>
+        <w:t xml:space="preserve"> </w:t>
+      </w:r>
+      <w:r>
+        <w:t xml:space="preserve">Does</w:t>
+      </w:r>
+      <w:r>
+        <w:t xml:space="preserve"> </w:t>
+      </w:r>
+      <w:r>
+        <w:t xml:space="preserve">the</w:t>
+      </w:r>
+      <w:r>
+        <w:t xml:space="preserve"> </w:t>
+      </w:r>
+      <w:r>
+        <w:t xml:space="preserve">Second</w:t>
+      </w:r>
+      <w:r>
+        <w:t xml:space="preserve"> </w:t>
+      </w:r>
+      <w:r>
+        <w:t xml:space="preserve">Amendment</w:t>
+      </w:r>
+      <w:r>
+        <w:t xml:space="preserve"> </w:t>
+      </w:r>
+      <w:r>
+        <w:t xml:space="preserve">Protect</w:t>
+      </w:r>
+      <w:r>
+        <w:t xml:space="preserve"> </w:t>
+      </w:r>
+      <w:r>
+        <w:t xml:space="preserve">Firearms</w:t>
+      </w:r>
+      <w:r>
+        <w:t xml:space="preserve"> </w:t>
+      </w:r>
+      <w:r>
+        <w:t xml:space="preserve">Commerce?</w:t>
+      </w:r>
+      <w:r>
+        <w:t xml:space="preserve">,</w:t>
+      </w:r>
+      <w:r>
+        <w:br/>
+      </w:r>
+      <w:r>
+        <w:t xml:space="preserve">127</w:t>
+      </w:r>
+      <w:r>
+        <w:t xml:space="preserve"> </w:t>
+      </w:r>
+      <w:r>
+        <w:t xml:space="preserve">Harv.</w:t>
+      </w:r>
+      <w:r>
+        <w:t xml:space="preserve"> </w:t>
+      </w:r>
+      <w:r>
+        <w:t xml:space="preserve">L.</w:t>
+      </w:r>
+      <w:r>
+        <w:t xml:space="preserve"> </w:t>
+      </w:r>
+      <w:r>
+        <w:t xml:space="preserve">Rev.</w:t>
+      </w:r>
+      <w:r>
+        <w:t xml:space="preserve"> </w:t>
+      </w:r>
+      <w:r>
+        <w:t xml:space="preserve">F.</w:t>
+      </w:r>
+      <w:r>
+        <w:t xml:space="preserve"> </w:t>
+      </w:r>
+      <w:r>
+        <w:t xml:space="preserve">230</w:t>
+      </w:r>
+      <w:r>
+        <w:t xml:space="preserve"> </w:t>
+      </w:r>
+      <w:r>
+        <w:t xml:space="preserve">(2014)</w:t>
+      </w:r>
+      <w:r>
+        <w:t xml:space="preserve">   </w:t>
+      </w:r>
+      <w:r>
+        <w:tab/>
+      </w:r>
+      <w:r>
+        <w:t xml:space="preserve">4</w:t>
+      </w:r>
+    </w:p>
+    <w:p>
+      <w:pPr>
+        <w:spacing w:before="0" w:after="0" w:line="20" w:lineRule="exact"/>
+        <w:sectPr>
+          <w:footerReference w:type="default" r:id="rIdFtrPage"/>
+          <w:pgSz w:w="12240" w:h="15840"/>
+          <w:pgMar w:top="1440" w:right="1440" w:bottom="1440" w:left="1440" w:header="720" w:footer="676" w:gutter="0"/>
+          <w:pgNumType w:fmt="lowerRoman" w:start="1"/>
+        </w:sectPr>
+      </w:pPr>
+    </w:p>
+    <w:p>
+      <w:pPr>
+        <w:pStyle w:val="Heading1"/>
+        <w:keepNext/>
+        <w:keepLines/>
+        <w:spacing w:before="0" w:after="308" w:line="400" w:lineRule="exact"/>
+        <w:ind w:left="0" w:firstLine="0"/>
+        <w:jc w:val="center"/>
+      </w:pPr>
+      <w:r>
+        <w:rPr>
+          <w:b/>
+          <w:bCs/>
+          <w:sz w:val="32"/>
+          <w:szCs w:val="32"/>
+        </w:rPr>
+        <w:t xml:space="preserve">INTRODUCTION</w:t>
+      </w:r>
     </w:p>
     <w:p>
       <w:pPr>
@@ -73,65 +2965,1342 @@
     <w:p>
       <w:pPr>
         <w:pStyle w:val="Heading1"/>
-      </w:pPr>
-      <w:bookmarkStart w:id="10" w:name="_argument"/>
-      <w:r>
-        <w:t xml:space="preserve">Argument</w:t>
-      </w:r>
-      <w:bookmarkEnd w:id="10"/>
+        <w:keepNext/>
+        <w:keepLines/>
+        <w:spacing w:before="420" w:after="308" w:line="400" w:lineRule="exact"/>
+        <w:ind w:left="0" w:firstLine="0"/>
+        <w:jc w:val="center"/>
+      </w:pPr>
+      <w:r>
+        <w:rPr>
+          <w:b/>
+          <w:bCs/>
+          <w:sz w:val="32"/>
+          <w:szCs w:val="32"/>
+        </w:rPr>
+        <w:t xml:space="preserve">ARGUMENT</w:t>
+      </w:r>
     </w:p>
     <w:p>
       <w:pPr>
         <w:pStyle w:val="Heading2"/>
-      </w:pPr>
-      <w:bookmarkStart w:id="11" w:name="_33afc517084ab91801586c6142627a7e248bd70"/>
-      <w:r>
-        <w:t xml:space="preserve">I. The District Court’s Rule 12 Dismissal of Appellants’ Well-pled Second Amendment Claim Is Reversible Error</w:t>
-      </w:r>
-      <w:bookmarkEnd w:id="11"/>
+        <w:keepNext/>
+        <w:keepLines/>
+        <w:spacing w:before="336" w:after="280" w:line="340" w:lineRule="exact"/>
+        <w:ind w:left="0" w:firstLine="0"/>
+        <w:jc w:val="center"/>
+      </w:pPr>
+      <w:r>
+        <w:rPr>
+          <w:b/>
+          <w:bCs/>
+        </w:rPr>
+        <w:t xml:space="preserve">I. </w:t>
+      </w:r>
+      <w:r>
+        <w:rPr>
+          <w:b/>
+          <w:bCs/>
+        </w:rPr>
+        <w:t xml:space="preserve">The</w:t>
+      </w:r>
+      <w:r>
+        <w:rPr>
+          <w:b/>
+          <w:bCs/>
+        </w:rPr>
+        <w:t xml:space="preserve"> </w:t>
+      </w:r>
+      <w:r>
+        <w:rPr>
+          <w:b/>
+          <w:bCs/>
+        </w:rPr>
+        <w:t xml:space="preserve">District</w:t>
+      </w:r>
+      <w:r>
+        <w:rPr>
+          <w:b/>
+          <w:bCs/>
+        </w:rPr>
+        <w:t xml:space="preserve"> </w:t>
+      </w:r>
+      <w:r>
+        <w:rPr>
+          <w:b/>
+          <w:bCs/>
+        </w:rPr>
+        <w:t xml:space="preserve">Court’s</w:t>
+      </w:r>
+      <w:r>
+        <w:rPr>
+          <w:b/>
+          <w:bCs/>
+        </w:rPr>
+        <w:t xml:space="preserve"> </w:t>
+      </w:r>
+      <w:r>
+        <w:rPr>
+          <w:b/>
+          <w:bCs/>
+        </w:rPr>
+        <w:t xml:space="preserve">Rule</w:t>
+      </w:r>
+      <w:r>
+        <w:rPr>
+          <w:b/>
+          <w:bCs/>
+        </w:rPr>
+        <w:t xml:space="preserve"> </w:t>
+      </w:r>
+      <w:r>
+        <w:rPr>
+          <w:b/>
+          <w:bCs/>
+        </w:rPr>
+        <w:t xml:space="preserve">12</w:t>
+      </w:r>
+      <w:r>
+        <w:rPr>
+          <w:b/>
+          <w:bCs/>
+        </w:rPr>
+        <w:t xml:space="preserve"> </w:t>
+      </w:r>
+      <w:r>
+        <w:rPr>
+          <w:b/>
+          <w:bCs/>
+        </w:rPr>
+        <w:t xml:space="preserve">Dismissal</w:t>
+      </w:r>
+      <w:r>
+        <w:rPr>
+          <w:b/>
+          <w:bCs/>
+        </w:rPr>
+        <w:t xml:space="preserve"> </w:t>
+      </w:r>
+      <w:r>
+        <w:rPr>
+          <w:b/>
+          <w:bCs/>
+        </w:rPr>
+        <w:t xml:space="preserve">of</w:t>
+      </w:r>
+      <w:r>
+        <w:rPr>
+          <w:b/>
+          <w:bCs/>
+        </w:rPr>
+        <w:t xml:space="preserve"> </w:t>
+      </w:r>
+      <w:r>
+        <w:rPr>
+          <w:b/>
+          <w:bCs/>
+        </w:rPr>
+        <w:t xml:space="preserve">Appellants’</w:t>
+      </w:r>
+      <w:r>
+        <w:rPr>
+          <w:b/>
+          <w:bCs/>
+        </w:rPr>
+        <w:t xml:space="preserve"> </w:t>
+      </w:r>
+      <w:r>
+        <w:rPr>
+          <w:b/>
+          <w:bCs/>
+        </w:rPr>
+        <w:t xml:space="preserve">Well-pled</w:t>
+      </w:r>
+      <w:r>
+        <w:rPr>
+          <w:b/>
+          <w:bCs/>
+        </w:rPr>
+        <w:t xml:space="preserve"> </w:t>
+      </w:r>
+      <w:r>
+        <w:rPr>
+          <w:b/>
+          <w:bCs/>
+        </w:rPr>
+        <w:t xml:space="preserve">Second</w:t>
+      </w:r>
+      <w:r>
+        <w:rPr>
+          <w:b/>
+          <w:bCs/>
+        </w:rPr>
+        <w:t xml:space="preserve"> </w:t>
+      </w:r>
+      <w:r>
+        <w:rPr>
+          <w:b/>
+          <w:bCs/>
+        </w:rPr>
+        <w:t xml:space="preserve">Amendment</w:t>
+      </w:r>
+      <w:r>
+        <w:rPr>
+          <w:b/>
+          <w:bCs/>
+        </w:rPr>
+        <w:t xml:space="preserve"> </w:t>
+      </w:r>
+      <w:r>
+        <w:rPr>
+          <w:b/>
+          <w:bCs/>
+        </w:rPr>
+        <w:t xml:space="preserve">Claim</w:t>
+      </w:r>
+      <w:r>
+        <w:rPr>
+          <w:b/>
+          <w:bCs/>
+        </w:rPr>
+        <w:t xml:space="preserve"> </w:t>
+      </w:r>
+      <w:r>
+        <w:rPr>
+          <w:b/>
+          <w:bCs/>
+        </w:rPr>
+        <w:t xml:space="preserve">Is</w:t>
+      </w:r>
+      <w:r>
+        <w:rPr>
+          <w:b/>
+          <w:bCs/>
+        </w:rPr>
+        <w:t xml:space="preserve"> </w:t>
+      </w:r>
+      <w:r>
+        <w:rPr>
+          <w:b/>
+          <w:bCs/>
+        </w:rPr>
+        <w:t xml:space="preserve">Reversible</w:t>
+      </w:r>
+      <w:r>
+        <w:rPr>
+          <w:b/>
+          <w:bCs/>
+        </w:rPr>
+        <w:t xml:space="preserve"> </w:t>
+      </w:r>
+      <w:r>
+        <w:rPr>
+          <w:b/>
+          <w:bCs/>
+        </w:rPr>
+        <w:t xml:space="preserve">Error</w:t>
+      </w:r>
     </w:p>
     <w:p>
       <w:pPr>
         <w:pStyle w:val="Heading3"/>
-      </w:pPr>
-      <w:bookmarkStart w:id="12" w:name="_c6d934b5371504036744cd16dc12f3007387c22"/>
-      <w:r>
-        <w:t xml:space="preserve">A. The District Court Improperly Relied on</w:t>
-      </w:r>
-      <w:r>
-        <w:t xml:space="preserve"> </w:t>
-      </w:r>
-      <w:r>
-        <w:rPr>
+        <w:keepNext/>
+        <w:keepLines/>
+        <w:spacing w:before="308" w:after="252" w:line="340" w:lineRule="exact"/>
+        <w:ind w:left="1440" w:hanging="720"/>
+      </w:pPr>
+      <w:r>
+        <w:rPr>
+          <w:b/>
+          <w:bCs/>
+        </w:rPr>
+        <w:t xml:space="preserve">A.</w:t>
+      </w:r>
+      <w:r>
+        <w:rPr>
+          <w:b/>
+          <w:bCs/>
+        </w:rPr>
+        <w:tab/>
+      </w:r>
+      <w:r>
+        <w:rPr>
+          <w:b/>
+          <w:bCs/>
+        </w:rPr>
+        <w:t xml:space="preserve">The</w:t>
+      </w:r>
+      <w:r>
+        <w:rPr>
+          <w:b/>
+          <w:bCs/>
+        </w:rPr>
+        <w:t xml:space="preserve"> </w:t>
+      </w:r>
+      <w:r>
+        <w:rPr>
+          <w:b/>
+          <w:bCs/>
+        </w:rPr>
+        <w:t xml:space="preserve">District</w:t>
+      </w:r>
+      <w:r>
+        <w:rPr>
+          <w:b/>
+          <w:bCs/>
+        </w:rPr>
+        <w:t xml:space="preserve"> </w:t>
+      </w:r>
+      <w:r>
+        <w:rPr>
+          <w:b/>
+          <w:bCs/>
+        </w:rPr>
+        <w:t xml:space="preserve">Court</w:t>
+      </w:r>
+      <w:r>
+        <w:rPr>
+          <w:b/>
+          <w:bCs/>
+        </w:rPr>
+        <w:t xml:space="preserve"> </w:t>
+      </w:r>
+      <w:r>
+        <w:rPr>
+          <w:b/>
+          <w:bCs/>
+        </w:rPr>
+        <w:t xml:space="preserve">Improperly</w:t>
+      </w:r>
+      <w:r>
+        <w:rPr>
+          <w:b/>
+          <w:bCs/>
+        </w:rPr>
+        <w:t xml:space="preserve"> </w:t>
+      </w:r>
+      <w:r>
+        <w:rPr>
+          <w:b/>
+          <w:bCs/>
+        </w:rPr>
+        <w:t xml:space="preserve">Relied</w:t>
+      </w:r>
+      <w:r>
+        <w:rPr>
+          <w:b/>
+          <w:bCs/>
+        </w:rPr>
+        <w:t xml:space="preserve"> </w:t>
+      </w:r>
+      <w:r>
+        <w:rPr>
+          <w:b/>
+          <w:bCs/>
+        </w:rPr>
+        <w:t xml:space="preserve">on</w:t>
+      </w:r>
+      <w:r>
+        <w:rPr>
+          <w:b/>
+          <w:bCs/>
+        </w:rPr>
+        <w:t xml:space="preserve"> </w:t>
+      </w:r>
+      <w:r>
+        <w:rPr>
+          <w:b/>
+          <w:bCs/>
           <w:i/>
           <w:iCs/>
         </w:rPr>
         <w:t xml:space="preserve">Texeira</w:t>
       </w:r>
       <w:r>
-        <w:t xml:space="preserve"> </w:t>
-      </w:r>
-      <w:r>
-        <w:t xml:space="preserve">to Short-circuit the Text-and-History Based Analysis Required Under</w:t>
-      </w:r>
-      <w:r>
-        <w:t xml:space="preserve"> </w:t>
-      </w:r>
-      <w:r>
-        <w:rPr>
+        <w:rPr>
+          <w:b/>
+          <w:bCs/>
+        </w:rPr>
+        <w:t xml:space="preserve"> </w:t>
+      </w:r>
+      <w:r>
+        <w:rPr>
+          <w:b/>
+          <w:bCs/>
+        </w:rPr>
+        <w:t xml:space="preserve">to</w:t>
+      </w:r>
+      <w:r>
+        <w:rPr>
+          <w:b/>
+          <w:bCs/>
+        </w:rPr>
+        <w:t xml:space="preserve"> </w:t>
+      </w:r>
+      <w:r>
+        <w:rPr>
+          <w:b/>
+          <w:bCs/>
+        </w:rPr>
+        <w:t xml:space="preserve">Short-circuit</w:t>
+      </w:r>
+      <w:r>
+        <w:rPr>
+          <w:b/>
+          <w:bCs/>
+        </w:rPr>
+        <w:t xml:space="preserve"> </w:t>
+      </w:r>
+      <w:r>
+        <w:rPr>
+          <w:b/>
+          <w:bCs/>
+        </w:rPr>
+        <w:t xml:space="preserve">the</w:t>
+      </w:r>
+      <w:r>
+        <w:rPr>
+          <w:b/>
+          <w:bCs/>
+        </w:rPr>
+        <w:t xml:space="preserve"> </w:t>
+      </w:r>
+      <w:r>
+        <w:rPr>
+          <w:b/>
+          <w:bCs/>
+        </w:rPr>
+        <w:t xml:space="preserve">Text-and-History</w:t>
+      </w:r>
+      <w:r>
+        <w:rPr>
+          <w:b/>
+          <w:bCs/>
+        </w:rPr>
+        <w:t xml:space="preserve"> </w:t>
+      </w:r>
+      <w:r>
+        <w:rPr>
+          <w:b/>
+          <w:bCs/>
+        </w:rPr>
+        <w:t xml:space="preserve">Based</w:t>
+      </w:r>
+      <w:r>
+        <w:rPr>
+          <w:b/>
+          <w:bCs/>
+        </w:rPr>
+        <w:t xml:space="preserve"> </w:t>
+      </w:r>
+      <w:r>
+        <w:rPr>
+          <w:b/>
+          <w:bCs/>
+        </w:rPr>
+        <w:t xml:space="preserve">Analysis</w:t>
+      </w:r>
+      <w:r>
+        <w:rPr>
+          <w:b/>
+          <w:bCs/>
+        </w:rPr>
+        <w:t xml:space="preserve"> </w:t>
+      </w:r>
+      <w:r>
+        <w:rPr>
+          <w:b/>
+          <w:bCs/>
+        </w:rPr>
+        <w:t xml:space="preserve">Required</w:t>
+      </w:r>
+      <w:r>
+        <w:rPr>
+          <w:b/>
+          <w:bCs/>
+        </w:rPr>
+        <w:t xml:space="preserve"> </w:t>
+      </w:r>
+      <w:r>
+        <w:rPr>
+          <w:b/>
+          <w:bCs/>
+        </w:rPr>
+        <w:t xml:space="preserve">Under</w:t>
+      </w:r>
+      <w:r>
+        <w:rPr>
+          <w:b/>
+          <w:bCs/>
+        </w:rPr>
+        <w:t xml:space="preserve"> </w:t>
+      </w:r>
+      <w:r>
+        <w:rPr>
+          <w:b/>
+          <w:bCs/>
           <w:i/>
           <w:iCs/>
         </w:rPr>
         <w:t xml:space="preserve">Bruen</w:t>
       </w:r>
-      <w:bookmarkEnd w:id="12"/>
+    </w:p>
+    <w:p>
+      <w:pPr>
+        <w:pStyle w:val="BodyText"/>
+      </w:pPr>
+      <w:r>
+        <w:t xml:space="preserve">As Appellants’ Opening Brief explains, under the Supreme Court’s recent decision in</w:t>
+      </w:r>
+      <w:r>
+        <w:t xml:space="preserve"> </w:t>
+      </w:r>
+      <w:r>
+        <w:rPr>
+          <w:i/>
+          <w:iCs/>
+        </w:rPr>
+        <w:t xml:space="preserve">Bruen</w:t>
+      </w:r>
+      <w:r>
+        <w:t xml:space="preserve">, 142 S. Ct. at 2117</w:t>
+      </w:r>
+      <w:r>
+        <w:noBreakHyphen/>
+      </w:r>
+      <w:r>
+        <w:t xml:space="preserve">18, it is no longer appropriate for courts to subject Second Amendment claims to multi-step, interest-balancing tests, like intermediate scrutiny. A.O.B.16. Of course, the right to keep and bear arms must be implicated.</w:t>
+      </w:r>
+      <w:r>
+        <w:t xml:space="preserve"> </w:t>
+      </w:r>
+      <w:r>
+        <w:rPr>
+          <w:i/>
+          <w:iCs/>
+        </w:rPr>
+        <w:t xml:space="preserve">Bruen</w:t>
+      </w:r>
+      <w:r>
+        <w:t xml:space="preserve">, 142 S. Ct. at 2129. But, in most cases, this requires no in-depth analysis. The “plain text” of the Amendment controls. If the restricted conduct is covered by the Second Amendment’s “plain text,” the conduct is presumptively protected,</w:t>
+      </w:r>
+      <w:r>
+        <w:t xml:space="preserve"> </w:t>
+      </w:r>
+      <w:r>
+        <w:rPr>
+          <w:i/>
+          <w:iCs/>
+        </w:rPr>
+        <w:t xml:space="preserve">id.</w:t>
+      </w:r>
+      <w:r>
+        <w:t xml:space="preserve"> </w:t>
+      </w:r>
+      <w:r>
+        <w:t xml:space="preserve">at 2126, 2129</w:t>
+      </w:r>
+      <w:r>
+        <w:noBreakHyphen/>
+      </w:r>
+      <w:r>
+        <w:t xml:space="preserve">30, and “the government must affirmatively prove that its firearms regulation is part of the historical tradition that delimits the outer bounds of the right to keep and bear arms,”</w:t>
+      </w:r>
+      <w:r>
+        <w:t xml:space="preserve"> </w:t>
+      </w:r>
+      <w:r>
+        <w:rPr>
+          <w:i/>
+          <w:iCs/>
+        </w:rPr>
+        <w:t xml:space="preserve">id.</w:t>
+      </w:r>
+      <w:r>
+        <w:t xml:space="preserve"> </w:t>
+      </w:r>
+      <w:r>
+        <w:t xml:space="preserve">at 2127.</w:t>
+      </w:r>
+    </w:p>
+    <w:p>
+      <w:pPr>
+        <w:pStyle w:val="BodyText"/>
+      </w:pPr>
+      <w:r>
+        <w:t xml:space="preserve">It can hardly be disputed that the conduct Appellants seek to engage in at gun shows, including sales, is within the Second Amendment’s “plain text.” A.O.B.17</w:t>
+      </w:r>
+      <w:r>
+        <w:noBreakHyphen/>
+      </w:r>
+      <w:r>
+        <w:t xml:space="preserve">21. The operative complaint alleges that Appellants, as gun show attendees, vendors, and promoters, seek to engage in otherwise lawful activities related to commerce in firearms, ammunition, and firearm parts. 2-ER</w:t>
+      </w:r>
+      <w:r>
+        <w:noBreakHyphen/>
+      </w:r>
+      <w:r>
+        <w:t xml:space="preserve">135</w:t>
+      </w:r>
+      <w:r>
+        <w:noBreakHyphen/>
+      </w:r>
+      <w:r>
+        <w:t xml:space="preserve">41. “Because the Second Amendment protects the individual’s right to keep and bear arms in self-defense, it also must protect the attendant rights of gun ownership that make keeping and bearing arms meaningful.”</w:t>
+      </w:r>
+      <w:r>
+        <w:t xml:space="preserve"> </w:t>
+      </w:r>
+      <w:r>
+        <w:rPr>
+          <w:i/>
+          <w:iCs/>
+        </w:rPr>
+        <w:t xml:space="preserve">B&amp;L Prods., Inc. v. Newsom</w:t>
+      </w:r>
+      <w:r>
+        <w:t xml:space="preserve">, No. 8:22-cv</w:t>
+      </w:r>
+      <w:r>
+        <w:noBreakHyphen/>
+      </w:r>
+      <w:r>
+        <w:t xml:space="preserve">01518, 2023 WL 7132054 *13 (C.D. Cal. Oct. 30, 2023).</w:t>
+      </w:r>
+      <w:r>
+        <w:rPr>
+          <w:rStyle w:val="FootnoteReference"/>
+        </w:rPr>
+        <w:footnoteReference w:id="9"/>
+      </w:r>
+      <w:r>
+        <w:t xml:space="preserve"> </w:t>
+      </w:r>
+      <w:r>
+        <w:t xml:space="preserve">This includes the right to acquire lawful firearms and ammunition, as this circuit’s precedents have established.</w:t>
+      </w:r>
+      <w:r>
+        <w:t xml:space="preserve"> </w:t>
+      </w:r>
+      <w:r>
+        <w:rPr>
+          <w:i/>
+          <w:iCs/>
+        </w:rPr>
+        <w:t xml:space="preserve">See, e.g.</w:t>
+      </w:r>
+      <w:r>
+        <w:t xml:space="preserve">,</w:t>
+      </w:r>
+      <w:r>
+        <w:t xml:space="preserve"> </w:t>
+      </w:r>
+      <w:r>
+        <w:rPr>
+          <w:i/>
+          <w:iCs/>
+        </w:rPr>
+        <w:t xml:space="preserve">Teixeira</w:t>
+      </w:r>
+      <w:r>
+        <w:t xml:space="preserve">, 873 F.3d at 677</w:t>
+      </w:r>
+      <w:r>
+        <w:noBreakHyphen/>
+      </w:r>
+      <w:r>
+        <w:t xml:space="preserve">78 (discussing authorities acknowledging the right to acquire arms);</w:t>
+      </w:r>
+      <w:r>
+        <w:t xml:space="preserve"> </w:t>
+      </w:r>
+      <w:r>
+        <w:rPr>
+          <w:i/>
+          <w:iCs/>
+        </w:rPr>
+        <w:t xml:space="preserve">Jackson v. City &amp; Cnty. of San Francisco</w:t>
+      </w:r>
+      <w:r>
+        <w:t xml:space="preserve">, 746 F.3d 953, 967</w:t>
+      </w:r>
+      <w:r>
+        <w:noBreakHyphen/>
+      </w:r>
+      <w:r>
+        <w:t xml:space="preserve">68 (9th Cir. 2014) (hollow-point ammunition). At a minimum, California’s gun show ban implicates the right of acquisition.</w:t>
+      </w:r>
+    </w:p>
+    <w:p>
+      <w:pPr>
+        <w:pStyle w:val="BodyText"/>
+      </w:pPr>
+      <w:r>
+        <w:t xml:space="preserve">The district court failed to hold the State to its burden under</w:t>
+      </w:r>
+      <w:r>
+        <w:t xml:space="preserve"> </w:t>
+      </w:r>
+      <w:r>
+        <w:rPr>
+          <w:i/>
+          <w:iCs/>
+        </w:rPr>
+        <w:t xml:space="preserve">Bruen</w:t>
+      </w:r>
+      <w:r>
+        <w:t xml:space="preserve"> </w:t>
+      </w:r>
+      <w:r>
+        <w:t xml:space="preserve">and refused to perform the required historical analysis, holding instead that Appellants’ Second Amendment claim necessarily fails because they did not allege that AB 893 “amount[s] to a prohibition of” the right to acquire guns or ammunition. 1-ER</w:t>
+      </w:r>
+      <w:r>
+        <w:noBreakHyphen/>
+      </w:r>
+      <w:r>
+        <w:t xml:space="preserve">11. The State, arguing that this Court’s en banc decision in</w:t>
+      </w:r>
+      <w:r>
+        <w:t xml:space="preserve"> </w:t>
+      </w:r>
+      <w:r>
+        <w:rPr>
+          <w:i/>
+          <w:iCs/>
+        </w:rPr>
+        <w:t xml:space="preserve">Teixeira</w:t>
+      </w:r>
+      <w:r>
+        <w:t xml:space="preserve"> </w:t>
+      </w:r>
+      <w:r>
+        <w:t xml:space="preserve">is still good law because its analysis was rooted in text, history, and tradition, argues that the district court got this right. Appellees’ Br. (“A.B”) 16</w:t>
+      </w:r>
+      <w:r>
+        <w:noBreakHyphen/>
+      </w:r>
+      <w:r>
+        <w:t xml:space="preserve">17 (discussing</w:t>
+      </w:r>
+      <w:r>
+        <w:t xml:space="preserve"> </w:t>
+      </w:r>
+      <w:r>
+        <w:rPr>
+          <w:i/>
+          <w:iCs/>
+        </w:rPr>
+        <w:t xml:space="preserve">Teixeira v. County of Alameda</w:t>
+      </w:r>
+      <w:r>
+        <w:t xml:space="preserve">, 873 F.3d 670). The State is wrong.</w:t>
+      </w:r>
+    </w:p>
+    <w:p>
+      <w:pPr>
+        <w:pStyle w:val="BodyText"/>
+      </w:pPr>
+      <w:r>
+        <w:t xml:space="preserve">First,</w:t>
+      </w:r>
+      <w:r>
+        <w:t xml:space="preserve"> </w:t>
+      </w:r>
+      <w:r>
+        <w:rPr>
+          <w:i/>
+          <w:iCs/>
+        </w:rPr>
+        <w:t xml:space="preserve">Teixeira</w:t>
+      </w:r>
+      <w:r>
+        <w:t xml:space="preserve">’s textual and history analysis was limited to its analysis of whether there is an independent right to sell firearms, not to whether there is a right to acquire them. 873 F.3d at 682</w:t>
+      </w:r>
+      <w:r>
+        <w:noBreakHyphen/>
+      </w:r>
+      <w:r>
+        <w:t xml:space="preserve">90.</w:t>
+      </w:r>
+      <w:r>
+        <w:rPr>
+          <w:rStyle w:val="FootnoteReference"/>
+        </w:rPr>
+        <w:footnoteReference w:id="10"/>
+      </w:r>
+      <w:r>
+        <w:t xml:space="preserve"> </w:t>
+      </w:r>
+      <w:r>
+        <w:t xml:space="preserve">The Court summarily rejected</w:t>
+      </w:r>
+      <w:r>
+        <w:t xml:space="preserve"> </w:t>
+      </w:r>
+      <w:r>
+        <w:rPr>
+          <w:i/>
+          <w:iCs/>
+        </w:rPr>
+        <w:t xml:space="preserve">Teixeira</w:t>
+      </w:r>
+      <w:r>
+        <w:t xml:space="preserve">’s attempt to assert a “right to acquire arms on behalf of his potential customers,” not because there was no textual or historical basis for claiming such a right exists, but because he had not shown that his customers’ ability to acquire arms in the county had been completely snuffed out.</w:t>
+      </w:r>
+      <w:r>
+        <w:t xml:space="preserve"> </w:t>
+      </w:r>
+      <w:r>
+        <w:rPr>
+          <w:i/>
+          <w:iCs/>
+        </w:rPr>
+        <w:t xml:space="preserve">Id.</w:t>
+      </w:r>
+      <w:r>
+        <w:t xml:space="preserve"> </w:t>
+      </w:r>
+      <w:r>
+        <w:t xml:space="preserve">at 678</w:t>
+      </w:r>
+      <w:r>
+        <w:noBreakHyphen/>
+      </w:r>
+      <w:r>
+        <w:t xml:space="preserve">81. But tests requiring plaintiffs to prove that a challenged law imposes some arbitrarily severe burden or “meaningful” restriction,</w:t>
+      </w:r>
+      <w:r>
+        <w:t xml:space="preserve"> </w:t>
+      </w:r>
+      <w:r>
+        <w:rPr>
+          <w:i/>
+          <w:iCs/>
+        </w:rPr>
+        <w:t xml:space="preserve">Teixeira</w:t>
+      </w:r>
+      <w:r>
+        <w:t xml:space="preserve">, 873 F.3d at 680, on their Second Amendment rights have no place in a post-</w:t>
+      </w:r>
+      <w:r>
+        <w:rPr>
+          <w:i/>
+          <w:iCs/>
+        </w:rPr>
+        <w:t xml:space="preserve">Bruen</w:t>
+      </w:r>
+      <w:r>
+        <w:t xml:space="preserve"> </w:t>
+      </w:r>
+      <w:r>
+        <w:t xml:space="preserve">landscape—if they were ever appropriate. Insisting on such a showing deceptively smuggles burden and interest balancing into the analysis in direct conflict with</w:t>
+      </w:r>
+      <w:r>
+        <w:t xml:space="preserve"> </w:t>
+      </w:r>
+      <w:r>
+        <w:rPr>
+          <w:i/>
+          <w:iCs/>
+        </w:rPr>
+        <w:t xml:space="preserve">Bruen</w:t>
+      </w:r>
+      <w:r>
+        <w:t xml:space="preserve">’s (and</w:t>
+      </w:r>
+      <w:r>
+        <w:t xml:space="preserve"> </w:t>
+      </w:r>
+      <w:r>
+        <w:rPr>
+          <w:i/>
+          <w:iCs/>
+        </w:rPr>
+        <w:t xml:space="preserve">Heller</w:t>
+      </w:r>
+      <w:r>
+        <w:t xml:space="preserve">’s) clear commands.</w:t>
+      </w:r>
+      <w:r>
+        <w:t xml:space="preserve"> </w:t>
+      </w:r>
+      <w:r>
+        <w:rPr>
+          <w:i/>
+          <w:iCs/>
+        </w:rPr>
+        <w:t xml:space="preserve">See</w:t>
+      </w:r>
+      <w:r>
+        <w:t xml:space="preserve"> </w:t>
+      </w:r>
+      <w:r>
+        <w:rPr>
+          <w:i/>
+          <w:iCs/>
+        </w:rPr>
+        <w:t xml:space="preserve">Bruen</w:t>
+      </w:r>
+      <w:r>
+        <w:t xml:space="preserve">, 142 S. Ct. at 2129</w:t>
+      </w:r>
+      <w:r>
+        <w:noBreakHyphen/>
+      </w:r>
+      <w:r>
+        <w:t xml:space="preserve">30 (discussing</w:t>
+      </w:r>
+      <w:r>
+        <w:t xml:space="preserve"> </w:t>
+      </w:r>
+      <w:r>
+        <w:rPr>
+          <w:i/>
+          <w:iCs/>
+        </w:rPr>
+        <w:t xml:space="preserve">Heller</w:t>
+      </w:r>
+      <w:r>
+        <w:t xml:space="preserve">, 554 U.S. at 634). The district court’s rejection of</w:t>
+      </w:r>
+      <w:r>
+        <w:t xml:space="preserve"> </w:t>
+      </w:r>
+      <w:r>
+        <w:rPr>
+          <w:i/>
+          <w:iCs/>
+        </w:rPr>
+        <w:t xml:space="preserve">Bruen</w:t>
+      </w:r>
+      <w:r>
+        <w:t xml:space="preserve">’s text-and-history analysis in favor of</w:t>
+      </w:r>
+      <w:r>
+        <w:t xml:space="preserve"> </w:t>
+      </w:r>
+      <w:r>
+        <w:rPr>
+          <w:i/>
+          <w:iCs/>
+        </w:rPr>
+        <w:t xml:space="preserve">Teixeira</w:t>
+      </w:r>
+      <w:r>
+        <w:t xml:space="preserve">’s abrogated “meaningful[] restrict[ion]” test is reversible error.</w:t>
+      </w:r>
+    </w:p>
+    <w:p>
+      <w:pPr>
+        <w:pStyle w:val="BodyText"/>
+      </w:pPr>
+      <w:r>
+        <w:t xml:space="preserve">What’s more, in</w:t>
+      </w:r>
+      <w:r>
+        <w:t xml:space="preserve"> </w:t>
+      </w:r>
+      <w:r>
+        <w:rPr>
+          <w:i/>
+          <w:iCs/>
+        </w:rPr>
+        <w:t xml:space="preserve">Teixeira</w:t>
+      </w:r>
+      <w:r>
+        <w:t xml:space="preserve">, this Court held that “gun buyers have no right to have a gun store in a particular location, at least as long as their access is not meaningfully constrained.” 873 F.3d at 680.</w:t>
+      </w:r>
+      <w:r>
+        <w:t xml:space="preserve"> </w:t>
+      </w:r>
+      <w:r>
+        <w:rPr>
+          <w:i/>
+          <w:iCs/>
+        </w:rPr>
+        <w:t xml:space="preserve">Bruen</w:t>
+      </w:r>
+      <w:r>
+        <w:t xml:space="preserve">’s “plain text” analysis does not support construing the right so narrowly. But even if it did,</w:t>
+      </w:r>
+      <w:r>
+        <w:t xml:space="preserve"> </w:t>
+      </w:r>
+      <w:r>
+        <w:rPr>
+          <w:i/>
+          <w:iCs/>
+        </w:rPr>
+        <w:t xml:space="preserve">Teixeira</w:t>
+      </w:r>
+      <w:r>
+        <w:t xml:space="preserve">’s straw-man description of a gun buyer’s purported “right to have a gun store in a particular location” conflates the restricted conduct with the restriction itself. This is a critical error. The restricted conduct is not the sale and purchase of firearms at a gun store (or gun show) in a preferred place, but the sale and purchase of firearms, full stop. The restriction is a ban on that conduct in certain places. Because the “plain text” protects the individual right to acquire firearms, ammunition, and firearm parts, the government must prove that its “place” restriction is “consistent with this Nation’s historical tradition of firearm regulation,”</w:t>
+      </w:r>
+      <w:r>
+        <w:t xml:space="preserve"> </w:t>
+      </w:r>
+      <w:r>
+        <w:rPr>
+          <w:i/>
+          <w:iCs/>
+        </w:rPr>
+        <w:t xml:space="preserve">Bruen</w:t>
+      </w:r>
+      <w:r>
+        <w:t xml:space="preserve">, 142 S. Ct. 2126. If it can, the restriction would be constitutional—not because there is no “right to have a gun store in a particular location,” but because the government had some historical justification for restrictions on sales in certain spaces.</w:t>
+      </w:r>
+    </w:p>
+    <w:p>
+      <w:pPr>
+        <w:pStyle w:val="BodyText"/>
+      </w:pPr>
+      <w:r>
+        <w:t xml:space="preserve">Finally, even if one accepts that</w:t>
+      </w:r>
+      <w:r>
+        <w:t xml:space="preserve"> </w:t>
+      </w:r>
+      <w:r>
+        <w:rPr>
+          <w:i/>
+          <w:iCs/>
+        </w:rPr>
+        <w:t xml:space="preserve">Teixeira</w:t>
+      </w:r>
+      <w:r>
+        <w:t xml:space="preserve"> </w:t>
+      </w:r>
+      <w:r>
+        <w:t xml:space="preserve">were correct when it was decided and is still good law after</w:t>
+      </w:r>
+      <w:r>
+        <w:t xml:space="preserve"> </w:t>
+      </w:r>
+      <w:r>
+        <w:rPr>
+          <w:i/>
+          <w:iCs/>
+        </w:rPr>
+        <w:t xml:space="preserve">Bruen</w:t>
+      </w:r>
+      <w:r>
+        <w:t xml:space="preserve">, it is not helpful to the resolution of Appellants’ Second Amendment claims, as the Central District of California recently observed in the nearly identical</w:t>
+      </w:r>
+      <w:r>
+        <w:t xml:space="preserve"> </w:t>
+      </w:r>
+      <w:r>
+        <w:rPr>
+          <w:i/>
+          <w:iCs/>
+        </w:rPr>
+        <w:t xml:space="preserve">B&amp;L Orange County</w:t>
+      </w:r>
+      <w:r>
+        <w:t xml:space="preserve"> </w:t>
+      </w:r>
+      <w:r>
+        <w:t xml:space="preserve">case.</w:t>
+      </w:r>
+      <w:r>
+        <w:t xml:space="preserve"> </w:t>
+      </w:r>
+      <w:r>
+        <w:rPr>
+          <w:i/>
+          <w:iCs/>
+        </w:rPr>
+        <w:t xml:space="preserve">See</w:t>
+      </w:r>
+      <w:r>
+        <w:t xml:space="preserve"> </w:t>
+      </w:r>
+      <w:r>
+        <w:rPr>
+          <w:i/>
+          <w:iCs/>
+        </w:rPr>
+        <w:t xml:space="preserve">B&amp;L Orange Cnty.</w:t>
+      </w:r>
+      <w:r>
+        <w:t xml:space="preserve">, 2023 WL 7132054, *14</w:t>
+      </w:r>
+      <w:r>
+        <w:noBreakHyphen/>
+      </w:r>
+      <w:r>
+        <w:t xml:space="preserve">15. The</w:t>
+      </w:r>
+      <w:r>
+        <w:t xml:space="preserve"> </w:t>
+      </w:r>
+      <w:r>
+        <w:rPr>
+          <w:i/>
+          <w:iCs/>
+        </w:rPr>
+        <w:t xml:space="preserve">Teixeira</w:t>
+      </w:r>
+      <w:r>
+        <w:t xml:space="preserve"> </w:t>
+      </w:r>
+      <w:r>
+        <w:t xml:space="preserve">en banc panel dismissed the plaintiffs’ Second Amendment claim because they had not alleged that the restriction prevented them from acquiring firearms anywhere in the county. 873 F.3d at 678. “The Ninth Circuit reached that conclusion because there were several other gun stores within the county at which residents could purchase firearms and ammunition, including one gun store that was ‘600 feet away from the proposed site of Teixeira’s planned store.’”</w:t>
+      </w:r>
+      <w:r>
+        <w:t xml:space="preserve"> </w:t>
+      </w:r>
+      <w:r>
+        <w:rPr>
+          <w:i/>
+          <w:iCs/>
+        </w:rPr>
+        <w:t xml:space="preserve">B&amp;L Orange Cnty.</w:t>
+      </w:r>
+      <w:r>
+        <w:t xml:space="preserve">, 2023 WL 7132054, *14 (quoting</w:t>
+      </w:r>
+      <w:r>
+        <w:t xml:space="preserve"> </w:t>
+      </w:r>
+      <w:r>
+        <w:rPr>
+          <w:i/>
+          <w:iCs/>
+        </w:rPr>
+        <w:t xml:space="preserve">Teixeira</w:t>
+      </w:r>
+      <w:r>
+        <w:t xml:space="preserve">, 873 F.3d at 679).</w:t>
+      </w:r>
+    </w:p>
+    <w:p>
+      <w:pPr>
+        <w:pStyle w:val="BodyText"/>
+      </w:pPr>
+      <w:r>
+        <w:t xml:space="preserve">But here, as in</w:t>
+      </w:r>
+      <w:r>
+        <w:t xml:space="preserve"> </w:t>
+      </w:r>
+      <w:r>
+        <w:rPr>
+          <w:i/>
+          <w:iCs/>
+        </w:rPr>
+        <w:t xml:space="preserve">B&amp;L Orange County</w:t>
+      </w:r>
+      <w:r>
+        <w:t xml:space="preserve">, Appellants allege several facts that distinguish this case from</w:t>
+      </w:r>
+      <w:r>
+        <w:t xml:space="preserve"> </w:t>
+      </w:r>
+      <w:r>
+        <w:rPr>
+          <w:i/>
+          <w:iCs/>
+        </w:rPr>
+        <w:t xml:space="preserve">Teixeira</w:t>
+      </w:r>
+      <w:r>
+        <w:t xml:space="preserve">.</w:t>
+      </w:r>
+      <w:r>
+        <w:t xml:space="preserve"> </w:t>
+      </w:r>
+      <w:r>
+        <w:rPr>
+          <w:i/>
+          <w:iCs/>
+        </w:rPr>
+        <w:t xml:space="preserve">See</w:t>
+      </w:r>
+      <w:r>
+        <w:t xml:space="preserve"> </w:t>
+      </w:r>
+      <w:r>
+        <w:t xml:space="preserve">2-ER</w:t>
+      </w:r>
+      <w:r>
+        <w:noBreakHyphen/>
+      </w:r>
+      <w:r>
+        <w:t xml:space="preserve">135, 156</w:t>
+      </w:r>
+      <w:r>
+        <w:noBreakHyphen/>
+      </w:r>
+      <w:r>
+        <w:t xml:space="preserve">59;</w:t>
+      </w:r>
+      <w:r>
+        <w:t xml:space="preserve"> </w:t>
+      </w:r>
+      <w:r>
+        <w:rPr>
+          <w:i/>
+          <w:iCs/>
+        </w:rPr>
+        <w:t xml:space="preserve">see also</w:t>
+      </w:r>
+      <w:r>
+        <w:t xml:space="preserve"> </w:t>
+      </w:r>
+      <w:r>
+        <w:rPr>
+          <w:i/>
+          <w:iCs/>
+        </w:rPr>
+        <w:t xml:space="preserve">B&amp;L Orange Cnty.</w:t>
+      </w:r>
+      <w:r>
+        <w:t xml:space="preserve">, 2023 WL 7132054, *14</w:t>
+      </w:r>
+      <w:r>
+        <w:noBreakHyphen/>
+      </w:r>
+      <w:r>
+        <w:t xml:space="preserve">15. For instance, they allege that gun shows are different from gun stores because they are “cultural marketplaces,” 2-ER</w:t>
+      </w:r>
+      <w:r>
+        <w:noBreakHyphen/>
+      </w:r>
+      <w:r>
+        <w:t xml:space="preserve">157, where participants “exchange … products and ideas, knowledge, services, education, entertainment, and recreation,” 2-ER</w:t>
+      </w:r>
+      <w:r>
+        <w:noBreakHyphen/>
+      </w:r>
+      <w:r>
+        <w:t xml:space="preserve">156</w:t>
+      </w:r>
+      <w:r>
+        <w:noBreakHyphen/>
+      </w:r>
+      <w:r>
+        <w:t xml:space="preserve">57. In short, a gun show is a “celebration of America’s ‘gun culture’ that is a natural and essential outgrowth of the constitutional rights that flow from the Second Amendment.” 2-ER</w:t>
+      </w:r>
+      <w:r>
+        <w:noBreakHyphen/>
+      </w:r>
+      <w:r>
+        <w:t xml:space="preserve">156. Participating in that culture, not just exchanging guns for money, “is an important reason people attend B&amp;L gun shows.” 2-ER</w:t>
+      </w:r>
+      <w:r>
+        <w:noBreakHyphen/>
+      </w:r>
+      <w:r>
+        <w:t xml:space="preserve">158. Appellants also allege that they and many others attend gun shows “to exchange knowledge with experienced dealers and firearm enthusiasts that they cannot get anywhere else.” 2-ER</w:t>
+      </w:r>
+      <w:r>
+        <w:noBreakHyphen/>
+      </w:r>
+      <w:r>
+        <w:t xml:space="preserve">158 (emphasis added).</w:t>
+      </w:r>
+    </w:p>
+    <w:p>
+      <w:pPr>
+        <w:pStyle w:val="BodyText"/>
+      </w:pPr>
+      <w:r>
+        <w:t xml:space="preserve">And, Appellants claim, that “[b]ecause of its large size and unique urban location, the Fairgrounds is a unique, publicly owned venue. There is no other public or private venue of similar size in the area.” 2-ER</w:t>
+      </w:r>
+      <w:r>
+        <w:noBreakHyphen/>
+      </w:r>
+      <w:r>
+        <w:t xml:space="preserve">159. Similarly:</w:t>
+      </w:r>
+    </w:p>
+    <w:p>
+      <w:pPr>
+        <w:pStyle w:val="BlockText"/>
+      </w:pPr>
+      <w:r>
+        <w:t xml:space="preserve">Because California prohibits the building of similar venues within their districts as a way to prevent competition for available space, there are no venues in the area that offer comparable space and parking needed for gun show events. Plaintiff Crossroads has thus been unable to find a suitable alternate location to the Fairgrounds. 2-ER</w:t>
+      </w:r>
+      <w:r>
+        <w:noBreakHyphen/>
+      </w:r>
+      <w:r>
+        <w:t xml:space="preserve">175.</w:t>
+      </w:r>
     </w:p>
     <w:p>
       <w:pPr>
         <w:pStyle w:val="FirstParagraph"/>
       </w:pPr>
       <w:r>
-        <w:t xml:space="preserve">As Appellants’ Opening Brief explains, under the Supreme Court’s recent decision in</w:t>
+        <w:t xml:space="preserve">Taking these factual allegations as true—as the Court must on a motion to dismiss—it is clear that</w:t>
+      </w:r>
+      <w:r>
+        <w:t xml:space="preserve"> </w:t>
+      </w:r>
+      <w:r>
+        <w:rPr>
+          <w:i/>
+          <w:iCs/>
+        </w:rPr>
+        <w:t xml:space="preserve">Teixeira</w:t>
+      </w:r>
+      <w:r>
+        <w:t xml:space="preserve"> </w:t>
+      </w:r>
+      <w:r>
+        <w:t xml:space="preserve">is not on point. Indeed, to paraphrase</w:t>
+      </w:r>
+      <w:r>
+        <w:t xml:space="preserve"> </w:t>
+      </w:r>
+      <w:r>
+        <w:rPr>
+          <w:i/>
+          <w:iCs/>
+        </w:rPr>
+        <w:t xml:space="preserve">B&amp;L Orange County</w:t>
+      </w:r>
+      <w:r>
+        <w:t xml:space="preserve">, “the instant action is distinct because there is no alternative gun show in [the district], let alone within ‘600 feet’ of the [Del Mar] Fairgrounds.” 2023 WL 7132054, *15 (citing</w:t>
+      </w:r>
+      <w:r>
+        <w:t xml:space="preserve"> </w:t>
+      </w:r>
+      <w:r>
+        <w:rPr>
+          <w:i/>
+          <w:iCs/>
+        </w:rPr>
+        <w:t xml:space="preserve">Teixeira</w:t>
+      </w:r>
+      <w:r>
+        <w:t xml:space="preserve">, 873 F.3d at 679). The existence of brick-and-mortar gun stores within San Diego county makes no difference because California “fail[s] to identify how the general experience of [Appellants’] gun shows can be replicated by alternative forums in the area.”</w:t>
+      </w:r>
+      <w:r>
+        <w:t xml:space="preserve"> </w:t>
+      </w:r>
+      <w:r>
+        <w:rPr>
+          <w:i/>
+          <w:iCs/>
+        </w:rPr>
+        <w:t xml:space="preserve">Id.</w:t>
+      </w:r>
+      <w:r>
+        <w:t xml:space="preserve"> </w:t>
+      </w:r>
+      <w:r>
+        <w:t xml:space="preserve">at *14 (footnote omitted).</w:t>
+      </w:r>
+    </w:p>
+    <w:p>
+      <w:pPr>
+        <w:pStyle w:val="BodyText"/>
+      </w:pPr>
+      <w:r>
+        <w:t xml:space="preserve">Because Appellants have alleged that AB 893 restricts conduct protected by the “plain text” of the Second Amendment,</w:t>
       </w:r>
       <w:r>
         <w:t xml:space="preserve"> </w:t>
@@ -144,291 +4313,10 @@
         <w:t xml:space="preserve">Bruen</w:t>
       </w:r>
       <w:r>
-        <w:t xml:space="preserve">, 142 S. Ct. at 2117-18, it is no longer appropriate for courts to subject Second Amendment claims to multi-step, interest-balancing tests, like intermediate scrutiny. A.O.B.16. Of course, the right to keep and bear arms must be implicated.</w:t>
-      </w:r>
-      <w:r>
-        <w:t xml:space="preserve"> </w:t>
-      </w:r>
-      <w:r>
-        <w:rPr>
-          <w:i/>
-          <w:iCs/>
-        </w:rPr>
-        <w:t xml:space="preserve">Bruen</w:t>
-      </w:r>
-      <w:r>
-        <w:t xml:space="preserve">, 142 S. Ct. at 2129. But, in most cases, this requires no in-depth analysis. The “plain text” of the Amendment controls. If the restricted conduct is covered by the Second Amendment’s “plain text,” the conduct is presumptively protected,</w:t>
-      </w:r>
-      <w:r>
-        <w:t xml:space="preserve"> </w:t>
-      </w:r>
-      <w:r>
-        <w:rPr>
-          <w:i/>
-          <w:iCs/>
-        </w:rPr>
-        <w:t xml:space="preserve">id.</w:t>
-      </w:r>
-      <w:r>
-        <w:t xml:space="preserve"> </w:t>
-      </w:r>
-      <w:r>
-        <w:t xml:space="preserve">at 2126, 2129-30, and “the government must affirmatively prove that its firearms regulation is part of the historical tradition that delimits the outer bounds of the right to keep and bear arms,”</w:t>
-      </w:r>
-      <w:r>
-        <w:t xml:space="preserve"> </w:t>
-      </w:r>
-      <w:r>
-        <w:rPr>
-          <w:i/>
-          <w:iCs/>
-        </w:rPr>
-        <w:t xml:space="preserve">id.</w:t>
-      </w:r>
-      <w:r>
-        <w:t xml:space="preserve"> </w:t>
-      </w:r>
-      <w:r>
-        <w:t xml:space="preserve">at 2127.</w:t>
-      </w:r>
-    </w:p>
-    <w:p>
-      <w:pPr>
-        <w:pStyle w:val="BodyText"/>
-      </w:pPr>
-      <w:r>
-        <w:t xml:space="preserve">It can hardly be disputed that the conduct Appellants seek to engage in at gun shows, including sales, is within the Second Amendment’s “plain text.” A.O.B.17-21. The operative complaint alleges that Appellants, as gun show attendees, vendors, and promoters, seek to engage in otherwise lawful activities related to commerce in firearms, ammunition, and firearm parts. 2-ER-135-41. “Because the Second Amendment protects the individual’s right to keep and bear arms in self-defense, it also must protect the attendant rights of gun ownership that make keeping and bearing arms meaningful.”</w:t>
-      </w:r>
-      <w:r>
-        <w:t xml:space="preserve"> </w:t>
-      </w:r>
-      <w:r>
-        <w:rPr>
-          <w:i/>
-          <w:iCs/>
-        </w:rPr>
-        <w:t xml:space="preserve">B&amp;L Prods., Inc. v. Newsom</w:t>
-      </w:r>
-      <w:r>
-        <w:t xml:space="preserve">, No. 8:22-cv-01518, 2023 WL 7132054 *13 (C.D. Cal. Oct. 30, 2023).</w:t>
-      </w:r>
-      <w:r>
-        <w:rPr>
-          <w:rStyle w:val="FootnoteReference"/>
-        </w:rPr>
-        <w:footnoteReference w:id="13"/>
-      </w:r>
-      <w:r>
-        <w:t xml:space="preserve"> </w:t>
-      </w:r>
-      <w:r>
-        <w:t xml:space="preserve">This includes the right to acquire lawful firearms and ammunition, as this circuit’s precedents have established.</w:t>
-      </w:r>
-      <w:r>
-        <w:t xml:space="preserve"> </w:t>
-      </w:r>
-      <w:r>
-        <w:rPr>
-          <w:i/>
-          <w:iCs/>
-        </w:rPr>
-        <w:t xml:space="preserve">See, e.g.</w:t>
-      </w:r>
-      <w:r>
-        <w:t xml:space="preserve">,</w:t>
-      </w:r>
-      <w:r>
-        <w:t xml:space="preserve"> </w:t>
-      </w:r>
-      <w:r>
-        <w:rPr>
-          <w:i/>
-          <w:iCs/>
-        </w:rPr>
-        <w:t xml:space="preserve">Teixeira</w:t>
-      </w:r>
-      <w:r>
-        <w:t xml:space="preserve">, 873 F.3d at 677-78 (discussing authorities acknowledging the right to acquire arms);</w:t>
-      </w:r>
-      <w:r>
-        <w:t xml:space="preserve"> </w:t>
-      </w:r>
-      <w:r>
-        <w:rPr>
-          <w:i/>
-          <w:iCs/>
-        </w:rPr>
-        <w:t xml:space="preserve">Jackson v. City &amp; Cnty. of San Francisco</w:t>
-      </w:r>
-      <w:r>
-        <w:t xml:space="preserve">, 746 F.3d 953, 967-68 (9th Cir. 2014) (hollow-point ammunition). At a minimum, California’s gun show ban implicates the right of acquisition.</w:t>
-      </w:r>
-    </w:p>
-    <w:p>
-      <w:pPr>
-        <w:pStyle w:val="BodyText"/>
-      </w:pPr>
-      <w:r>
-        <w:t xml:space="preserve">The district court failed to hold the State to its burden under</w:t>
-      </w:r>
-      <w:r>
-        <w:t xml:space="preserve"> </w:t>
-      </w:r>
-      <w:r>
-        <w:rPr>
-          <w:i/>
-          <w:iCs/>
-        </w:rPr>
-        <w:t xml:space="preserve">Bruen</w:t>
-      </w:r>
-      <w:r>
-        <w:t xml:space="preserve"> </w:t>
-      </w:r>
-      <w:r>
-        <w:t xml:space="preserve">and refused to perform the required historical analysis, holding instead that Appellants’ Second Amendment claim necessarily fails because they did not allege that AB 893 “amount[s] to a prohibition of” the right to acquire guns or ammunition. 1-ER-11. The State, arguing that this Court’s en banc decision in</w:t>
-      </w:r>
-      <w:r>
-        <w:t xml:space="preserve"> </w:t>
-      </w:r>
-      <w:r>
-        <w:rPr>
-          <w:i/>
-          <w:iCs/>
-        </w:rPr>
-        <w:t xml:space="preserve">Teixeira</w:t>
-      </w:r>
-      <w:r>
-        <w:t xml:space="preserve"> </w:t>
-      </w:r>
-      <w:r>
-        <w:t xml:space="preserve">is still good law because its analysis was rooted in text, history, and tradition, argues that the district court got this right. Appellees’ Br. (“A.B”) 16-17 (discussing</w:t>
-      </w:r>
-      <w:r>
-        <w:t xml:space="preserve"> </w:t>
-      </w:r>
-      <w:r>
-        <w:rPr>
-          <w:i/>
-          <w:iCs/>
-        </w:rPr>
-        <w:t xml:space="preserve">Teixeira v. County of Alameda</w:t>
-      </w:r>
-      <w:r>
-        <w:t xml:space="preserve">, 873 F.3d 670). The State is wrong.</w:t>
-      </w:r>
-    </w:p>
-    <w:p>
-      <w:pPr>
-        <w:pStyle w:val="BodyText"/>
-      </w:pPr>
-      <w:r>
-        <w:t xml:space="preserve">First,</w:t>
-      </w:r>
-      <w:r>
-        <w:t xml:space="preserve"> </w:t>
-      </w:r>
-      <w:r>
-        <w:rPr>
-          <w:i/>
-          <w:iCs/>
-        </w:rPr>
-        <w:t xml:space="preserve">Teixeira</w:t>
-      </w:r>
-      <w:r>
-        <w:t xml:space="preserve">’s textual and history analysis was limited to its analysis of whether there is an independent right to sell firearms, not to whether there is a right to acquire them. 873 F.3d at 682-90.</w:t>
-      </w:r>
-      <w:r>
-        <w:rPr>
-          <w:rStyle w:val="FootnoteReference"/>
-        </w:rPr>
-        <w:footnoteReference w:id="14"/>
-      </w:r>
-      <w:r>
-        <w:t xml:space="preserve"> </w:t>
-      </w:r>
-      <w:r>
-        <w:t xml:space="preserve">The Court summarily rejected</w:t>
-      </w:r>
-      <w:r>
-        <w:t xml:space="preserve"> </w:t>
-      </w:r>
-      <w:r>
-        <w:rPr>
-          <w:i/>
-          <w:iCs/>
-        </w:rPr>
-        <w:t xml:space="preserve">Teixeira</w:t>
-      </w:r>
-      <w:r>
-        <w:t xml:space="preserve">’s attempt to assert a “right to acquire arms on behalf of his potential customers,” not because there was no textual or historical basis for claiming such a right exists, but because he had not shown that his customers’ ability to acquire arms in the county had been completely snuffed out.</w:t>
-      </w:r>
-      <w:r>
-        <w:t xml:space="preserve"> </w:t>
-      </w:r>
-      <w:r>
-        <w:rPr>
-          <w:i/>
-          <w:iCs/>
-        </w:rPr>
-        <w:t xml:space="preserve">Id.</w:t>
-      </w:r>
-      <w:r>
-        <w:t xml:space="preserve"> </w:t>
-      </w:r>
-      <w:r>
-        <w:t xml:space="preserve">at 678-81. But tests requiring plaintiffs to prove that a challenged law imposes some arbitrarily severe burden or “meaningful” restriction,</w:t>
-      </w:r>
-      <w:r>
-        <w:t xml:space="preserve"> </w:t>
-      </w:r>
-      <w:r>
-        <w:rPr>
-          <w:i/>
-          <w:iCs/>
-        </w:rPr>
-        <w:t xml:space="preserve">Teixeira</w:t>
-      </w:r>
-      <w:r>
-        <w:t xml:space="preserve">, 873 F.3d at 680, on their Second Amendment rights have no place in a post-</w:t>
-      </w:r>
-      <w:r>
-        <w:rPr>
-          <w:i/>
-          <w:iCs/>
-        </w:rPr>
-        <w:t xml:space="preserve">Bruen</w:t>
-      </w:r>
-      <w:r>
-        <w:t xml:space="preserve"> </w:t>
-      </w:r>
-      <w:r>
-        <w:t xml:space="preserve">landscape—if they were ever appropriate. Insisting on such a showing deceptively smuggles burden and interest balancing into the analysis in direct conflict with</w:t>
-      </w:r>
-      <w:r>
-        <w:t xml:space="preserve"> </w:t>
-      </w:r>
-      <w:r>
-        <w:rPr>
-          <w:i/>
-          <w:iCs/>
-        </w:rPr>
-        <w:t xml:space="preserve">Bruen</w:t>
-      </w:r>
-      <w:r>
-        <w:t xml:space="preserve">’s (and</w:t>
-      </w:r>
-      <w:r>
-        <w:t xml:space="preserve"> </w:t>
-      </w:r>
-      <w:r>
-        <w:rPr>
-          <w:i/>
-          <w:iCs/>
-        </w:rPr>
-        <w:t xml:space="preserve">Heller</w:t>
-      </w:r>
-      <w:r>
-        <w:t xml:space="preserve">’s) clear commands.</w:t>
+        <w:t xml:space="preserve"> </w:t>
+      </w:r>
+      <w:r>
+        <w:t xml:space="preserve">demands that California prove that the ban is part of the history and tradition of firearm regulation in this country dating back to the Founding. As explained below, and admitted by the government, A.B.29, n.9, this raises a factual question that the district court cannot decide on a motion to dismiss. Nor can this Court decide the issue, in the first instance, on appeal.</w:t>
       </w:r>
       <w:r>
         <w:t xml:space="preserve"> </w:t>
@@ -444,160 +4332,893 @@
         <w:t xml:space="preserve"> </w:t>
       </w:r>
       <w:r>
-        <w:rPr>
-          <w:i/>
-          <w:iCs/>
-        </w:rPr>
-        <w:t xml:space="preserve">Bruen</w:t>
-      </w:r>
-      <w:r>
-        <w:t xml:space="preserve">, 142 S. Ct. at 2129-30 (discussing</w:t>
-      </w:r>
-      <w:r>
-        <w:t xml:space="preserve"> </w:t>
-      </w:r>
-      <w:r>
-        <w:rPr>
-          <w:i/>
-          <w:iCs/>
-        </w:rPr>
-        <w:t xml:space="preserve">Heller</w:t>
-      </w:r>
-      <w:r>
-        <w:t xml:space="preserve">, 554 U.S. at 634). The district court’s rejection of</w:t>
-      </w:r>
-      <w:r>
-        <w:t xml:space="preserve"> </w:t>
-      </w:r>
-      <w:r>
-        <w:rPr>
-          <w:i/>
-          <w:iCs/>
-        </w:rPr>
-        <w:t xml:space="preserve">Bruen</w:t>
-      </w:r>
-      <w:r>
-        <w:t xml:space="preserve">’s text-and-history analysis in favor of</w:t>
-      </w:r>
-      <w:r>
-        <w:t xml:space="preserve"> </w:t>
-      </w:r>
-      <w:r>
-        <w:rPr>
-          <w:i/>
-          <w:iCs/>
-        </w:rPr>
-        <w:t xml:space="preserve">Teixeira</w:t>
-      </w:r>
-      <w:r>
-        <w:t xml:space="preserve">’s abrogated “meaningful[] restrict[ion]” test is reversible error.</w:t>
-      </w:r>
-    </w:p>
-    <w:p>
-      <w:pPr>
-        <w:pStyle w:val="BodyText"/>
-      </w:pPr>
-      <w:r>
-        <w:t xml:space="preserve">What’s more, in</w:t>
-      </w:r>
-      <w:r>
-        <w:t xml:space="preserve"> </w:t>
-      </w:r>
-      <w:r>
-        <w:rPr>
-          <w:i/>
-          <w:iCs/>
-        </w:rPr>
-        <w:t xml:space="preserve">Teixeira</w:t>
-      </w:r>
-      <w:r>
-        <w:t xml:space="preserve">, this Court held that “gun buyers have no right to have a gun store in a particular location, at least as long as their access is not meaningfully constrained.” 873 F.3d at 680.</w:t>
-      </w:r>
-      <w:r>
-        <w:t xml:space="preserve"> </w:t>
-      </w:r>
-      <w:r>
-        <w:rPr>
-          <w:i/>
-          <w:iCs/>
-        </w:rPr>
-        <w:t xml:space="preserve">Bruen</w:t>
-      </w:r>
-      <w:r>
-        <w:t xml:space="preserve">’s “plain text” analysis does not support construing the right so narrowly. But even if it did,</w:t>
-      </w:r>
-      <w:r>
-        <w:t xml:space="preserve"> </w:t>
-      </w:r>
-      <w:r>
-        <w:rPr>
-          <w:i/>
-          <w:iCs/>
-        </w:rPr>
-        <w:t xml:space="preserve">Teixeira</w:t>
-      </w:r>
-      <w:r>
-        <w:t xml:space="preserve">’s straw-man description of a gun buyer’s purported “right to have a gun store in a particular location” conflates the restricted conduct with the restriction itself. This is a critical error. The restricted conduct is not the sale and purchase of firearms at a gun store (or gun show) in a preferred place, but the sale and purchase of firearms, full stop. The restriction is a ban on that conduct in certain places. Because the “plain text” protects the individual right to acquire firearms, ammunition, and firearm parts, the government must prove that its “place” restriction is “consistent with this Nation’s historical tradition of firearm regulation,”</w:t>
-      </w:r>
-      <w:r>
-        <w:t xml:space="preserve"> </w:t>
-      </w:r>
-      <w:r>
-        <w:rPr>
-          <w:i/>
-          <w:iCs/>
-        </w:rPr>
-        <w:t xml:space="preserve">Bruen</w:t>
-      </w:r>
-      <w:r>
-        <w:t xml:space="preserve">, 142 S. Ct. 2126. If it can, the restriction would be constitutional—not because there is no “right to have a gun store in a particular location,” but because the government had some historical justification for restrictions on sales in certain spaces.</w:t>
-      </w:r>
-    </w:p>
-    <w:p>
-      <w:pPr>
-        <w:pStyle w:val="BodyText"/>
-      </w:pPr>
-      <w:r>
-        <w:t xml:space="preserve">Finally, even if one accepts that</w:t>
-      </w:r>
-      <w:r>
-        <w:t xml:space="preserve"> </w:t>
-      </w:r>
-      <w:r>
-        <w:rPr>
-          <w:i/>
-          <w:iCs/>
-        </w:rPr>
-        <w:t xml:space="preserve">Teixeira</w:t>
-      </w:r>
-      <w:r>
-        <w:t xml:space="preserve"> </w:t>
-      </w:r>
-      <w:r>
-        <w:t xml:space="preserve">were correct when it was decided and is still good law after</w:t>
-      </w:r>
-      <w:r>
-        <w:t xml:space="preserve"> </w:t>
-      </w:r>
-      <w:r>
-        <w:rPr>
-          <w:i/>
-          <w:iCs/>
-        </w:rPr>
-        <w:t xml:space="preserve">Bruen</w:t>
-      </w:r>
-      <w:r>
-        <w:t xml:space="preserve">, it is not helpful to the resolution of Appellants’ Second Amendment claims, as the Central District of California recently observed in the nearly identical</w:t>
-      </w:r>
-      <w:r>
-        <w:t xml:space="preserve"> </w:t>
-      </w:r>
-      <w:r>
-        <w:rPr>
-          <w:i/>
-          <w:iCs/>
-        </w:rPr>
-        <w:t xml:space="preserve">B&amp;L Orange County</w:t>
+        <w:t xml:space="preserve">A.B.29, n.9.</w:t>
+      </w:r>
+    </w:p>
+    <w:p>
+      <w:pPr>
+        <w:pStyle w:val="Heading1"/>
+        <w:keepNext/>
+        <w:keepLines/>
+        <w:spacing w:before="420" w:after="308" w:line="400" w:lineRule="exact"/>
+        <w:ind w:left="0" w:firstLine="0"/>
+        <w:jc w:val="center"/>
+      </w:pPr>
+      <w:r>
+        <w:rPr>
+          <w:b/>
+          <w:bCs/>
+          <w:sz w:val="32"/>
+          <w:szCs w:val="32"/>
+        </w:rPr>
+        <w:t xml:space="preserve">CONCLUSION</w:t>
+      </w:r>
+    </w:p>
+    <w:p>
+      <w:pPr>
+        <w:keepNext/>
+        <w:keepLines/>
+        <w:spacing w:before="0" w:after="0" w:line="588" w:lineRule="exact"/>
+        <w:ind w:left="0" w:firstLine="720"/>
+      </w:pPr>
+      <w:r>
+        <w:t xml:space="preserve">For</w:t>
+      </w:r>
+      <w:r>
+        <w:t xml:space="preserve"> </w:t>
+      </w:r>
+      <w:r>
+        <w:t xml:space="preserve">these</w:t>
+      </w:r>
+      <w:r>
+        <w:t xml:space="preserve"> </w:t>
+      </w:r>
+      <w:r>
+        <w:t xml:space="preserve">reasons,</w:t>
+      </w:r>
+      <w:r>
+        <w:t xml:space="preserve"> </w:t>
+      </w:r>
+      <w:r>
+        <w:t xml:space="preserve">the</w:t>
+      </w:r>
+      <w:r>
+        <w:t xml:space="preserve"> </w:t>
+      </w:r>
+      <w:r>
+        <w:t xml:space="preserve">district</w:t>
+      </w:r>
+      <w:r>
+        <w:t xml:space="preserve"> </w:t>
+      </w:r>
+      <w:r>
+        <w:t xml:space="preserve">court</w:t>
+      </w:r>
+      <w:r>
+        <w:t xml:space="preserve"> </w:t>
+      </w:r>
+      <w:r>
+        <w:t xml:space="preserve">committed</w:t>
+      </w:r>
+      <w:r>
+        <w:t xml:space="preserve"> </w:t>
+      </w:r>
+      <w:r>
+        <w:t xml:space="preserve">reversible</w:t>
+      </w:r>
+      <w:r>
+        <w:t xml:space="preserve"> </w:t>
+      </w:r>
+      <w:r>
+        <w:t xml:space="preserve">error</w:t>
+      </w:r>
+      <w:r>
+        <w:t xml:space="preserve"> </w:t>
+      </w:r>
+      <w:r>
+        <w:t xml:space="preserve">by</w:t>
+      </w:r>
+      <w:r>
+        <w:t xml:space="preserve"> </w:t>
+      </w:r>
+      <w:r>
+        <w:t xml:space="preserve">dismissing</w:t>
+      </w:r>
+      <w:r>
+        <w:t xml:space="preserve"> </w:t>
+      </w:r>
+      <w:r>
+        <w:t xml:space="preserve">the</w:t>
+      </w:r>
+      <w:r>
+        <w:t xml:space="preserve"> </w:t>
+      </w:r>
+      <w:r>
+        <w:t xml:space="preserve">case</w:t>
+      </w:r>
+      <w:r>
+        <w:t xml:space="preserve"> </w:t>
+      </w:r>
+      <w:r>
+        <w:t xml:space="preserve">under</w:t>
+      </w:r>
+      <w:r>
+        <w:t xml:space="preserve"> </w:t>
+      </w:r>
+      <w:r>
+        <w:t xml:space="preserve">Rule</w:t>
+      </w:r>
+      <w:r>
+        <w:t xml:space="preserve"> </w:t>
+      </w:r>
+      <w:r>
+        <w:t xml:space="preserve">12</w:t>
+      </w:r>
+      <w:r>
+        <w:t xml:space="preserve">.</w:t>
+      </w:r>
+      <w:r>
+        <w:t xml:space="preserve"> </w:t>
+      </w:r>
+      <w:r>
+        <w:t xml:space="preserve">The</w:t>
+      </w:r>
+      <w:r>
+        <w:t xml:space="preserve"> </w:t>
+      </w:r>
+      <w:r>
+        <w:t xml:space="preserve">Court</w:t>
+      </w:r>
+      <w:r>
+        <w:t xml:space="preserve"> </w:t>
+      </w:r>
+      <w:r>
+        <w:t xml:space="preserve">should</w:t>
+      </w:r>
+      <w:r>
+        <w:t xml:space="preserve"> </w:t>
+      </w:r>
+      <w:r>
+        <w:t xml:space="preserve">reverse</w:t>
+      </w:r>
+      <w:r>
+        <w:t xml:space="preserve"> </w:t>
+      </w:r>
+      <w:r>
+        <w:t xml:space="preserve">that</w:t>
+      </w:r>
+      <w:r>
+        <w:t xml:space="preserve"> </w:t>
+      </w:r>
+      <w:r>
+        <w:t xml:space="preserve">order</w:t>
+      </w:r>
+      <w:r>
+        <w:t xml:space="preserve"> </w:t>
+      </w:r>
+      <w:r>
+        <w:t xml:space="preserve">and</w:t>
+      </w:r>
+      <w:r>
+        <w:t xml:space="preserve"> </w:t>
+      </w:r>
+      <w:r>
+        <w:t xml:space="preserve">remanded</w:t>
+      </w:r>
+      <w:r>
+        <w:t xml:space="preserve"> </w:t>
+      </w:r>
+      <w:r>
+        <w:t xml:space="preserve">for</w:t>
+      </w:r>
+      <w:r>
+        <w:t xml:space="preserve"> </w:t>
+      </w:r>
+      <w:r>
+        <w:t xml:space="preserve">further</w:t>
+      </w:r>
+      <w:r>
+        <w:t xml:space="preserve"> </w:t>
+      </w:r>
+      <w:r>
+        <w:t xml:space="preserve">proceedings.</w:t>
+      </w:r>
+    </w:p>
+    <w:p>
+      <w:pPr>
+        <w:keepNext/>
+        <w:keepLines/>
+        <w:spacing w:before="392" w:after="0" w:line="340" w:lineRule="exact"/>
+        <w:ind w:left="4680"/>
+      </w:pPr>
+      <w:r>
+        <w:t xml:space="preserve">Respectfully submitted,</w:t>
+      </w:r>
+    </w:p>
+    <w:p>
+      <w:pPr>
+        <w:keepNext/>
+        <w:keepLines/>
+        <w:spacing w:before="336" w:after="0" w:line="340" w:lineRule="exact"/>
+        <w:ind w:left="4680"/>
+      </w:pPr>
+      <w:r>
+        <w:t xml:space="preserve">s/ Anna M. Barvir</w:t>
+      </w:r>
+    </w:p>
+    <w:p>
+      <w:pPr>
+        <w:keepNext/>
+        <w:keepLines/>
+        <w:spacing w:before="0" w:after="0" w:line="340" w:lineRule="exact"/>
+        <w:ind w:left="4680"/>
+      </w:pPr>
+      <w:r>
+        <w:t xml:space="preserve">ANNA M. BARVIR</w:t>
+      </w:r>
+    </w:p>
+    <w:p>
+      <w:pPr>
+        <w:keepNext/>
+        <w:keepLines/>
+        <w:spacing w:before="0" w:after="0" w:line="340" w:lineRule="exact"/>
+        <w:ind w:left="4680" w:firstLine="140"/>
+      </w:pPr>
+      <w:r>
+        <w:rPr>
+          <w:i/>
+          <w:iCs/>
+        </w:rPr>
+        <w:t xml:space="preserve">Attorneys</w:t>
+      </w:r>
+      <w:r>
+        <w:rPr>
+          <w:i/>
+          <w:iCs/>
+        </w:rPr>
+        <w:t xml:space="preserve"> </w:t>
+      </w:r>
+      <w:r>
+        <w:rPr>
+          <w:i/>
+          <w:iCs/>
+        </w:rPr>
+        <w:t xml:space="preserve">for</w:t>
+      </w:r>
+      <w:r>
+        <w:rPr>
+          <w:i/>
+          <w:iCs/>
+        </w:rPr>
+        <w:t xml:space="preserve"> </w:t>
+      </w:r>
+      <w:r>
+        <w:rPr>
+          <w:i/>
+          <w:iCs/>
+        </w:rPr>
+        <w:t xml:space="preserve">Plaintiffs-Appellants</w:t>
+      </w:r>
+    </w:p>
+    <w:p>
+      <w:pPr>
+        <w:keepLines/>
+        <w:spacing w:before="224" w:after="0" w:line="340" w:lineRule="exact"/>
+        <w:ind w:left="0"/>
+      </w:pPr>
+      <w:r>
+        <w:t xml:space="preserve">December</w:t>
+      </w:r>
+      <w:r>
+        <w:t xml:space="preserve"> </w:t>
+      </w:r>
+      <w:r>
+        <w:t xml:space="preserve">1,</w:t>
+      </w:r>
+      <w:r>
+        <w:t xml:space="preserve"> </w:t>
+      </w:r>
+      <w:r>
+        <w:t xml:space="preserve">2023</w:t>
+      </w:r>
+    </w:p>
+    <w:p>
+      <w:pPr>
+        <w:pStyle w:val="Heading1"/>
+        <w:keepNext/>
+        <w:keepLines/>
+        <w:pageBreakBefore/>
+        <w:spacing w:before="0" w:after="308" w:line="400" w:lineRule="exact"/>
+        <w:ind w:left="0" w:firstLine="0"/>
+        <w:jc w:val="center"/>
+      </w:pPr>
+      <w:r>
+        <w:rPr>
+          <w:b/>
+          <w:bCs/>
+          <w:sz w:val="32"/>
+          <w:szCs w:val="32"/>
+        </w:rPr>
+        <w:t xml:space="preserve">STATEMENT OF RELATED CASES</w:t>
+      </w:r>
+    </w:p>
+    <w:p>
+      <w:pPr>
+        <w:spacing w:before="0" w:after="280" w:line="340" w:lineRule="exact"/>
+        <w:ind w:left="0"/>
+      </w:pPr>
+      <w:r>
+        <w:t xml:space="preserve">9th Cir. Case Number(s) </w:t>
+      </w:r>
+      <w:r>
+        <w:t xml:space="preserve">23</w:t>
+        <w:noBreakHyphen/>
+        <w:t xml:space="preserve">55431</w:t>
+      </w:r>
+    </w:p>
+    <w:p>
+      <w:pPr>
+        <w:spacing w:before="0" w:after="0" w:line="340" w:lineRule="exact"/>
+        <w:ind w:left="0"/>
+      </w:pPr>
+      <w:r>
+        <w:t xml:space="preserve">The undersigned attorney or self-represented party states the following:</w:t>
+      </w:r>
+    </w:p>
+    <w:p>
+      <w:pPr>
+        <w:keepLines/>
+        <w:spacing w:before="224" w:after="0" w:line="340" w:lineRule="exact"/>
+        <w:ind w:left="448" w:hanging="448"/>
+      </w:pPr>
+      <w:r>
+        <w:rPr>
+          <w:bdr w:val="single" w:sz="6" w:space="0" w:color="000000"/>
+        </w:rPr>
+        <w:t xml:space="preserve">   </w:t>
+      </w:r>
+      <w:r>
+        <w:tab/>
+      </w:r>
+      <w:r>
+        <w:t xml:space="preserve">I am unaware of any related cases currently pending in this court.</w:t>
+      </w:r>
+    </w:p>
+    <w:p>
+      <w:pPr>
+        <w:keepLines/>
+        <w:spacing w:before="224" w:after="0" w:line="340" w:lineRule="exact"/>
+        <w:ind w:left="448" w:hanging="448"/>
+      </w:pPr>
+      <w:r>
+        <w:rPr>
+          <w:bdr w:val="single" w:sz="6" w:space="0" w:color="000000"/>
+        </w:rPr>
+        <w:t xml:space="preserve">   </w:t>
+      </w:r>
+      <w:r>
+        <w:tab/>
+      </w:r>
+      <w:r>
+        <w:t xml:space="preserve">I am unaware of any related cases currently pending in this court other than the case(s) identified in the initial brief(s) filed by the other party or parties.</w:t>
+      </w:r>
+    </w:p>
+    <w:p>
+      <w:pPr>
+        <w:keepNext/>
+        <w:keepLines/>
+        <w:spacing w:before="224" w:after="0" w:line="340" w:lineRule="exact"/>
+        <w:ind w:left="448" w:hanging="448"/>
+      </w:pPr>
+      <w:r>
+        <w:rPr>
+          <w:bdr w:val="single" w:sz="6" w:space="0" w:color="000000"/>
+        </w:rPr>
+        <w:t xml:space="preserve">X</w:t>
+      </w:r>
+      <w:r>
+        <w:tab/>
+      </w:r>
+      <w:r>
+        <w:t xml:space="preserve">I am aware of one or more related cases currently pending in this court. The case number and name of each related case and its relationship to this case are:</w:t>
+      </w:r>
+    </w:p>
+    <w:p>
+      <w:pPr>
+        <w:keepNext/>
+        <w:keepLines/>
+        <w:spacing w:before="196" w:after="0" w:line="340" w:lineRule="exact"/>
+        <w:ind w:left="896" w:hanging="448"/>
+      </w:pPr>
+      <w:r>
+        <w:t xml:space="preserve">No. </w:t>
+      </w:r>
+      <w:r>
+        <w:t xml:space="preserve">23</w:t>
+        <w:noBreakHyphen/>
+        <w:t xml:space="preserve">3793</w:t>
+      </w:r>
+      <w:r>
+        <w:t xml:space="preserve">, </w:t>
+      </w:r>
+      <w:r>
+        <w:rPr>
+          <w:i/>
+          <w:iCs/>
+        </w:rPr>
+        <w:t xml:space="preserve">B&amp;L</w:t>
+      </w:r>
+      <w:r>
+        <w:rPr>
+          <w:i/>
+          <w:iCs/>
+        </w:rPr>
+        <w:t xml:space="preserve"> </w:t>
+      </w:r>
+      <w:r>
+        <w:rPr>
+          <w:i/>
+          <w:iCs/>
+        </w:rPr>
+        <w:t xml:space="preserve">Productions,</w:t>
+      </w:r>
+      <w:r>
+        <w:rPr>
+          <w:i/>
+          <w:iCs/>
+        </w:rPr>
+        <w:t xml:space="preserve"> </w:t>
+      </w:r>
+      <w:r>
+        <w:rPr>
+          <w:i/>
+          <w:iCs/>
+        </w:rPr>
+        <w:t xml:space="preserve">Inc.,</w:t>
+      </w:r>
+      <w:r>
+        <w:rPr>
+          <w:i/>
+          <w:iCs/>
+        </w:rPr>
+        <w:t xml:space="preserve"> </w:t>
+      </w:r>
+      <w:r>
+        <w:rPr>
+          <w:i/>
+          <w:iCs/>
+        </w:rPr>
+        <w:t xml:space="preserve">et</w:t>
+      </w:r>
+      <w:r>
+        <w:rPr>
+          <w:i/>
+          <w:iCs/>
+        </w:rPr>
+        <w:t xml:space="preserve"> </w:t>
+      </w:r>
+      <w:r>
+        <w:rPr>
+          <w:i/>
+          <w:iCs/>
+        </w:rPr>
+        <w:t xml:space="preserve">al.,</w:t>
+      </w:r>
+      <w:r>
+        <w:rPr>
+          <w:i/>
+          <w:iCs/>
+        </w:rPr>
+        <w:t xml:space="preserve"> </w:t>
+      </w:r>
+      <w:r>
+        <w:rPr>
+          <w:i/>
+          <w:iCs/>
+        </w:rPr>
+        <w:t xml:space="preserve">v.</w:t>
+      </w:r>
+      <w:r>
+        <w:rPr>
+          <w:i/>
+          <w:iCs/>
+        </w:rPr>
+        <w:t xml:space="preserve"> </w:t>
+      </w:r>
+      <w:r>
+        <w:rPr>
+          <w:i/>
+          <w:iCs/>
+        </w:rPr>
+        <w:t xml:space="preserve">Newsom,</w:t>
+      </w:r>
+      <w:r>
+        <w:rPr>
+          <w:i/>
+          <w:iCs/>
+        </w:rPr>
+        <w:t xml:space="preserve"> </w:t>
+      </w:r>
+      <w:r>
+        <w:rPr>
+          <w:i/>
+          <w:iCs/>
+        </w:rPr>
+        <w:t xml:space="preserve">et</w:t>
+      </w:r>
+      <w:r>
+        <w:rPr>
+          <w:i/>
+          <w:iCs/>
+        </w:rPr>
+        <w:t xml:space="preserve"> </w:t>
+      </w:r>
+      <w:r>
+        <w:rPr>
+          <w:i/>
+          <w:iCs/>
+        </w:rPr>
+        <w:t xml:space="preserve">al.</w:t>
+      </w:r>
+      <w:r>
+        <w:t xml:space="preserve"> (</w:t>
+      </w:r>
+      <w:r>
+        <w:t xml:space="preserve">This</w:t>
+      </w:r>
+      <w:r>
+        <w:t xml:space="preserve"> </w:t>
+      </w:r>
+      <w:r>
+        <w:t xml:space="preserve">related</w:t>
+      </w:r>
+      <w:r>
+        <w:t xml:space="preserve"> </w:t>
+      </w:r>
+      <w:r>
+        <w:t xml:space="preserve">case,</w:t>
+      </w:r>
+      <w:r>
+        <w:t xml:space="preserve"> </w:t>
+      </w:r>
+      <w:r>
+        <w:t xml:space="preserve">filed</w:t>
+      </w:r>
+      <w:r>
+        <w:t xml:space="preserve"> </w:t>
+      </w:r>
+      <w:r>
+        <w:t xml:space="preserve">on</w:t>
+      </w:r>
+      <w:r>
+        <w:t xml:space="preserve"> </w:t>
+      </w:r>
+      <w:r>
+        <w:t xml:space="preserve">November</w:t>
+      </w:r>
+      <w:r>
+        <w:t xml:space="preserve"> </w:t>
+      </w:r>
+      <w:r>
+        <w:t xml:space="preserve">27,</w:t>
+      </w:r>
+      <w:r>
+        <w:t xml:space="preserve"> </w:t>
+      </w:r>
+      <w:r>
+        <w:t xml:space="preserve">2023,</w:t>
+      </w:r>
+      <w:r>
+        <w:t xml:space="preserve"> </w:t>
+      </w:r>
+      <w:r>
+        <w:t xml:space="preserve">is</w:t>
+      </w:r>
+      <w:r>
+        <w:t xml:space="preserve"> </w:t>
+      </w:r>
+      <w:r>
+        <w:t xml:space="preserve">an</w:t>
+      </w:r>
+      <w:r>
+        <w:t xml:space="preserve"> </w:t>
+      </w:r>
+      <w:r>
+        <w:t xml:space="preserve">interlocutory</w:t>
+      </w:r>
+      <w:r>
+        <w:t xml:space="preserve"> </w:t>
+      </w:r>
+      <w:r>
+        <w:t xml:space="preserve">appeal</w:t>
+      </w:r>
+      <w:r>
+        <w:t xml:space="preserve"> </w:t>
+      </w:r>
+      <w:r>
+        <w:t xml:space="preserve">of</w:t>
+      </w:r>
+      <w:r>
+        <w:t xml:space="preserve"> </w:t>
+      </w:r>
+      <w:r>
+        <w:t xml:space="preserve">an</w:t>
+      </w:r>
+      <w:r>
+        <w:t xml:space="preserve"> </w:t>
+      </w:r>
+      <w:r>
+        <w:t xml:space="preserve">order</w:t>
+      </w:r>
+      <w:r>
+        <w:t xml:space="preserve"> </w:t>
+      </w:r>
+      <w:r>
+        <w:t xml:space="preserve">granting</w:t>
+      </w:r>
+      <w:r>
+        <w:t xml:space="preserve"> </w:t>
+      </w:r>
+      <w:r>
+        <w:t xml:space="preserve">plaintiffs’</w:t>
+      </w:r>
+      <w:r>
+        <w:t xml:space="preserve"> </w:t>
+      </w:r>
+      <w:r>
+        <w:t xml:space="preserve">motion</w:t>
+      </w:r>
+      <w:r>
+        <w:t xml:space="preserve"> </w:t>
+      </w:r>
+      <w:r>
+        <w:t xml:space="preserve">for</w:t>
+      </w:r>
+      <w:r>
+        <w:t xml:space="preserve"> </w:t>
+      </w:r>
+      <w:r>
+        <w:t xml:space="preserve">preliminary</w:t>
+      </w:r>
+      <w:r>
+        <w:t xml:space="preserve"> </w:t>
+      </w:r>
+      <w:r>
+        <w:t xml:space="preserve">injunction</w:t>
+      </w:r>
+      <w:r>
+        <w:t xml:space="preserve"> </w:t>
+      </w:r>
+      <w:r>
+        <w:t xml:space="preserve">and</w:t>
+      </w:r>
+      <w:r>
+        <w:t xml:space="preserve"> </w:t>
+      </w:r>
+      <w:r>
+        <w:t xml:space="preserve">enjoining</w:t>
+      </w:r>
+      <w:r>
+        <w:t xml:space="preserve"> </w:t>
+      </w:r>
+      <w:r>
+        <w:t xml:space="preserve">the</w:t>
+      </w:r>
+      <w:r>
+        <w:t xml:space="preserve"> </w:t>
+      </w:r>
+      <w:r>
+        <w:t xml:space="preserve">enforcement</w:t>
+      </w:r>
+      <w:r>
+        <w:t xml:space="preserve"> </w:t>
+      </w:r>
+      <w:r>
+        <w:t xml:space="preserve">of</w:t>
+      </w:r>
+      <w:r>
+        <w:t xml:space="preserve"> </w:t>
+      </w:r>
+      <w:r>
+        <w:t xml:space="preserve">Senate</w:t>
+      </w:r>
+      <w:r>
+        <w:t xml:space="preserve"> </w:t>
+      </w:r>
+      <w:r>
+        <w:t xml:space="preserve">Bill</w:t>
+      </w:r>
+      <w:r>
+        <w:t xml:space="preserve"> </w:t>
+      </w:r>
+      <w:r>
+        <w:t xml:space="preserve">264</w:t>
+      </w:r>
+      <w:r>
+        <w:t xml:space="preserve"> </w:t>
+      </w:r>
+      <w:r>
+        <w:t xml:space="preserve">(applicable</w:t>
+      </w:r>
+      <w:r>
+        <w:t xml:space="preserve"> </w:t>
+      </w:r>
+      <w:r>
+        <w:t xml:space="preserve">to</w:t>
+      </w:r>
+      <w:r>
+        <w:t xml:space="preserve"> </w:t>
+      </w:r>
+      <w:r>
+        <w:t xml:space="preserve">the</w:t>
+      </w:r>
+      <w:r>
+        <w:t xml:space="preserve"> </w:t>
+      </w:r>
+      <w:r>
+        <w:t xml:space="preserve">Orange</w:t>
+      </w:r>
+      <w:r>
+        <w:t xml:space="preserve"> </w:t>
+      </w:r>
+      <w:r>
+        <w:t xml:space="preserve">County</w:t>
+      </w:r>
+      <w:r>
+        <w:t xml:space="preserve"> </w:t>
+      </w:r>
+      <w:r>
+        <w:t xml:space="preserve">Fair</w:t>
+      </w:r>
+      <w:r>
+        <w:t xml:space="preserve"> </w:t>
+      </w:r>
+      <w:r>
+        <w:t xml:space="preserve">&amp;</w:t>
+      </w:r>
+      <w:r>
+        <w:t xml:space="preserve"> </w:t>
+      </w:r>
+      <w:r>
+        <w:t xml:space="preserve">Event</w:t>
+      </w:r>
+      <w:r>
+        <w:t xml:space="preserve"> </w:t>
+      </w:r>
+      <w:r>
+        <w:t xml:space="preserve">Center)</w:t>
+      </w:r>
+      <w:r>
+        <w:t xml:space="preserve"> </w:t>
+      </w:r>
+      <w:r>
+        <w:t xml:space="preserve">and</w:t>
+      </w:r>
+      <w:r>
+        <w:t xml:space="preserve"> </w:t>
+      </w:r>
+      <w:r>
+        <w:t xml:space="preserve">Senate</w:t>
+      </w:r>
+      <w:r>
+        <w:t xml:space="preserve"> </w:t>
+      </w:r>
+      <w:r>
+        <w:t xml:space="preserve">Bill</w:t>
+      </w:r>
+      <w:r>
+        <w:t xml:space="preserve"> </w:t>
+      </w:r>
+      <w:r>
+        <w:t xml:space="preserve">915</w:t>
+      </w:r>
+      <w:r>
+        <w:t xml:space="preserve"> </w:t>
+      </w:r>
+      <w:r>
+        <w:t xml:space="preserve">(applicable</w:t>
+      </w:r>
+      <w:r>
+        <w:t xml:space="preserve"> </w:t>
+      </w:r>
+      <w:r>
+        <w:t xml:space="preserve">to</w:t>
+      </w:r>
+      <w:r>
+        <w:t xml:space="preserve"> </w:t>
+      </w:r>
+      <w:r>
+        <w:t xml:space="preserve">all</w:t>
+      </w:r>
+      <w:r>
+        <w:t xml:space="preserve"> </w:t>
+      </w:r>
+      <w:r>
+        <w:t xml:space="preserve">state-owned</w:t>
+      </w:r>
+      <w:r>
+        <w:t xml:space="preserve"> </w:t>
+      </w:r>
+      <w:r>
+        <w:t xml:space="preserve">property),</w:t>
+      </w:r>
+      <w:r>
+        <w:t xml:space="preserve"> </w:t>
+      </w:r>
+      <w:r>
+        <w:t xml:space="preserve">two</w:t>
+      </w:r>
+      <w:r>
+        <w:t xml:space="preserve"> </w:t>
+      </w:r>
+      <w:r>
+        <w:t xml:space="preserve">state</w:t>
+      </w:r>
+      <w:r>
+        <w:t xml:space="preserve"> </w:t>
+      </w:r>
+      <w:r>
+        <w:t xml:space="preserve">laws</w:t>
+      </w:r>
+      <w:r>
+        <w:t xml:space="preserve"> </w:t>
+      </w:r>
+      <w:r>
+        <w:t xml:space="preserve">that</w:t>
+      </w:r>
+      <w:r>
+        <w:t xml:space="preserve"> </w:t>
+      </w:r>
+      <w:r>
+        <w:t xml:space="preserve">are</w:t>
+      </w:r>
+      <w:r>
+        <w:t xml:space="preserve"> </w:t>
+      </w:r>
+      <w:r>
+        <w:t xml:space="preserve">nearly</w:t>
+      </w:r>
+      <w:r>
+        <w:t xml:space="preserve"> </w:t>
+      </w:r>
+      <w:r>
+        <w:t xml:space="preserve">identical</w:t>
+      </w:r>
+      <w:r>
+        <w:t xml:space="preserve"> </w:t>
+      </w:r>
+      <w:r>
+        <w:t xml:space="preserve">to</w:t>
+      </w:r>
+      <w:r>
+        <w:t xml:space="preserve"> </w:t>
+      </w:r>
+      <w:r>
+        <w:t xml:space="preserve">the</w:t>
+      </w:r>
+      <w:r>
+        <w:t xml:space="preserve"> </w:t>
+      </w:r>
+      <w:r>
+        <w:t xml:space="preserve">law</w:t>
+      </w:r>
+      <w:r>
+        <w:t xml:space="preserve"> </w:t>
+      </w:r>
+      <w:r>
+        <w:t xml:space="preserve">challenged</w:t>
+      </w:r>
+      <w:r>
+        <w:t xml:space="preserve"> </w:t>
+      </w:r>
+      <w:r>
+        <w:t xml:space="preserve">in</w:t>
+      </w:r>
+      <w:r>
+        <w:t xml:space="preserve"> </w:t>
+      </w:r>
+      <w:r>
+        <w:t xml:space="preserve">this</w:t>
       </w:r>
       <w:r>
         <w:t xml:space="preserve"> </w:t>
@@ -609,288 +5230,745 @@
         <w:t xml:space="preserve"> </w:t>
       </w:r>
       <w:r>
-        <w:rPr>
-          <w:i/>
-          <w:iCs/>
-        </w:rPr>
-        <w:t xml:space="preserve">See</w:t>
-      </w:r>
-      <w:r>
-        <w:t xml:space="preserve"> </w:t>
-      </w:r>
-      <w:r>
-        <w:rPr>
-          <w:i/>
-          <w:iCs/>
-        </w:rPr>
-        <w:t xml:space="preserve">B&amp;L Orange Cnty.</w:t>
-      </w:r>
-      <w:r>
-        <w:t xml:space="preserve">, 2023 WL 7132054, *14-15. The</w:t>
-      </w:r>
-      <w:r>
-        <w:t xml:space="preserve"> </w:t>
-      </w:r>
-      <w:r>
-        <w:rPr>
-          <w:i/>
-          <w:iCs/>
-        </w:rPr>
-        <w:t xml:space="preserve">Teixeira</w:t>
-      </w:r>
-      <w:r>
-        <w:t xml:space="preserve"> </w:t>
-      </w:r>
-      <w:r>
-        <w:t xml:space="preserve">en banc panel dismissed the plaintiffs’ Second Amendment claim because they had not alleged that the restriction prevented them from acquiring firearms anywhere in the county. 873 F.3d at 678. “The Ninth Circuit reached that conclusion because there were several other gun stores within the county at which residents could purchase firearms and ammunition, including one gun store that was ‘600 feet away from the proposed site of Teixeira’s planned store.’”</w:t>
-      </w:r>
-      <w:r>
-        <w:t xml:space="preserve"> </w:t>
-      </w:r>
-      <w:r>
-        <w:rPr>
-          <w:i/>
-          <w:iCs/>
-        </w:rPr>
-        <w:t xml:space="preserve">B&amp;L Orange Cnty.</w:t>
-      </w:r>
-      <w:r>
-        <w:t xml:space="preserve">, 2023 WL 7132054, *14 (quoting</w:t>
-      </w:r>
-      <w:r>
-        <w:t xml:space="preserve"> </w:t>
-      </w:r>
-      <w:r>
-        <w:rPr>
-          <w:i/>
-          <w:iCs/>
-        </w:rPr>
-        <w:t xml:space="preserve">Teixeira</w:t>
-      </w:r>
-      <w:r>
-        <w:t xml:space="preserve">, 873 F.3d at 679).</w:t>
-      </w:r>
-    </w:p>
-    <w:p>
-      <w:pPr>
-        <w:pStyle w:val="BodyText"/>
-      </w:pPr>
-      <w:r>
-        <w:t xml:space="preserve">But here, as in</w:t>
-      </w:r>
-      <w:r>
-        <w:t xml:space="preserve"> </w:t>
-      </w:r>
-      <w:r>
-        <w:rPr>
-          <w:i/>
-          <w:iCs/>
-        </w:rPr>
-        <w:t xml:space="preserve">B&amp;L Orange County</w:t>
-      </w:r>
-      <w:r>
-        <w:t xml:space="preserve">, Appellants allege several facts that distinguish this case from</w:t>
-      </w:r>
-      <w:r>
-        <w:t xml:space="preserve"> </w:t>
-      </w:r>
-      <w:r>
-        <w:rPr>
-          <w:i/>
-          <w:iCs/>
-        </w:rPr>
-        <w:t xml:space="preserve">Teixeira</w:t>
-      </w:r>
-      <w:r>
-        <w:t xml:space="preserve">.</w:t>
-      </w:r>
-      <w:r>
-        <w:t xml:space="preserve"> </w:t>
-      </w:r>
-      <w:r>
-        <w:rPr>
-          <w:i/>
-          <w:iCs/>
-        </w:rPr>
-        <w:t xml:space="preserve">See</w:t>
-      </w:r>
-      <w:r>
-        <w:t xml:space="preserve"> </w:t>
-      </w:r>
-      <w:r>
-        <w:t xml:space="preserve">2-ER-135, 156-59;</w:t>
-      </w:r>
-      <w:r>
-        <w:t xml:space="preserve"> </w:t>
-      </w:r>
-      <w:r>
-        <w:rPr>
-          <w:i/>
-          <w:iCs/>
-        </w:rPr>
-        <w:t xml:space="preserve">see also</w:t>
-      </w:r>
-      <w:r>
-        <w:t xml:space="preserve"> </w:t>
-      </w:r>
-      <w:r>
-        <w:rPr>
-          <w:i/>
-          <w:iCs/>
-        </w:rPr>
-        <w:t xml:space="preserve">B&amp;L Orange Cnty.</w:t>
-      </w:r>
-      <w:r>
-        <w:t xml:space="preserve">, 2023 WL 7132054, *14-15. For instance, they allege that gun shows are different from gun stores because they are “cultural marketplaces,” 2-ER-157, where participants “exchange … products and ideas, knowledge, services, education, entertainment, and recreation,” 2-ER-156-57. In short, a gun show is a “celebration of America’s ‘gun culture’ that is a natural and essential outgrowth of the constitutional rights that flow from the Second Amendment.” 2-ER-156. Participating in that culture, not just exchanging guns for money, “is an important reason people attend B&amp;L gun shows.” 2-ER-158. Appellants also allege that they and many others attend gun shows “to exchange knowledge with experienced dealers and firearm enthusiasts that they cannot get anywhere else.” 2-ER-158 (emphasis added).</w:t>
-      </w:r>
-    </w:p>
-    <w:p>
-      <w:pPr>
-        <w:pStyle w:val="BodyText"/>
-      </w:pPr>
-      <w:r>
-        <w:t xml:space="preserve">And, Appellants claim, that “[b]ecause of its large size and unique urban location, the Fairgrounds is a unique, publicly owned venue. There is no other public or private venue of similar size in the area.” 2-ER-159. Similarly:</w:t>
-      </w:r>
-    </w:p>
-    <w:p>
-      <w:pPr>
-        <w:pStyle w:val="BlockText"/>
-      </w:pPr>
-      <w:r>
-        <w:t xml:space="preserve">Because California prohibits the building of similar venues within their districts as a way to prevent competition for available space, there are no venues in the area that offer comparable space and parking needed for gun show events. Plaintiff Crossroads has thus been unable to find a suitable alternate location to the Fairgrounds. 2-ER-175.</w:t>
-      </w:r>
-    </w:p>
-    <w:p>
-      <w:pPr>
-        <w:pStyle w:val="FirstParagraph"/>
-      </w:pPr>
-      <w:r>
-        <w:t xml:space="preserve">Taking these factual allegations as true—as the Court must on a motion to dismiss—it is clear that</w:t>
-      </w:r>
-      <w:r>
-        <w:t xml:space="preserve"> </w:t>
-      </w:r>
-      <w:r>
-        <w:rPr>
-          <w:i/>
-          <w:iCs/>
-        </w:rPr>
-        <w:t xml:space="preserve">Teixeira</w:t>
-      </w:r>
-      <w:r>
-        <w:t xml:space="preserve"> </w:t>
-      </w:r>
-      <w:r>
-        <w:t xml:space="preserve">is not on point. Indeed, to paraphrase</w:t>
-      </w:r>
-      <w:r>
-        <w:t xml:space="preserve"> </w:t>
-      </w:r>
-      <w:r>
-        <w:rPr>
-          <w:i/>
-          <w:iCs/>
-        </w:rPr>
-        <w:t xml:space="preserve">B&amp;L Orange County</w:t>
-      </w:r>
-      <w:r>
-        <w:t xml:space="preserve">, “the instant action is distinct because there is no alternative gun show in [the district], let alone within ‘600 feet’ of the [Del Mar] Fairgrounds.” 2023 WL 7132054, *15 (citing</w:t>
-      </w:r>
-      <w:r>
-        <w:t xml:space="preserve"> </w:t>
-      </w:r>
-      <w:r>
-        <w:rPr>
-          <w:i/>
-          <w:iCs/>
-        </w:rPr>
-        <w:t xml:space="preserve">Teixeira</w:t>
-      </w:r>
-      <w:r>
-        <w:t xml:space="preserve">, 873 F.3d at 679). The existence of brick-and-mortar gun stores within San Diego county makes no difference because California “fail[s] to identify how the general experience of [Appellants’] gun shows can be replicated by alternative forums in the area.”</w:t>
-      </w:r>
-      <w:r>
-        <w:t xml:space="preserve"> </w:t>
-      </w:r>
-      <w:r>
-        <w:rPr>
-          <w:i/>
-          <w:iCs/>
-        </w:rPr>
-        <w:t xml:space="preserve">Id.</w:t>
-      </w:r>
-      <w:r>
-        <w:t xml:space="preserve"> </w:t>
-      </w:r>
-      <w:r>
-        <w:t xml:space="preserve">at *14 (footnote omitted).</w:t>
-      </w:r>
-    </w:p>
-    <w:p>
-      <w:pPr>
-        <w:pStyle w:val="BodyText"/>
-      </w:pPr>
-      <w:r>
-        <w:t xml:space="preserve">Because Appellants have alleged that AB 893 restricts conduct protected by the “plain text” of the Second Amendment,</w:t>
-      </w:r>
-      <w:r>
-        <w:t xml:space="preserve"> </w:t>
-      </w:r>
-      <w:r>
-        <w:rPr>
-          <w:i/>
-          <w:iCs/>
-        </w:rPr>
-        <w:t xml:space="preserve">Bruen</w:t>
-      </w:r>
-      <w:r>
-        <w:t xml:space="preserve"> </w:t>
-      </w:r>
-      <w:r>
-        <w:t xml:space="preserve">demands that California prove that the ban is part of the history and tradition of firearm regulation in this country dating back to the Founding. As explained below, and admitted by the government, A.B.29, n.9, this raises a factual question that the district court cannot decide on a motion to dismiss. Nor can this Court decide the issue, in the first instance, on appeal.</w:t>
-      </w:r>
-      <w:r>
-        <w:t xml:space="preserve"> </w:t>
-      </w:r>
-      <w:r>
-        <w:rPr>
-          <w:i/>
-          <w:iCs/>
-        </w:rPr>
-        <w:t xml:space="preserve">See</w:t>
-      </w:r>
-      <w:r>
-        <w:t xml:space="preserve"> </w:t>
-      </w:r>
-      <w:r>
-        <w:t xml:space="preserve">A.B.29, n.9.</w:t>
+        <w:t xml:space="preserve">After</w:t>
+      </w:r>
+      <w:r>
+        <w:t xml:space="preserve"> </w:t>
+      </w:r>
+      <w:r>
+        <w:t xml:space="preserve">extensive</w:t>
+      </w:r>
+      <w:r>
+        <w:t xml:space="preserve"> </w:t>
+      </w:r>
+      <w:r>
+        <w:t xml:space="preserve">briefing,</w:t>
+      </w:r>
+      <w:r>
+        <w:t xml:space="preserve"> </w:t>
+      </w:r>
+      <w:r>
+        <w:t xml:space="preserve">including</w:t>
+      </w:r>
+      <w:r>
+        <w:t xml:space="preserve"> </w:t>
+      </w:r>
+      <w:r>
+        <w:t xml:space="preserve">two</w:t>
+      </w:r>
+      <w:r>
+        <w:t xml:space="preserve"> </w:t>
+      </w:r>
+      <w:r>
+        <w:t xml:space="preserve">rounds</w:t>
+      </w:r>
+      <w:r>
+        <w:t xml:space="preserve"> </w:t>
+      </w:r>
+      <w:r>
+        <w:t xml:space="preserve">of</w:t>
+      </w:r>
+      <w:r>
+        <w:t xml:space="preserve"> </w:t>
+      </w:r>
+      <w:r>
+        <w:t xml:space="preserve">supplemental</w:t>
+      </w:r>
+      <w:r>
+        <w:t xml:space="preserve"> </w:t>
+      </w:r>
+      <w:r>
+        <w:t xml:space="preserve">briefing,</w:t>
+      </w:r>
+      <w:r>
+        <w:t xml:space="preserve"> </w:t>
+      </w:r>
+      <w:r>
+        <w:t xml:space="preserve">and</w:t>
+      </w:r>
+      <w:r>
+        <w:t xml:space="preserve"> </w:t>
+      </w:r>
+      <w:r>
+        <w:t xml:space="preserve">a</w:t>
+      </w:r>
+      <w:r>
+        <w:t xml:space="preserve"> </w:t>
+      </w:r>
+      <w:r>
+        <w:t xml:space="preserve">two-hour</w:t>
+      </w:r>
+      <w:r>
+        <w:t xml:space="preserve"> </w:t>
+      </w:r>
+      <w:r>
+        <w:t xml:space="preserve">hearing,</w:t>
+      </w:r>
+      <w:r>
+        <w:t xml:space="preserve"> </w:t>
+      </w:r>
+      <w:r>
+        <w:t xml:space="preserve">the</w:t>
+      </w:r>
+      <w:r>
+        <w:t xml:space="preserve"> </w:t>
+      </w:r>
+      <w:r>
+        <w:t xml:space="preserve">Central</w:t>
+      </w:r>
+      <w:r>
+        <w:t xml:space="preserve"> </w:t>
+      </w:r>
+      <w:r>
+        <w:t xml:space="preserve">District</w:t>
+      </w:r>
+      <w:r>
+        <w:t xml:space="preserve"> </w:t>
+      </w:r>
+      <w:r>
+        <w:t xml:space="preserve">held</w:t>
+      </w:r>
+      <w:r>
+        <w:t xml:space="preserve"> </w:t>
+      </w:r>
+      <w:r>
+        <w:t xml:space="preserve">that</w:t>
+      </w:r>
+      <w:r>
+        <w:t xml:space="preserve"> </w:t>
+      </w:r>
+      <w:r>
+        <w:t xml:space="preserve">the</w:t>
+      </w:r>
+      <w:r>
+        <w:t xml:space="preserve"> </w:t>
+      </w:r>
+      <w:r>
+        <w:t xml:space="preserve">plaintiffs</w:t>
+      </w:r>
+      <w:r>
+        <w:t xml:space="preserve"> </w:t>
+      </w:r>
+      <w:r>
+        <w:t xml:space="preserve">(including</w:t>
+      </w:r>
+      <w:r>
+        <w:t xml:space="preserve"> </w:t>
+      </w:r>
+      <w:r>
+        <w:t xml:space="preserve">several</w:t>
+      </w:r>
+      <w:r>
+        <w:t xml:space="preserve"> </w:t>
+      </w:r>
+      <w:r>
+        <w:t xml:space="preserve">appellants</w:t>
+      </w:r>
+      <w:r>
+        <w:t xml:space="preserve"> </w:t>
+      </w:r>
+      <w:r>
+        <w:t xml:space="preserve">in</w:t>
+      </w:r>
+      <w:r>
+        <w:t xml:space="preserve"> </w:t>
+      </w:r>
+      <w:r>
+        <w:t xml:space="preserve">this</w:t>
+      </w:r>
+      <w:r>
+        <w:t xml:space="preserve"> </w:t>
+      </w:r>
+      <w:r>
+        <w:t xml:space="preserve">case)</w:t>
+      </w:r>
+      <w:r>
+        <w:t xml:space="preserve"> </w:t>
+      </w:r>
+      <w:r>
+        <w:t xml:space="preserve">were</w:t>
+      </w:r>
+      <w:r>
+        <w:t xml:space="preserve"> </w:t>
+      </w:r>
+      <w:r>
+        <w:t xml:space="preserve">likely</w:t>
+      </w:r>
+      <w:r>
+        <w:t xml:space="preserve"> </w:t>
+      </w:r>
+      <w:r>
+        <w:t xml:space="preserve">to</w:t>
+      </w:r>
+      <w:r>
+        <w:t xml:space="preserve"> </w:t>
+      </w:r>
+      <w:r>
+        <w:t xml:space="preserve">prevail</w:t>
+      </w:r>
+      <w:r>
+        <w:t xml:space="preserve"> </w:t>
+      </w:r>
+      <w:r>
+        <w:t xml:space="preserve">on</w:t>
+      </w:r>
+      <w:r>
+        <w:t xml:space="preserve"> </w:t>
+      </w:r>
+      <w:r>
+        <w:t xml:space="preserve">the</w:t>
+      </w:r>
+      <w:r>
+        <w:t xml:space="preserve"> </w:t>
+      </w:r>
+      <w:r>
+        <w:t xml:space="preserve">merits</w:t>
+      </w:r>
+      <w:r>
+        <w:t xml:space="preserve"> </w:t>
+      </w:r>
+      <w:r>
+        <w:t xml:space="preserve">of</w:t>
+      </w:r>
+      <w:r>
+        <w:t xml:space="preserve"> </w:t>
+      </w:r>
+      <w:r>
+        <w:t xml:space="preserve">their</w:t>
+      </w:r>
+      <w:r>
+        <w:t xml:space="preserve"> </w:t>
+      </w:r>
+      <w:r>
+        <w:t xml:space="preserve">First</w:t>
+      </w:r>
+      <w:r>
+        <w:t xml:space="preserve"> </w:t>
+      </w:r>
+      <w:r>
+        <w:t xml:space="preserve">and</w:t>
+      </w:r>
+      <w:r>
+        <w:t xml:space="preserve"> </w:t>
+      </w:r>
+      <w:r>
+        <w:t xml:space="preserve">Second</w:t>
+      </w:r>
+      <w:r>
+        <w:t xml:space="preserve"> </w:t>
+      </w:r>
+      <w:r>
+        <w:t xml:space="preserve">Amendment</w:t>
+      </w:r>
+      <w:r>
+        <w:t xml:space="preserve"> </w:t>
+      </w:r>
+      <w:r>
+        <w:t xml:space="preserve">claims.</w:t>
+      </w:r>
+      <w:r>
+        <w:t xml:space="preserve"> </w:t>
+      </w:r>
+      <w:r>
+        <w:t xml:space="preserve">Pursuant</w:t>
+      </w:r>
+      <w:r>
+        <w:t xml:space="preserve"> </w:t>
+      </w:r>
+      <w:r>
+        <w:t xml:space="preserve">to</w:t>
+      </w:r>
+      <w:r>
+        <w:t xml:space="preserve"> </w:t>
+      </w:r>
+      <w:r>
+        <w:t xml:space="preserve">this</w:t>
+      </w:r>
+      <w:r>
+        <w:t xml:space="preserve"> </w:t>
+      </w:r>
+      <w:r>
+        <w:t xml:space="preserve">Court’s</w:t>
+      </w:r>
+      <w:r>
+        <w:t xml:space="preserve"> </w:t>
+      </w:r>
+      <w:r>
+        <w:t xml:space="preserve">earlier</w:t>
+      </w:r>
+      <w:r>
+        <w:t xml:space="preserve"> </w:t>
+      </w:r>
+      <w:r>
+        <w:t xml:space="preserve">direction,</w:t>
+      </w:r>
+      <w:r>
+        <w:t xml:space="preserve"> </w:t>
+      </w:r>
+      <w:r>
+        <w:t xml:space="preserve">Appellants</w:t>
+      </w:r>
+      <w:r>
+        <w:t xml:space="preserve"> </w:t>
+      </w:r>
+      <w:r>
+        <w:t xml:space="preserve">intend</w:t>
+      </w:r>
+      <w:r>
+        <w:t xml:space="preserve"> </w:t>
+      </w:r>
+      <w:r>
+        <w:t xml:space="preserve">to</w:t>
+      </w:r>
+      <w:r>
+        <w:t xml:space="preserve"> </w:t>
+      </w:r>
+      <w:r>
+        <w:t xml:space="preserve">renew</w:t>
+      </w:r>
+      <w:r>
+        <w:t xml:space="preserve"> </w:t>
+      </w:r>
+      <w:r>
+        <w:t xml:space="preserve">their</w:t>
+      </w:r>
+      <w:r>
+        <w:t xml:space="preserve"> </w:t>
+      </w:r>
+      <w:r>
+        <w:t xml:space="preserve">request</w:t>
+      </w:r>
+      <w:r>
+        <w:t xml:space="preserve"> </w:t>
+      </w:r>
+      <w:r>
+        <w:t xml:space="preserve">to</w:t>
+      </w:r>
+      <w:r>
+        <w:t xml:space="preserve"> </w:t>
+      </w:r>
+      <w:r>
+        <w:t xml:space="preserve">have</w:t>
+      </w:r>
+      <w:r>
+        <w:t xml:space="preserve"> </w:t>
+      </w:r>
+      <w:r>
+        <w:t xml:space="preserve">these</w:t>
+      </w:r>
+      <w:r>
+        <w:t xml:space="preserve"> </w:t>
+      </w:r>
+      <w:r>
+        <w:t xml:space="preserve">cases</w:t>
+      </w:r>
+      <w:r>
+        <w:t xml:space="preserve"> </w:t>
+      </w:r>
+      <w:r>
+        <w:t xml:space="preserve">heard</w:t>
+      </w:r>
+      <w:r>
+        <w:t xml:space="preserve"> </w:t>
+      </w:r>
+      <w:r>
+        <w:t xml:space="preserve">together.</w:t>
+      </w:r>
+      <w:r>
+        <w:t xml:space="preserve">).</w:t>
+      </w:r>
+    </w:p>
+    <w:p>
+      <w:pPr>
+        <w:keepNext/>
+        <w:keepLines/>
+        <w:tabs>
+          <w:tab w:val="left" w:pos="4820"/>
+        </w:tabs>
+        <w:spacing w:before="448" w:after="0" w:line="340" w:lineRule="exact"/>
+        <w:ind w:left="0"/>
+      </w:pPr>
+      <w:r>
+        <w:t xml:space="preserve">s/ Anna M. Barvir</w:t>
+      </w:r>
+      <w:r>
+        <w:tab/>
+      </w:r>
+      <w:r>
+        <w:t xml:space="preserve">December</w:t>
+      </w:r>
+      <w:r>
+        <w:t xml:space="preserve"> </w:t>
+      </w:r>
+      <w:r>
+        <w:t xml:space="preserve">1,</w:t>
+      </w:r>
+      <w:r>
+        <w:t xml:space="preserve"> </w:t>
+      </w:r>
+      <w:r>
+        <w:t xml:space="preserve">2023</w:t>
+      </w:r>
+    </w:p>
+    <w:p>
+      <w:pPr>
+        <w:keepLines/>
+        <w:tabs>
+          <w:tab w:val="left" w:pos="4820"/>
+        </w:tabs>
+        <w:spacing w:before="0" w:after="0" w:line="340" w:lineRule="exact"/>
+        <w:ind w:left="0"/>
+      </w:pPr>
+      <w:r>
+        <w:t xml:space="preserve">Signature</w:t>
+      </w:r>
+      <w:r>
+        <w:tab/>
+      </w:r>
+      <w:r>
+        <w:t xml:space="preserve">Date</w:t>
       </w:r>
     </w:p>
     <w:p>
       <w:pPr>
         <w:pStyle w:val="Heading1"/>
-      </w:pPr>
-      <w:bookmarkStart w:id="15" w:name="_conclusion"/>
-      <w:r>
-        <w:t xml:space="preserve">Conclusion</w:t>
-      </w:r>
-      <w:bookmarkEnd w:id="15"/>
-    </w:p>
-    <w:p>
-      <w:pPr>
-        <w:pStyle w:val="FirstParagraph"/>
-      </w:pPr>
-      <w:r>
-        <w:t xml:space="preserve">For these reasons, the district court committed reversible error by dismissing the case under Rule 12. The Court should reverse that order and remanded for further proceedings.</w:t>
+        <w:keepNext/>
+        <w:keepLines/>
+        <w:pageBreakBefore/>
+        <w:spacing w:before="0" w:after="308" w:line="400" w:lineRule="exact"/>
+        <w:ind w:left="0" w:firstLine="0"/>
+        <w:jc w:val="center"/>
+      </w:pPr>
+      <w:r>
+        <w:rPr>
+          <w:b/>
+          <w:bCs/>
+          <w:sz w:val="32"/>
+          <w:szCs w:val="32"/>
+        </w:rPr>
+        <w:t xml:space="preserve">CERTIFICATE OF COMPLIANCE</w:t>
+      </w:r>
+    </w:p>
+    <w:p>
+      <w:pPr>
+        <w:spacing w:before="0" w:after="280" w:line="340" w:lineRule="exact"/>
+        <w:ind w:left="0"/>
+      </w:pPr>
+      <w:r>
+        <w:t xml:space="preserve">9th Cir. Case Number(s) </w:t>
+      </w:r>
+      <w:r>
+        <w:t xml:space="preserve">23</w:t>
+        <w:noBreakHyphen/>
+        <w:t xml:space="preserve">55431</w:t>
+      </w:r>
+    </w:p>
+    <w:p>
+      <w:pPr>
+        <w:spacing w:before="0" w:after="280" w:line="340" w:lineRule="exact"/>
+        <w:ind w:left="0"/>
+      </w:pPr>
+      <w:r>
+        <w:t xml:space="preserve">I am the attorney or self-represented party.</w:t>
+      </w:r>
+    </w:p>
+    <w:p>
+      <w:pPr>
+        <w:spacing w:before="0" w:after="280" w:line="340" w:lineRule="exact"/>
+        <w:ind w:left="0"/>
+      </w:pPr>
+      <w:r>
+        <w:t xml:space="preserve">This brief contains 1,965 words, including 0 words manually counted in any visual images, and excluding the items exempted by FRAP 32(f). The brief’s type size and typeface comply with FRAP 32(a)(5) and (6).</w:t>
+      </w:r>
+    </w:p>
+    <w:p>
+      <w:pPr>
+        <w:spacing w:before="0" w:after="0" w:line="340" w:lineRule="exact"/>
+        <w:ind w:left="0"/>
+      </w:pPr>
+      <w:r>
+        <w:t xml:space="preserve">I certify that this brief (select only one):</w:t>
+      </w:r>
+    </w:p>
+    <w:p>
+      <w:pPr>
+        <w:keepLines/>
+        <w:spacing w:before="224" w:after="0" w:line="340" w:lineRule="exact"/>
+        <w:ind w:left="448" w:hanging="448"/>
+      </w:pPr>
+      <w:r>
+        <w:rPr>
+          <w:bdr w:val="single" w:sz="6" w:space="0" w:color="000000"/>
+        </w:rPr>
+        <w:t xml:space="preserve">X</w:t>
+      </w:r>
+      <w:r>
+        <w:tab/>
+      </w:r>
+      <w:r>
+        <w:t xml:space="preserve">complies with the word limit of Cir. R. 32</w:t>
+        <w:noBreakHyphen/>
+        <w:t xml:space="preserve">1.</w:t>
+      </w:r>
+    </w:p>
+    <w:p>
+      <w:pPr>
+        <w:keepLines/>
+        <w:spacing w:before="224" w:after="0" w:line="340" w:lineRule="exact"/>
+        <w:ind w:left="448" w:hanging="448"/>
+      </w:pPr>
+      <w:r>
+        <w:rPr>
+          <w:bdr w:val="single" w:sz="6" w:space="0" w:color="000000"/>
+        </w:rPr>
+        <w:t xml:space="preserve">   </w:t>
+      </w:r>
+      <w:r>
+        <w:tab/>
+      </w:r>
+      <w:r>
+        <w:t xml:space="preserve">is a cross-appeal brief and complies with the word limit of Cir. R. 28.1</w:t>
+        <w:noBreakHyphen/>
+        <w:t xml:space="preserve">1.</w:t>
+      </w:r>
+    </w:p>
+    <w:p>
+      <w:pPr>
+        <w:keepLines/>
+        <w:spacing w:before="224" w:after="0" w:line="340" w:lineRule="exact"/>
+        <w:ind w:left="448" w:hanging="448"/>
+      </w:pPr>
+      <w:r>
+        <w:rPr>
+          <w:bdr w:val="single" w:sz="6" w:space="0" w:color="000000"/>
+        </w:rPr>
+        <w:t xml:space="preserve">   </w:t>
+      </w:r>
+      <w:r>
+        <w:tab/>
+      </w:r>
+      <w:r>
+        <w:t xml:space="preserve">is an amicus brief and complies with the word limit of FRAP 29(a)(5), Cir. R. 29</w:t>
+        <w:noBreakHyphen/>
+        <w:t xml:space="preserve">2(c)(2), or Cir. R. 29</w:t>
+        <w:noBreakHyphen/>
+        <w:t xml:space="preserve">2(c)(3).</w:t>
+      </w:r>
+    </w:p>
+    <w:p>
+      <w:pPr>
+        <w:keepLines/>
+        <w:spacing w:before="224" w:after="0" w:line="340" w:lineRule="exact"/>
+        <w:ind w:left="448" w:hanging="448"/>
+      </w:pPr>
+      <w:r>
+        <w:rPr>
+          <w:bdr w:val="single" w:sz="6" w:space="0" w:color="000000"/>
+        </w:rPr>
+        <w:t xml:space="preserve">   </w:t>
+      </w:r>
+      <w:r>
+        <w:tab/>
+      </w:r>
+      <w:r>
+        <w:t xml:space="preserve">is for a death penalty case and complies with the word limit of Cir. R. 32</w:t>
+        <w:noBreakHyphen/>
+        <w:t xml:space="preserve">4.</w:t>
+      </w:r>
+    </w:p>
+    <w:p>
+      <w:pPr>
+        <w:keepLines/>
+        <w:spacing w:before="224" w:after="0" w:line="340" w:lineRule="exact"/>
+        <w:ind w:left="448" w:hanging="448"/>
+      </w:pPr>
+      <w:r>
+        <w:rPr>
+          <w:bdr w:val="single" w:sz="6" w:space="0" w:color="000000"/>
+        </w:rPr>
+        <w:t xml:space="preserve">   </w:t>
+      </w:r>
+      <w:r>
+        <w:tab/>
+      </w:r>
+      <w:r>
+        <w:t xml:space="preserve">complies with the longer length limit permitted by Cir. R. 32</w:t>
+        <w:noBreakHyphen/>
+        <w:t xml:space="preserve">2(b) because (select only one):</w:t>
+      </w:r>
+    </w:p>
+    <w:p>
+      <w:pPr>
+        <w:keepLines/>
+        <w:tabs>
+          <w:tab w:val="left" w:pos="448"/>
+        </w:tabs>
+        <w:spacing w:before="224" w:after="0" w:line="340" w:lineRule="exact"/>
+        <w:ind w:left="896" w:hanging="896"/>
+      </w:pPr>
+      <w:r>
+        <w:tab/>
+      </w:r>
+      <w:r>
+        <w:rPr>
+          <w:bdr w:val="single" w:sz="6" w:space="0" w:color="000000"/>
+        </w:rPr>
+        <w:t xml:space="preserve">   </w:t>
+      </w:r>
+      <w:r>
+        <w:tab/>
+      </w:r>
+      <w:r>
+        <w:t xml:space="preserve">it is a joint brief submitted by separately represented parties.</w:t>
+      </w:r>
+    </w:p>
+    <w:p>
+      <w:pPr>
+        <w:keepLines/>
+        <w:tabs>
+          <w:tab w:val="left" w:pos="448"/>
+        </w:tabs>
+        <w:spacing w:before="224" w:after="0" w:line="340" w:lineRule="exact"/>
+        <w:ind w:left="896" w:hanging="896"/>
+      </w:pPr>
+      <w:r>
+        <w:tab/>
+      </w:r>
+      <w:r>
+        <w:rPr>
+          <w:bdr w:val="single" w:sz="6" w:space="0" w:color="000000"/>
+        </w:rPr>
+        <w:t xml:space="preserve">   </w:t>
+      </w:r>
+      <w:r>
+        <w:tab/>
+      </w:r>
+      <w:r>
+        <w:t xml:space="preserve">a party or parties are filing a single brief in response to multiple briefs.</w:t>
+      </w:r>
+    </w:p>
+    <w:p>
+      <w:pPr>
+        <w:keepLines/>
+        <w:tabs>
+          <w:tab w:val="left" w:pos="448"/>
+        </w:tabs>
+        <w:spacing w:before="224" w:after="0" w:line="340" w:lineRule="exact"/>
+        <w:ind w:left="896" w:hanging="896"/>
+      </w:pPr>
+      <w:r>
+        <w:tab/>
+      </w:r>
+      <w:r>
+        <w:rPr>
+          <w:bdr w:val="single" w:sz="6" w:space="0" w:color="000000"/>
+        </w:rPr>
+        <w:t xml:space="preserve">   </w:t>
+      </w:r>
+      <w:r>
+        <w:tab/>
+      </w:r>
+      <w:r>
+        <w:t xml:space="preserve">a party or parties are filing a single brief in response to a longer joint brief.</w:t>
+      </w:r>
+    </w:p>
+    <w:p>
+      <w:pPr>
+        <w:keepLines/>
+        <w:spacing w:before="224" w:after="0" w:line="340" w:lineRule="exact"/>
+        <w:ind w:left="448" w:hanging="448"/>
+      </w:pPr>
+      <w:r>
+        <w:rPr>
+          <w:bdr w:val="single" w:sz="6" w:space="0" w:color="000000"/>
+        </w:rPr>
+        <w:t xml:space="preserve">   </w:t>
+      </w:r>
+      <w:r>
+        <w:tab/>
+      </w:r>
+      <w:r>
+        <w:t xml:space="preserve">complies with the length limit designated by court order dated __________.</w:t>
+      </w:r>
+    </w:p>
+    <w:p>
+      <w:pPr>
+        <w:keepNext/>
+        <w:keepLines/>
+        <w:spacing w:before="224" w:after="0" w:line="340" w:lineRule="exact"/>
+        <w:ind w:left="448" w:hanging="448"/>
+      </w:pPr>
+      <w:r>
+        <w:rPr>
+          <w:bdr w:val="single" w:sz="6" w:space="0" w:color="000000"/>
+        </w:rPr>
+        <w:t xml:space="preserve">   </w:t>
+      </w:r>
+      <w:r>
+        <w:tab/>
+      </w:r>
+      <w:r>
+        <w:t xml:space="preserve">is accompanied by a motion to file a longer brief pursuant to Cir. R. 32</w:t>
+        <w:noBreakHyphen/>
+        <w:t xml:space="preserve">2(a).</w:t>
+      </w:r>
+    </w:p>
+    <w:p>
+      <w:pPr>
+        <w:keepNext/>
+        <w:keepLines/>
+        <w:tabs>
+          <w:tab w:val="left" w:pos="4820"/>
+        </w:tabs>
+        <w:spacing w:before="448" w:after="0" w:line="340" w:lineRule="exact"/>
+        <w:ind w:left="0"/>
+      </w:pPr>
+      <w:r>
+        <w:t xml:space="preserve">s/ Anna M. Barvir</w:t>
+      </w:r>
+      <w:r>
+        <w:tab/>
+      </w:r>
+      <w:r>
+        <w:t xml:space="preserve">December</w:t>
+      </w:r>
+      <w:r>
+        <w:t xml:space="preserve"> </w:t>
+      </w:r>
+      <w:r>
+        <w:t xml:space="preserve">1,</w:t>
+      </w:r>
+      <w:r>
+        <w:t xml:space="preserve"> </w:t>
+      </w:r>
+      <w:r>
+        <w:t xml:space="preserve">2023</w:t>
+      </w:r>
+    </w:p>
+    <w:p>
+      <w:pPr>
+        <w:keepLines/>
+        <w:tabs>
+          <w:tab w:val="left" w:pos="4820"/>
+        </w:tabs>
+        <w:spacing w:before="0" w:after="0" w:line="340" w:lineRule="exact"/>
+        <w:ind w:left="0"/>
+      </w:pPr>
+      <w:r>
+        <w:t xml:space="preserve">Signature</w:t>
+      </w:r>
+      <w:r>
+        <w:tab/>
+      </w:r>
+      <w:r>
+        <w:t xml:space="preserve">Date</w:t>
       </w:r>
     </w:p>
     <w:sectPr>
-      <w:footerReference w:type="default" r:id="rIdFooter1"/>
-      <w:footnotePr>
-        <w:numRestart w:val="eachSect"/>
-      </w:footnotePr>
+      <w:footerReference w:type="default" r:id="rIdFtrPage"/>
       <w:pgSz w:w="12240" w:h="15840"/>
-      <w:pgMar w:top="1440" w:right="1440" w:bottom="1440" w:left="1440" w:header="720" w:footer="432" w:gutter="0"/>
+      <w:pgMar w:top="1440" w:right="1440" w:bottom="1440" w:left="1440" w:header="720" w:footer="676" w:gutter="0"/>
+      <w:pgNumType w:fmt="decimal" w:start="1"/>
     </w:sectPr>
   </w:body>
 </w:document>
@@ -941,7 +6019,7 @@
       </w:r>
     </w:p>
   </w:footnote>
-  <w:footnote w:id="13">
+  <w:footnote w:id="9">
     <w:p>
       <w:pPr>
         <w:pStyle w:val="FootnoteText"/>
@@ -1008,7 +6086,13 @@
         <w:t xml:space="preserve">Heller</w:t>
       </w:r>
       <w:r>
-        <w:t xml:space="preserve">, 554 U.S. at 617-18);</w:t>
+        <w:t xml:space="preserve">, 554 U.S. at 617</w:t>
+      </w:r>
+      <w:r>
+        <w:noBreakHyphen/>
+      </w:r>
+      <w:r>
+        <w:t xml:space="preserve">18);</w:t>
       </w:r>
       <w:r>
         <w:t xml:space="preserve"> </w:t>
@@ -1021,7 +6105,13 @@
         <w:t xml:space="preserve">Boland v. Bonta</w:t>
       </w:r>
       <w:r>
-        <w:t xml:space="preserve">, No. 22-01421, 2023 WL 2588565, at *4 (C.D. Cal. Mar. 20, 2023) (preliminarily enjoining a California law preventing the “purchase [of] state-of-the-art handguns for self-defense” on Second Amendment grounds);</w:t>
+        <w:t xml:space="preserve">, No. 22</w:t>
+      </w:r>
+      <w:r>
+        <w:noBreakHyphen/>
+      </w:r>
+      <w:r>
+        <w:t xml:space="preserve">01421, 2023 WL 2588565, at *4 (C.D. Cal. Mar. 20, 2023) (preliminarily enjoining a California law preventing the “purchase [of] state-of-the-art handguns for self-defense” on Second Amendment grounds);</w:t>
       </w:r>
       <w:r>
         <w:t xml:space="preserve"> </w:t>
@@ -1034,11 +6124,17 @@
         <w:t xml:space="preserve">Renna v. Bonta</w:t>
       </w:r>
       <w:r>
-        <w:t xml:space="preserve">, No. 20-2190, 2023 WL 2846937 (S.D. Cal. April 3, 2023) (similar).</w:t>
+        <w:t xml:space="preserve">, No. 20</w:t>
+      </w:r>
+      <w:r>
+        <w:noBreakHyphen/>
+      </w:r>
+      <w:r>
+        <w:t xml:space="preserve">2190, 2023 WL 2846937 (S.D. Cal. April 3, 2023) (similar).</w:t>
       </w:r>
     </w:p>
   </w:footnote>
-  <w:footnote w:id="14">
+  <w:footnote w:id="10">
     <w:p>
       <w:pPr>
         <w:pStyle w:val="FootnoteText"/>
@@ -1082,7 +6178,13 @@
         <w:t xml:space="preserve">Does the Second Amendment Protect Firearms Commerce?</w:t>
       </w:r>
       <w:r>
-        <w:t xml:space="preserve">, 127 Harv. L. Rev. F. 230, 234-35 (2014). That is not to say that no regulation on such conduct can survive judicial scrutiny. To be sure,</w:t>
+        <w:t xml:space="preserve">, 127 Harv. L. Rev. F. 230, 234</w:t>
+      </w:r>
+      <w:r>
+        <w:noBreakHyphen/>
+      </w:r>
+      <w:r>
+        <w:t xml:space="preserve">35 (2014). That is not to say that no regulation on such conduct can survive judicial scrutiny. To be sure,</w:t>
       </w:r>
       <w:r>
         <w:t xml:space="preserve"> </w:t>
@@ -1098,7 +6200,13 @@
         <w:t xml:space="preserve"> </w:t>
       </w:r>
       <w:r>
-        <w:t xml:space="preserve">acknowledged the presumptive validity of at least some “laws imposing conditions and qualifications on the commercial sale of firearms.” 554 U.S. at 626-27. But, “to uphold the constitutionality of a law imposing a condition on the commercial sale of firearms, a court necessarily must examine the nature and extent of the imposed condition.”</w:t>
+        <w:t xml:space="preserve">acknowledged the presumptive validity of at least some “laws imposing conditions and qualifications on the commercial sale of firearms.” 554 U.S. at 626</w:t>
+      </w:r>
+      <w:r>
+        <w:noBreakHyphen/>
+      </w:r>
+      <w:r>
+        <w:t xml:space="preserve">27. But, “to uphold the constitutionality of a law imposing a condition on the commercial sale of firearms, a court necessarily must examine the nature and extent of the imposed condition.”</w:t>
       </w:r>
       <w:r>
         <w:t xml:space="preserve"> </w:t>
@@ -1139,6 +6247,72 @@
     </w:p>
   </w:footnote>
 </w:footnotes>
+</file>
+
+<file path=word/ftr-add.xml><?xml version="1.0" encoding="utf-8"?>
+<w:ftr xmlns:w="http://schemas.openxmlformats.org/wordprocessingml/2006/main" xmlns:r="http://schemas.openxmlformats.org/officeDocument/2006/relationships">
+  <w:p>
+    <w:pPr>
+      <w:spacing w:before="0" w:after="0"/>
+      <w:jc w:val="center"/>
+    </w:pPr>
+    <w:r>
+      <w:t>Add-</w:t>
+    </w:r>
+    <w:r>
+      <w:fldChar w:fldCharType="begin"/>
+    </w:r>
+    <w:r>
+      <w:instrText xml:space="preserve"> PAGE </w:instrText>
+    </w:r>
+    <w:r>
+      <w:fldChar w:fldCharType="separate"/>
+    </w:r>
+    <w:r>
+      <w:t>1</w:t>
+    </w:r>
+    <w:r>
+      <w:fldChar w:fldCharType="end"/>
+    </w:r>
+  </w:p>
+</w:ftr>
+</file>
+
+<file path=word/ftr-none.xml><?xml version="1.0" encoding="utf-8"?>
+<w:ftr xmlns:w="http://schemas.openxmlformats.org/wordprocessingml/2006/main" xmlns:r="http://schemas.openxmlformats.org/officeDocument/2006/relationships">
+  <w:p>
+    <w:pPr>
+      <w:spacing w:before="0" w:after="0"/>
+      <w:jc w:val="center"/>
+    </w:pPr>
+  </w:p>
+</w:ftr>
+</file>
+
+<file path=word/ftr-page.xml><?xml version="1.0" encoding="utf-8"?>
+<w:ftr xmlns:w="http://schemas.openxmlformats.org/wordprocessingml/2006/main" xmlns:r="http://schemas.openxmlformats.org/officeDocument/2006/relationships">
+  <w:p>
+    <w:pPr>
+      <w:spacing w:before="0" w:after="0"/>
+      <w:jc w:val="center"/>
+    </w:pPr>
+    <w:r>
+      <w:fldChar w:fldCharType="begin"/>
+    </w:r>
+    <w:r>
+      <w:instrText xml:space="preserve"> PAGE </w:instrText>
+    </w:r>
+    <w:r>
+      <w:fldChar w:fldCharType="separate"/>
+    </w:r>
+    <w:r>
+      <w:t>1</w:t>
+    </w:r>
+    <w:r>
+      <w:fldChar w:fldCharType="end"/>
+    </w:r>
+  </w:p>
+</w:ftr>
 </file>
 
 <file path=word/numbering.xml><?xml version="1.0" encoding="utf-8"?>
@@ -1230,7 +6404,7 @@
   <w:docDefaults>
     <w:rPrDefault>
       <w:rPr>
-        <w:rFonts w:ascii="EB Garamond" w:hAnsi="EB Garamond" w:eastAsia="EB Garamond" w:cs="EB Garamond"/>
+        <w:rFonts w:ascii="Times New Roman" w:hAnsi="Times New Roman" w:eastAsia="Times New Roman" w:cs="Times New Roman"/>
         <w:sz w:val="28"/>
         <w:szCs w:val="28"/>
         <w:lang w:val="en-US" w:eastAsia="zh-CN" w:bidi="ar-SA"/>
@@ -1238,6 +6412,7 @@
     </w:rPrDefault>
     <w:pPrDefault>
       <w:pPr>
+        <w:widowControl/>
         <w:spacing w:after="0"/>
       </w:pPr>
     </w:pPrDefault>
@@ -1253,7 +6428,7 @@
     <w:link w:val="BodyTextChar"/>
     <w:qFormat/>
     <w:pPr>
-      <w:spacing w:before="0" w:after="0" w:line="629" w:lineRule="exact"/>
+      <w:spacing w:before="0" w:after="0" w:line="588" w:lineRule="exact"/>
       <w:ind w:firstLine="720"/>
     </w:pPr>
   </w:style>
@@ -1421,7 +6596,7 @@
       <w:outlineLvl w:val="0"/>
     </w:pPr>
     <w:rPr>
-      <w:rFonts w:ascii="EB Garamond" w:hAnsi="EB Garamond" w:eastAsia="EB Garamond" w:cs="EB Garamond"/>
+      <w:rFonts w:ascii="Times New Roman" w:hAnsi="Times New Roman" w:eastAsia="Times New Roman" w:cs="Times New Roman"/>
       <w:b/>
       <w:bCs/>
       <w:caps/>
@@ -1448,7 +6623,7 @@
       <w:outlineLvl w:val="1"/>
     </w:pPr>
     <w:rPr>
-      <w:rFonts w:ascii="EB Garamond" w:hAnsi="EB Garamond" w:eastAsia="EB Garamond" w:cs="EB Garamond"/>
+      <w:rFonts w:ascii="Times New Roman" w:hAnsi="Times New Roman" w:eastAsia="Times New Roman" w:cs="Times New Roman"/>
       <w:b/>
       <w:bCs/>
       <w:color w:val="000000"/>
@@ -1474,7 +6649,7 @@
       <w:outlineLvl w:val="2"/>
     </w:pPr>
     <w:rPr>
-      <w:rFonts w:ascii="EB Garamond" w:hAnsi="EB Garamond" w:eastAsia="EB Garamond" w:cs="EB Garamond"/>
+      <w:rFonts w:ascii="Times New Roman" w:hAnsi="Times New Roman" w:eastAsia="Times New Roman" w:cs="Times New Roman"/>
       <w:b/>
       <w:bCs/>
       <w:color w:val="000000"/>
@@ -1500,7 +6675,7 @@
       <w:outlineLvl w:val="3"/>
     </w:pPr>
     <w:rPr>
-      <w:rFonts w:ascii="EB Garamond" w:hAnsi="EB Garamond" w:eastAsia="EB Garamond" w:cs="EB Garamond"/>
+      <w:rFonts w:ascii="Times New Roman" w:hAnsi="Times New Roman" w:eastAsia="Times New Roman" w:cs="Times New Roman"/>
       <w:b/>
       <w:bCs/>
       <w:i/>
@@ -1527,7 +6702,7 @@
       <w:outlineLvl w:val="4"/>
     </w:pPr>
     <w:rPr>
-      <w:rFonts w:ascii="EB Garamond" w:hAnsi="EB Garamond" w:eastAsia="EB Garamond" w:cs="EB Garamond"/>
+      <w:rFonts w:ascii="Times New Roman" w:hAnsi="Times New Roman" w:eastAsia="Times New Roman" w:cs="Times New Roman"/>
       <w:b/>
       <w:bCs/>
       <w:i/>
@@ -1743,6 +6918,15 @@
       <w:color w:val="272727" w:themeColor="text1" w:themeTint="D8"/>
     </w:rPr>
   </w:style>
+  <w:style w:type="paragraph" w:customStyle="1" w:styleId="ListItem">
+    <w:name w:val="List Item"/>
+    <w:basedOn w:val="BodyText"/>
+    <w:qFormat/>
+    <w:pPr>
+      <w:spacing w:before="0" w:after="0" w:line="588" w:lineRule="exact"/>
+      <w:ind w:left="720" w:hanging="720"/>
+    </w:pPr>
+  </w:style>
   <w:style w:type="paragraph" w:styleId="BlockText">
     <w:name w:val="Block Text"/>
     <w:basedOn w:val="BodyText"/>
@@ -1751,7 +6935,7 @@
     <w:unhideWhenUsed/>
     <w:qFormat/>
     <w:pPr>
-      <w:spacing w:before="0" w:after="180" w:line="399" w:lineRule="exact"/>
+      <w:spacing w:before="280" w:after="280" w:line="340" w:lineRule="exact"/>
       <w:ind w:firstLine="0" w:left="720" w:right="720"/>
     </w:pPr>
   </w:style>
@@ -1763,7 +6947,8 @@
     <w:unhideWhenUsed/>
     <w:qFormat/>
     <w:pPr>
-      <w:spacing w:before="0" w:after="120" w:line="399" w:lineRule="exact"/>
+      <w:keepLines/>
+      <w:spacing w:before="0" w:after="140" w:line="340" w:lineRule="exact"/>
     </w:pPr>
     <w:rPr>
       <w:sz w:val="28"/>
@@ -1778,8 +6963,8 @@
     <w:unhideWhenUsed/>
     <w:qFormat/>
     <w:pPr>
-      <w:spacing w:before="100" w:after="100"/>
-      <w:ind w:firstLine="0" w:left="480" w:right="480"/>
+      <w:spacing w:before="280" w:after="280"/>
+      <w:ind w:firstLine="0" w:left="720" w:right="720"/>
     </w:pPr>
   </w:style>
   <w:style w:type="character" w:default="1" w:styleId="DefaultParagraphFont">
@@ -1887,7 +7072,7 @@
     <w:name w:val="Hyperlink"/>
     <w:basedOn w:val="BodyTextChar"/>
     <w:rPr>
-      <w:color w:val="4F81BD" w:themeColor="accent1"/>
+      <w:color w:val="000000"/>
     </w:rPr>
   </w:style>
   <w:style w:type="paragraph" w:styleId="TOCHeading">

--- a/courts/ninth-circuit/court-of-appeals/reply-brief/usage/OUTPUT-reply-brief.docx
+++ b/courts/ninth-circuit/court-of-appeals/reply-brief/usage/OUTPUT-reply-brief.docx
@@ -6400,7 +6400,7 @@
 </file>
 
 <file path=word/styles.xml><?xml version="1.0" encoding="utf-8"?>
-<w:styles xmlns:r="http://schemas.openxmlformats.org/officeDocument/2006/relationships" xmlns:w="http://schemas.openxmlformats.org/wordprocessingml/2006/main">
+<w:styles xmlns:w="http://schemas.openxmlformats.org/wordprocessingml/2006/main" xmlns:r="http://schemas.openxmlformats.org/officeDocument/2006/relationships">
   <w:docDefaults>
     <w:rPrDefault>
       <w:rPr>
@@ -6460,7 +6460,7 @@
       <w:jc w:val="center"/>
     </w:pPr>
     <w:rPr>
-      <w:rFonts w:asciiTheme="majorHAnsi" w:eastAsiaTheme="majorEastAsia" w:hAnsiTheme="majorHAnsi" w:cstheme="majorBidi"/>
+      <w:rFonts w:cstheme="majorBidi"/>
       <w:sz w:val="56"/>
       <w:szCs w:val="56"/>
     </w:rPr>
@@ -6472,7 +6472,7 @@
     <w:uiPriority w:val="10"/>
     <w:rsid w:val="00A10FD9"/>
     <w:rPr>
-      <w:rFonts w:asciiTheme="majorHAnsi" w:eastAsiaTheme="majorEastAsia" w:hAnsiTheme="majorHAnsi" w:cstheme="majorBidi"/>
+      <w:rFonts w:cstheme="majorBidi"/>
       <w:sz w:val="56"/>
       <w:szCs w:val="56"/>
     </w:rPr>
@@ -6491,7 +6491,7 @@
       </w:numPr>
     </w:pPr>
     <w:rPr>
-      <w:rFonts w:eastAsiaTheme="majorEastAsia" w:cstheme="majorBidi"/>
+      <w:rFonts w:cstheme="majorBidi"/>
       <w:spacing w:val="15"/>
       <w:sz w:val="28"/>
       <w:szCs w:val="28"/>
@@ -6504,7 +6504,7 @@
     <w:uiPriority w:val="11"/>
     <w:rsid w:val="00A10FD9"/>
     <w:rPr>
-      <w:rFonts w:eastAsiaTheme="majorEastAsia" w:cstheme="majorBidi"/>
+      <w:rFonts w:cstheme="majorBidi"/>
       <w:color w:val="595959" w:themeColor="text1" w:themeTint="A6"/>
       <w:spacing w:val="15"/>
       <w:sz w:val="28"/>
@@ -6728,7 +6728,7 @@
       <w:outlineLvl w:val="5"/>
     </w:pPr>
     <w:rPr>
-      <w:rFonts w:eastAsiaTheme="majorEastAsia" w:cstheme="majorBidi"/>
+      <w:rFonts w:cstheme="majorBidi"/>
       <w:i/>
       <w:iCs/>
       <w:color w:val="595959" w:themeColor="text1" w:themeTint="A6"/>
@@ -6751,7 +6751,7 @@
       <w:outlineLvl w:val="6"/>
     </w:pPr>
     <w:rPr>
-      <w:rFonts w:eastAsiaTheme="majorEastAsia" w:cstheme="majorBidi"/>
+      <w:rFonts w:cstheme="majorBidi"/>
       <w:color w:val="595959" w:themeColor="text1" w:themeTint="A6"/>
     </w:rPr>
   </w:style>
@@ -6772,7 +6772,7 @@
       <w:outlineLvl w:val="7"/>
     </w:pPr>
     <w:rPr>
-      <w:rFonts w:eastAsiaTheme="majorEastAsia" w:cstheme="majorBidi"/>
+      <w:rFonts w:cstheme="majorBidi"/>
       <w:i/>
       <w:iCs/>
       <w:color w:val="272727" w:themeColor="text1" w:themeTint="D8"/>
@@ -6795,7 +6795,7 @@
       <w:outlineLvl w:val="8"/>
     </w:pPr>
     <w:rPr>
-      <w:rFonts w:eastAsiaTheme="majorEastAsia" w:cstheme="majorBidi"/>
+      <w:rFonts w:cstheme="majorBidi"/>
       <w:color w:val="272727" w:themeColor="text1" w:themeTint="D8"/>
     </w:rPr>
   </w:style>
@@ -6806,7 +6806,7 @@
     <w:uiPriority w:val="9"/>
     <w:rsid w:val="00A10FD9"/>
     <w:rPr>
-      <w:rFonts w:asciiTheme="majorHAnsi" w:eastAsiaTheme="majorEastAsia" w:hAnsiTheme="majorHAnsi" w:cstheme="majorBidi"/>
+      <w:rFonts w:cstheme="majorBidi"/>
       <w:color w:val="0F4761" w:themeColor="accent1" w:themeShade="BF"/>
       <w:sz w:val="40"/>
       <w:szCs w:val="40"/>
@@ -6820,7 +6820,7 @@
     <w:semiHidden/>
     <w:rsid w:val="00A10FD9"/>
     <w:rPr>
-      <w:rFonts w:asciiTheme="majorHAnsi" w:eastAsiaTheme="majorEastAsia" w:hAnsiTheme="majorHAnsi" w:cstheme="majorBidi"/>
+      <w:rFonts w:cstheme="majorBidi"/>
       <w:color w:val="0F4761" w:themeColor="accent1" w:themeShade="BF"/>
       <w:sz w:val="32"/>
       <w:szCs w:val="32"/>
@@ -6834,7 +6834,7 @@
     <w:semiHidden/>
     <w:rsid w:val="00A10FD9"/>
     <w:rPr>
-      <w:rFonts w:eastAsiaTheme="majorEastAsia" w:cstheme="majorBidi"/>
+      <w:rFonts w:cstheme="majorBidi"/>
       <w:color w:val="0F4761" w:themeColor="accent1" w:themeShade="BF"/>
       <w:sz w:val="28"/>
       <w:szCs w:val="28"/>
@@ -6848,7 +6848,7 @@
     <w:semiHidden/>
     <w:rsid w:val="00A10FD9"/>
     <w:rPr>
-      <w:rFonts w:eastAsiaTheme="majorEastAsia" w:cstheme="majorBidi"/>
+      <w:rFonts w:cstheme="majorBidi"/>
       <w:i/>
       <w:iCs/>
       <w:color w:val="0F4761" w:themeColor="accent1" w:themeShade="BF"/>
@@ -6862,7 +6862,7 @@
     <w:semiHidden/>
     <w:rsid w:val="00A10FD9"/>
     <w:rPr>
-      <w:rFonts w:eastAsiaTheme="majorEastAsia" w:cstheme="majorBidi"/>
+      <w:rFonts w:cstheme="majorBidi"/>
       <w:color w:val="0F4761" w:themeColor="accent1" w:themeShade="BF"/>
     </w:rPr>
   </w:style>
@@ -6874,7 +6874,7 @@
     <w:semiHidden/>
     <w:rsid w:val="00A10FD9"/>
     <w:rPr>
-      <w:rFonts w:eastAsiaTheme="majorEastAsia" w:cstheme="majorBidi"/>
+      <w:rFonts w:cstheme="majorBidi"/>
       <w:i/>
       <w:iCs/>
       <w:color w:val="595959" w:themeColor="text1" w:themeTint="A6"/>
@@ -6888,7 +6888,7 @@
     <w:semiHidden/>
     <w:rsid w:val="00A10FD9"/>
     <w:rPr>
-      <w:rFonts w:eastAsiaTheme="majorEastAsia" w:cstheme="majorBidi"/>
+      <w:rFonts w:cstheme="majorBidi"/>
       <w:color w:val="595959" w:themeColor="text1" w:themeTint="A6"/>
     </w:rPr>
   </w:style>
@@ -6900,7 +6900,7 @@
     <w:semiHidden/>
     <w:rsid w:val="00A10FD9"/>
     <w:rPr>
-      <w:rFonts w:eastAsiaTheme="majorEastAsia" w:cstheme="majorBidi"/>
+      <w:rFonts w:cstheme="majorBidi"/>
       <w:i/>
       <w:iCs/>
       <w:color w:val="272727" w:themeColor="text1" w:themeTint="D8"/>
@@ -6914,7 +6914,7 @@
     <w:semiHidden/>
     <w:rsid w:val="00A10FD9"/>
     <w:rPr>
-      <w:rFonts w:eastAsiaTheme="majorEastAsia" w:cstheme="majorBidi"/>
+      <w:rFonts w:cstheme="majorBidi"/>
       <w:color w:val="272727" w:themeColor="text1" w:themeTint="D8"/>
     </w:rPr>
   </w:style>
@@ -7087,7 +7087,7 @@
       <w:outlineLvl w:val="9"/>
     </w:pPr>
     <w:rPr>
-      <w:rFonts w:asciiTheme="majorHAnsi" w:eastAsiaTheme="majorEastAsia" w:hAnsiTheme="majorHAnsi" w:cstheme="majorBidi"/>
+      <w:rFonts w:cstheme="majorBidi"/>
       <w:b w:val="0"/>
       <w:bCs w:val="0"/>
       <w:color w:val="365F91" w:themeColor="accent1" w:themeShade="BF"/>
@@ -7373,7 +7373,7 @@
     </a:clrScheme>
     <a:fontScheme name="Office">
       <a:majorFont>
-        <a:latin typeface="Aptos Display" panose="02110004020202020204"/>
+        <a:latin typeface="Times New Roman" panose="02110004020202020204"/>
         <a:ea typeface=""/>
         <a:cs typeface=""/>
         <a:font script="Jpan" typeface="游ゴシック Light"/>
@@ -7425,7 +7425,7 @@
         <a:font script="Tfng" typeface="Ebrima"/>
       </a:majorFont>
       <a:minorFont>
-        <a:latin typeface="Aptos" panose="02110004020202020204"/>
+        <a:latin typeface="Times New Roman" panose="02110004020202020204"/>
         <a:ea typeface=""/>
         <a:cs typeface=""/>
         <a:font script="Jpan" typeface="游明朝"/>

--- a/courts/ninth-circuit/court-of-appeals/reply-brief/usage/OUTPUT-reply-brief.docx
+++ b/courts/ninth-circuit/court-of-appeals/reply-brief/usage/OUTPUT-reply-brief.docx
@@ -21,9 +21,7 @@
           <w:b/>
           <w:bCs/>
         </w:rPr>
-        <w:t xml:space="preserve">23</w:t>
-        <w:noBreakHyphen/>
-        <w:t xml:space="preserve">55431</w:t>
+        <w:t xml:space="preserve">23-⁠55431</w:t>
       </w:r>
     </w:p>
     <w:p>
@@ -367,9 +365,7 @@
         <w:t xml:space="preserve">D.C. No. </w:t>
       </w:r>
       <w:r>
-        <w:t xml:space="preserve">3:21-cv</w:t>
-        <w:noBreakHyphen/>
-        <w:t xml:space="preserve">01718-AJB-DDL</w:t>
+        <w:t xml:space="preserve">3:21-cv-⁠01718-AJB-DDL</w:t>
       </w:r>
       <w:r>
         <w:t xml:space="preserve">; </w:t>
@@ -755,9 +751,7 @@
           <w:i/>
           <w:iCs/>
         </w:rPr>
-        <w:t xml:space="preserve">216</w:t>
-        <w:noBreakHyphen/>
-        <w:t xml:space="preserve">4444</w:t>
+        <w:t xml:space="preserve">216-⁠4444</w:t>
       </w:r>
     </w:p>
     <w:p>
@@ -997,9 +991,7 @@
           <w:i/>
           <w:iCs/>
         </w:rPr>
-        <w:t xml:space="preserve">264</w:t>
-        <w:noBreakHyphen/>
-        <w:t xml:space="preserve">8489</w:t>
+        <w:t xml:space="preserve">264-⁠8489</w:t>
       </w:r>
     </w:p>
     <w:p>
@@ -1353,9 +1345,7 @@
         <w:t xml:space="preserve"> </w:t>
       </w:r>
       <w:r>
-        <w:t xml:space="preserve">8:22-cv</w:t>
-        <w:noBreakHyphen/>
-        <w:t xml:space="preserve">01518,</w:t>
+        <w:t xml:space="preserve">8:22-cv-⁠01518,</w:t>
       </w:r>
       <w:r>
         <w:t xml:space="preserve"> </w:t>
@@ -1472,9 +1462,7 @@
         <w:t xml:space="preserve"> </w:t>
       </w:r>
       <w:r>
-        <w:t xml:space="preserve">22</w:t>
-        <w:noBreakHyphen/>
-        <w:t xml:space="preserve">01421,</w:t>
+        <w:t xml:space="preserve">22-⁠01421,</w:t>
       </w:r>
       <w:r>
         <w:t xml:space="preserve"> </w:t>
@@ -2231,9 +2219,7 @@
         <w:t xml:space="preserve"> </w:t>
       </w:r>
       <w:r>
-        <w:t xml:space="preserve">20</w:t>
-        <w:noBreakHyphen/>
-        <w:t xml:space="preserve">2190,</w:t>
+        <w:t xml:space="preserve">20-⁠2190,</w:t>
       </w:r>
       <w:r>
         <w:t xml:space="preserve"> </w:t>
@@ -3463,13 +3449,7 @@
         <w:t xml:space="preserve">Bruen</w:t>
       </w:r>
       <w:r>
-        <w:t xml:space="preserve">, 142 S. Ct. at 2117</w:t>
-      </w:r>
-      <w:r>
-        <w:noBreakHyphen/>
-      </w:r>
-      <w:r>
-        <w:t xml:space="preserve">18, it is no longer appropriate for courts to subject Second Amendment claims to multi-step, interest-balancing tests, like intermediate scrutiny. A.O.B.16. Of course, the right to keep and bear arms must be implicated.</w:t>
+        <w:t xml:space="preserve">, 142 S. Ct. at 2117-⁠18, it is no longer appropriate for courts to subject Second Amendment claims to multi-step, interest-balancing tests, like intermediate scrutiny. A.O.B.16. Of course, the right to keep and bear arms must be implicated.</w:t>
       </w:r>
       <w:r>
         <w:t xml:space="preserve"> </w:t>
@@ -3498,13 +3478,7 @@
         <w:t xml:space="preserve"> </w:t>
       </w:r>
       <w:r>
-        <w:t xml:space="preserve">at 2126, 2129</w:t>
-      </w:r>
-      <w:r>
-        <w:noBreakHyphen/>
-      </w:r>
-      <w:r>
-        <w:t xml:space="preserve">30, and “the government must affirmatively prove that its firearms regulation is part of the historical tradition that delimits the outer bounds of the right to keep and bear arms,”</w:t>
+        <w:t xml:space="preserve">at 2126, 2129-⁠30, and “the government must affirmatively prove that its firearms regulation is part of the historical tradition that delimits the outer bounds of the right to keep and bear arms,”</w:t>
       </w:r>
       <w:r>
         <w:t xml:space="preserve"> </w:t>
@@ -3528,25 +3502,7 @@
         <w:pStyle w:val="BodyText"/>
       </w:pPr>
       <w:r>
-        <w:t xml:space="preserve">It can hardly be disputed that the conduct Appellants seek to engage in at gun shows, including sales, is within the Second Amendment’s “plain text.” A.O.B.17</w:t>
-      </w:r>
-      <w:r>
-        <w:noBreakHyphen/>
-      </w:r>
-      <w:r>
-        <w:t xml:space="preserve">21. The operative complaint alleges that Appellants, as gun show attendees, vendors, and promoters, seek to engage in otherwise lawful activities related to commerce in firearms, ammunition, and firearm parts. 2-ER</w:t>
-      </w:r>
-      <w:r>
-        <w:noBreakHyphen/>
-      </w:r>
-      <w:r>
-        <w:t xml:space="preserve">135</w:t>
-      </w:r>
-      <w:r>
-        <w:noBreakHyphen/>
-      </w:r>
-      <w:r>
-        <w:t xml:space="preserve">41. “Because the Second Amendment protects the individual’s right to keep and bear arms in self-defense, it also must protect the attendant rights of gun ownership that make keeping and bearing arms meaningful.”</w:t>
+        <w:t xml:space="preserve">It can hardly be disputed that the conduct Appellants seek to engage in at gun shows, including sales, is within the Second Amendment’s “plain text.” A.O.B.17-⁠21. The operative complaint alleges that Appellants, as gun show attendees, vendors, and promoters, seek to engage in otherwise lawful activities related to commerce in firearms, ammunition, and firearm parts. 2-ER-⁠135-⁠41. “Because the Second Amendment protects the individual’s right to keep and bear arms in self-defense, it also must protect the attendant rights of gun ownership that make keeping and bearing arms meaningful.”</w:t>
       </w:r>
       <w:r>
         <w:t xml:space="preserve"> </w:t>
@@ -3559,13 +3515,7 @@
         <w:t xml:space="preserve">B&amp;L Prods., Inc. v. Newsom</w:t>
       </w:r>
       <w:r>
-        <w:t xml:space="preserve">, No. 8:22-cv</w:t>
-      </w:r>
-      <w:r>
-        <w:noBreakHyphen/>
-      </w:r>
-      <w:r>
-        <w:t xml:space="preserve">01518, 2023 WL 7132054 *13 (C.D. Cal. Oct. 30, 2023).</w:t>
+        <w:t xml:space="preserve">, No. 8:22-cv-⁠01518, 2023 WL 7132054 *13 (C.D. Cal. Oct. 30, 2023).</w:t>
       </w:r>
       <w:r>
         <w:rPr>
@@ -3603,13 +3553,7 @@
         <w:t xml:space="preserve">Teixeira</w:t>
       </w:r>
       <w:r>
-        <w:t xml:space="preserve">, 873 F.3d at 677</w:t>
-      </w:r>
-      <w:r>
-        <w:noBreakHyphen/>
-      </w:r>
-      <w:r>
-        <w:t xml:space="preserve">78 (discussing authorities acknowledging the right to acquire arms);</w:t>
+        <w:t xml:space="preserve">, 873 F.3d at 677-⁠78 (discussing authorities acknowledging the right to acquire arms);</w:t>
       </w:r>
       <w:r>
         <w:t xml:space="preserve"> </w:t>
@@ -3622,13 +3566,7 @@
         <w:t xml:space="preserve">Jackson v. City &amp; Cnty. of San Francisco</w:t>
       </w:r>
       <w:r>
-        <w:t xml:space="preserve">, 746 F.3d 953, 967</w:t>
-      </w:r>
-      <w:r>
-        <w:noBreakHyphen/>
-      </w:r>
-      <w:r>
-        <w:t xml:space="preserve">68 (9th Cir. 2014) (hollow-point ammunition). At a minimum, California’s gun show ban implicates the right of acquisition.</w:t>
+        <w:t xml:space="preserve">, 746 F.3d 953, 967-⁠68 (9th Cir. 2014) (hollow-point ammunition). At a minimum, California’s gun show ban implicates the right of acquisition.</w:t>
       </w:r>
     </w:p>
     <w:p>
@@ -3652,13 +3590,7 @@
         <w:t xml:space="preserve"> </w:t>
       </w:r>
       <w:r>
-        <w:t xml:space="preserve">and refused to perform the required historical analysis, holding instead that Appellants’ Second Amendment claim necessarily fails because they did not allege that AB 893 “amount[s] to a prohibition of” the right to acquire guns or ammunition. 1-ER</w:t>
-      </w:r>
-      <w:r>
-        <w:noBreakHyphen/>
-      </w:r>
-      <w:r>
-        <w:t xml:space="preserve">11. The State, arguing that this Court’s en banc decision in</w:t>
+        <w:t xml:space="preserve">and refused to perform the required historical analysis, holding instead that Appellants’ Second Amendment claim necessarily fails because they did not allege that AB 893 “amount[s] to a prohibition of” the right to acquire guns or ammunition. 1-ER-⁠11. The State, arguing that this Court’s en banc decision in</w:t>
       </w:r>
       <w:r>
         <w:t xml:space="preserve"> </w:t>
@@ -3674,13 +3606,7 @@
         <w:t xml:space="preserve"> </w:t>
       </w:r>
       <w:r>
-        <w:t xml:space="preserve">is still good law because its analysis was rooted in text, history, and tradition, argues that the district court got this right. Appellees’ Br. (“A.B”) 16</w:t>
-      </w:r>
-      <w:r>
-        <w:noBreakHyphen/>
-      </w:r>
-      <w:r>
-        <w:t xml:space="preserve">17 (discussing</w:t>
+        <w:t xml:space="preserve">is still good law because its analysis was rooted in text, history, and tradition, argues that the district court got this right. Appellees’ Br. (“A.B”) 16-⁠17 (discussing</w:t>
       </w:r>
       <w:r>
         <w:t xml:space="preserve"> </w:t>
@@ -3714,13 +3640,7 @@
         <w:t xml:space="preserve">Teixeira</w:t>
       </w:r>
       <w:r>
-        <w:t xml:space="preserve">’s textual and history analysis was limited to its analysis of whether there is an independent right to sell firearms, not to whether there is a right to acquire them. 873 F.3d at 682</w:t>
-      </w:r>
-      <w:r>
-        <w:noBreakHyphen/>
-      </w:r>
-      <w:r>
-        <w:t xml:space="preserve">90.</w:t>
+        <w:t xml:space="preserve">’s textual and history analysis was limited to its analysis of whether there is an independent right to sell firearms, not to whether there is a right to acquire them. 873 F.3d at 682-⁠90.</w:t>
       </w:r>
       <w:r>
         <w:rPr>
@@ -3761,13 +3681,7 @@
         <w:t xml:space="preserve"> </w:t>
       </w:r>
       <w:r>
-        <w:t xml:space="preserve">at 678</w:t>
-      </w:r>
-      <w:r>
-        <w:noBreakHyphen/>
-      </w:r>
-      <w:r>
-        <w:t xml:space="preserve">81. But tests requiring plaintiffs to prove that a challenged law imposes some arbitrarily severe burden or “meaningful” restriction,</w:t>
+        <w:t xml:space="preserve">at 678-⁠81. But tests requiring plaintiffs to prove that a challenged law imposes some arbitrarily severe burden or “meaningful” restriction,</w:t>
       </w:r>
       <w:r>
         <w:t xml:space="preserve"> </w:t>
@@ -3842,13 +3756,7 @@
         <w:t xml:space="preserve">Bruen</w:t>
       </w:r>
       <w:r>
-        <w:t xml:space="preserve">, 142 S. Ct. at 2129</w:t>
-      </w:r>
-      <w:r>
-        <w:noBreakHyphen/>
-      </w:r>
-      <w:r>
-        <w:t xml:space="preserve">30 (discussing</w:t>
+        <w:t xml:space="preserve">, 142 S. Ct. at 2129-⁠30 (discussing</w:t>
       </w:r>
       <w:r>
         <w:t xml:space="preserve"> </w:t>
@@ -4023,13 +3931,7 @@
         <w:t xml:space="preserve">B&amp;L Orange Cnty.</w:t>
       </w:r>
       <w:r>
-        <w:t xml:space="preserve">, 2023 WL 7132054, *14</w:t>
-      </w:r>
-      <w:r>
-        <w:noBreakHyphen/>
-      </w:r>
-      <w:r>
-        <w:t xml:space="preserve">15. The</w:t>
+        <w:t xml:space="preserve">, 2023 WL 7132054, *14-⁠15. The</w:t>
       </w:r>
       <w:r>
         <w:t xml:space="preserve"> </w:t>
@@ -4121,19 +4023,7 @@
         <w:t xml:space="preserve"> </w:t>
       </w:r>
       <w:r>
-        <w:t xml:space="preserve">2-ER</w:t>
-      </w:r>
-      <w:r>
-        <w:noBreakHyphen/>
-      </w:r>
-      <w:r>
-        <w:t xml:space="preserve">135, 156</w:t>
-      </w:r>
-      <w:r>
-        <w:noBreakHyphen/>
-      </w:r>
-      <w:r>
-        <w:t xml:space="preserve">59;</w:t>
+        <w:t xml:space="preserve">2-ER-⁠135, 156-⁠59;</w:t>
       </w:r>
       <w:r>
         <w:t xml:space="preserve"> </w:t>
@@ -4156,49 +4046,7 @@
         <w:t xml:space="preserve">B&amp;L Orange Cnty.</w:t>
       </w:r>
       <w:r>
-        <w:t xml:space="preserve">, 2023 WL 7132054, *14</w:t>
-      </w:r>
-      <w:r>
-        <w:noBreakHyphen/>
-      </w:r>
-      <w:r>
-        <w:t xml:space="preserve">15. For instance, they allege that gun shows are different from gun stores because they are “cultural marketplaces,” 2-ER</w:t>
-      </w:r>
-      <w:r>
-        <w:noBreakHyphen/>
-      </w:r>
-      <w:r>
-        <w:t xml:space="preserve">157, where participants “exchange … products and ideas, knowledge, services, education, entertainment, and recreation,” 2-ER</w:t>
-      </w:r>
-      <w:r>
-        <w:noBreakHyphen/>
-      </w:r>
-      <w:r>
-        <w:t xml:space="preserve">156</w:t>
-      </w:r>
-      <w:r>
-        <w:noBreakHyphen/>
-      </w:r>
-      <w:r>
-        <w:t xml:space="preserve">57. In short, a gun show is a “celebration of America’s ‘gun culture’ that is a natural and essential outgrowth of the constitutional rights that flow from the Second Amendment.” 2-ER</w:t>
-      </w:r>
-      <w:r>
-        <w:noBreakHyphen/>
-      </w:r>
-      <w:r>
-        <w:t xml:space="preserve">156. Participating in that culture, not just exchanging guns for money, “is an important reason people attend B&amp;L gun shows.” 2-ER</w:t>
-      </w:r>
-      <w:r>
-        <w:noBreakHyphen/>
-      </w:r>
-      <w:r>
-        <w:t xml:space="preserve">158. Appellants also allege that they and many others attend gun shows “to exchange knowledge with experienced dealers and firearm enthusiasts that they cannot get anywhere else.” 2-ER</w:t>
-      </w:r>
-      <w:r>
-        <w:noBreakHyphen/>
-      </w:r>
-      <w:r>
-        <w:t xml:space="preserve">158 (emphasis added).</w:t>
+        <w:t xml:space="preserve">, 2023 WL 7132054, *14-⁠15. For instance, they allege that gun shows are different from gun stores because they are “cultural marketplaces,” 2-ER-⁠157, where participants “exchange … products and ideas, knowledge, services, education, entertainment, and recreation,” 2-ER-⁠156-⁠57. In short, a gun show is a “celebration of America’s ‘gun culture’ that is a natural and essential outgrowth of the constitutional rights that flow from the Second Amendment.” 2-ER-⁠156. Participating in that culture, not just exchanging guns for money, “is an important reason people attend B&amp;L gun shows.” 2-ER-⁠158. Appellants also allege that they and many others attend gun shows “to exchange knowledge with experienced dealers and firearm enthusiasts that they cannot get anywhere else.” 2-ER-⁠158 (emphasis added).</w:t>
       </w:r>
     </w:p>
     <w:p>
@@ -4206,13 +4054,7 @@
         <w:pStyle w:val="BodyText"/>
       </w:pPr>
       <w:r>
-        <w:t xml:space="preserve">And, Appellants claim, that “[b]ecause of its large size and unique urban location, the Fairgrounds is a unique, publicly owned venue. There is no other public or private venue of similar size in the area.” 2-ER</w:t>
-      </w:r>
-      <w:r>
-        <w:noBreakHyphen/>
-      </w:r>
-      <w:r>
-        <w:t xml:space="preserve">159. Similarly:</w:t>
+        <w:t xml:space="preserve">And, Appellants claim, that “[b]ecause of its large size and unique urban location, the Fairgrounds is a unique, publicly owned venue. There is no other public or private venue of similar size in the area.” 2-ER-⁠159. Similarly:</w:t>
       </w:r>
     </w:p>
     <w:p>
@@ -4220,13 +4062,7 @@
         <w:pStyle w:val="BlockText"/>
       </w:pPr>
       <w:r>
-        <w:t xml:space="preserve">Because California prohibits the building of similar venues within their districts as a way to prevent competition for available space, there are no venues in the area that offer comparable space and parking needed for gun show events. Plaintiff Crossroads has thus been unable to find a suitable alternate location to the Fairgrounds. 2-ER</w:t>
-      </w:r>
-      <w:r>
-        <w:noBreakHyphen/>
-      </w:r>
-      <w:r>
-        <w:t xml:space="preserve">175.</w:t>
+        <w:t xml:space="preserve">Because California prohibits the building of similar venues within their districts as a way to prevent competition for available space, there are no venues in the area that offer comparable space and parking needed for gun show events. Plaintiff Crossroads has thus been unable to find a suitable alternate location to the Fairgrounds. 2-ER-⁠175.</w:t>
       </w:r>
     </w:p>
     <w:p>
@@ -4651,9 +4487,7 @@
         <w:t xml:space="preserve">9th Cir. Case Number(s) </w:t>
       </w:r>
       <w:r>
-        <w:t xml:space="preserve">23</w:t>
-        <w:noBreakHyphen/>
-        <w:t xml:space="preserve">55431</w:t>
+        <w:t xml:space="preserve">23-⁠55431</w:t>
       </w:r>
     </w:p>
     <w:p>
@@ -4734,9 +4568,7 @@
         <w:t xml:space="preserve">No. </w:t>
       </w:r>
       <w:r>
-        <w:t xml:space="preserve">23</w:t>
-        <w:noBreakHyphen/>
-        <w:t xml:space="preserve">3793</w:t>
+        <w:t xml:space="preserve">23-⁠3793</w:t>
       </w:r>
       <w:r>
         <w:t xml:space="preserve">, </w:t>
@@ -5658,9 +5490,7 @@
         <w:t xml:space="preserve">9th Cir. Case Number(s) </w:t>
       </w:r>
       <w:r>
-        <w:t xml:space="preserve">23</w:t>
-        <w:noBreakHyphen/>
-        <w:t xml:space="preserve">55431</w:t>
+        <w:t xml:space="preserve">23-⁠55431</w:t>
       </w:r>
     </w:p>
     <w:p>
@@ -5678,7 +5508,7 @@
         <w:ind w:left="0"/>
       </w:pPr>
       <w:r>
-        <w:t xml:space="preserve">This brief contains 1,965 words, including 0 words manually counted in any visual images, and excluding the items exempted by FRAP 32(f). The brief’s type size and typeface comply with FRAP 32(a)(5) and (6).</w:t>
+        <w:t xml:space="preserve">This brief contains 1,965 words, including 0 words manually counted in any visual images, and excluding the items exempted by FRAP 32(f). The brief’s type size and typeface comply with FRAP 32(a)⁠(5) and (6).</w:t>
       </w:r>
     </w:p>
     <w:p>
@@ -5706,9 +5536,7 @@
         <w:tab/>
       </w:r>
       <w:r>
-        <w:t xml:space="preserve">complies with the word limit of Cir. R. 32</w:t>
-        <w:noBreakHyphen/>
-        <w:t xml:space="preserve">1.</w:t>
+        <w:t xml:space="preserve">complies with the word limit of Cir. R. 32-⁠1.</w:t>
       </w:r>
     </w:p>
     <w:p>
@@ -5727,9 +5555,7 @@
         <w:tab/>
       </w:r>
       <w:r>
-        <w:t xml:space="preserve">is a cross-appeal brief and complies with the word limit of Cir. R. 28.1</w:t>
-        <w:noBreakHyphen/>
-        <w:t xml:space="preserve">1.</w:t>
+        <w:t xml:space="preserve">is a cross-appeal brief and complies with the word limit of Cir. R. 28.1-⁠1.</w:t>
       </w:r>
     </w:p>
     <w:p>
@@ -5748,11 +5574,7 @@
         <w:tab/>
       </w:r>
       <w:r>
-        <w:t xml:space="preserve">is an amicus brief and complies with the word limit of FRAP 29(a)(5), Cir. R. 29</w:t>
-        <w:noBreakHyphen/>
-        <w:t xml:space="preserve">2(c)(2), or Cir. R. 29</w:t>
-        <w:noBreakHyphen/>
-        <w:t xml:space="preserve">2(c)(3).</w:t>
+        <w:t xml:space="preserve">is an amicus brief and complies with the word limit of FRAP 29(a)⁠(5), Cir. R. 29-⁠2(c)⁠(2), or Cir. R. 29-⁠2(c)⁠(3).</w:t>
       </w:r>
     </w:p>
     <w:p>
@@ -5771,9 +5593,7 @@
         <w:tab/>
       </w:r>
       <w:r>
-        <w:t xml:space="preserve">is for a death penalty case and complies with the word limit of Cir. R. 32</w:t>
-        <w:noBreakHyphen/>
-        <w:t xml:space="preserve">4.</w:t>
+        <w:t xml:space="preserve">is for a death penalty case and complies with the word limit of Cir. R. 32-⁠4.</w:t>
       </w:r>
     </w:p>
     <w:p>
@@ -5792,9 +5612,7 @@
         <w:tab/>
       </w:r>
       <w:r>
-        <w:t xml:space="preserve">complies with the longer length limit permitted by Cir. R. 32</w:t>
-        <w:noBreakHyphen/>
-        <w:t xml:space="preserve">2(b) because (select only one):</w:t>
+        <w:t xml:space="preserve">complies with the longer length limit permitted by Cir. R. 32-⁠2(b) because (select only one):</w:t>
       </w:r>
     </w:p>
     <w:p>
@@ -5908,9 +5726,7 @@
         <w:tab/>
       </w:r>
       <w:r>
-        <w:t xml:space="preserve">is accompanied by a motion to file a longer brief pursuant to Cir. R. 32</w:t>
-        <w:noBreakHyphen/>
-        <w:t xml:space="preserve">2(a).</w:t>
+        <w:t xml:space="preserve">is accompanied by a motion to file a longer brief pursuant to Cir. R. 32-⁠2(a).</w:t>
       </w:r>
     </w:p>
     <w:p>
@@ -6086,13 +5902,7 @@
         <w:t xml:space="preserve">Heller</w:t>
       </w:r>
       <w:r>
-        <w:t xml:space="preserve">, 554 U.S. at 617</w:t>
-      </w:r>
-      <w:r>
-        <w:noBreakHyphen/>
-      </w:r>
-      <w:r>
-        <w:t xml:space="preserve">18);</w:t>
+        <w:t xml:space="preserve">, 554 U.S. at 617-⁠18);</w:t>
       </w:r>
       <w:r>
         <w:t xml:space="preserve"> </w:t>
@@ -6105,13 +5915,7 @@
         <w:t xml:space="preserve">Boland v. Bonta</w:t>
       </w:r>
       <w:r>
-        <w:t xml:space="preserve">, No. 22</w:t>
-      </w:r>
-      <w:r>
-        <w:noBreakHyphen/>
-      </w:r>
-      <w:r>
-        <w:t xml:space="preserve">01421, 2023 WL 2588565, at *4 (C.D. Cal. Mar. 20, 2023) (preliminarily enjoining a California law preventing the “purchase [of] state-of-the-art handguns for self-defense” on Second Amendment grounds);</w:t>
+        <w:t xml:space="preserve">, No. 22-⁠01421, 2023 WL 2588565, at *4 (C.D. Cal. Mar. 20, 2023) (preliminarily enjoining a California law preventing the “purchase [of] state-of-the-art handguns for self-defense” on Second Amendment grounds);</w:t>
       </w:r>
       <w:r>
         <w:t xml:space="preserve"> </w:t>
@@ -6124,13 +5928,7 @@
         <w:t xml:space="preserve">Renna v. Bonta</w:t>
       </w:r>
       <w:r>
-        <w:t xml:space="preserve">, No. 20</w:t>
-      </w:r>
-      <w:r>
-        <w:noBreakHyphen/>
-      </w:r>
-      <w:r>
-        <w:t xml:space="preserve">2190, 2023 WL 2846937 (S.D. Cal. April 3, 2023) (similar).</w:t>
+        <w:t xml:space="preserve">, No. 20-⁠2190, 2023 WL 2846937 (S.D. Cal. April 3, 2023) (similar).</w:t>
       </w:r>
     </w:p>
   </w:footnote>
@@ -6178,13 +5976,7 @@
         <w:t xml:space="preserve">Does the Second Amendment Protect Firearms Commerce?</w:t>
       </w:r>
       <w:r>
-        <w:t xml:space="preserve">, 127 Harv. L. Rev. F. 230, 234</w:t>
-      </w:r>
-      <w:r>
-        <w:noBreakHyphen/>
-      </w:r>
-      <w:r>
-        <w:t xml:space="preserve">35 (2014). That is not to say that no regulation on such conduct can survive judicial scrutiny. To be sure,</w:t>
+        <w:t xml:space="preserve">, 127 Harv. L. Rev. F. 230, 234-⁠35 (2014). That is not to say that no regulation on such conduct can survive judicial scrutiny. To be sure,</w:t>
       </w:r>
       <w:r>
         <w:t xml:space="preserve"> </w:t>
@@ -6200,13 +5992,7 @@
         <w:t xml:space="preserve"> </w:t>
       </w:r>
       <w:r>
-        <w:t xml:space="preserve">acknowledged the presumptive validity of at least some “laws imposing conditions and qualifications on the commercial sale of firearms.” 554 U.S. at 626</w:t>
-      </w:r>
-      <w:r>
-        <w:noBreakHyphen/>
-      </w:r>
-      <w:r>
-        <w:t xml:space="preserve">27. But, “to uphold the constitutionality of a law imposing a condition on the commercial sale of firearms, a court necessarily must examine the nature and extent of the imposed condition.”</w:t>
+        <w:t xml:space="preserve">acknowledged the presumptive validity of at least some “laws imposing conditions and qualifications on the commercial sale of firearms.” 554 U.S. at 626-⁠27. But, “to uphold the constitutionality of a law imposing a condition on the commercial sale of firearms, a court necessarily must examine the nature and extent of the imposed condition.”</w:t>
       </w:r>
       <w:r>
         <w:t xml:space="preserve"> </w:t>
